--- a/docs/tables/entire/sec4_anemia_2.docx
+++ b/docs/tables/entire/sec4_anemia_2.docx
@@ -1103,7 +1103,7 @@
                 <w:szCs w:val="22"/>
                 <w:color w:val="000000"/>
               </w:rPr>
-              <w:t xml:space="preserve">1.23</w:t>
+              <w:t xml:space="preserve">1.22</w:t>
             </w:r>
           </w:p>
         </w:tc>
@@ -1480,7 +1480,7 @@
                 <w:szCs w:val="22"/>
                 <w:color w:val="000000"/>
               </w:rPr>
-              <w:t xml:space="preserve">0.098</w:t>
+              <w:t xml:space="preserve">0.064</w:t>
             </w:r>
           </w:p>
         </w:tc>
@@ -1639,60 +1639,60 @@
                 <w:szCs w:val="22"/>
                 <w:color w:val="000000"/>
               </w:rPr>
-              <w:t xml:space="preserve">1.0, 1.02</w:t>
-            </w:r>
-          </w:p>
-        </w:tc>
-        <w:tc>
-          <w:tcPr>
-            <w:tcBorders>
-              <w:bottom w:val="none" w:sz="0" w:space="0" w:color="000000"/>
-              <w:top w:val="none" w:sz="0" w:space="0" w:color="000000"/>
-              <w:left w:val="none" w:sz="0" w:space="0" w:color="000000"/>
-              <w:right w:val="none" w:sz="0" w:space="0" w:color="000000"/>
-            </w:tcBorders>
-            <w:shd w:val="clear" w:color="auto" w:fill="FFFFFF"/>
-            <w:tcMar>
-              <w:top w:w="0" w:type="dxa"/>
-              <w:bottom w:w="0" w:type="dxa"/>
-              <w:left w:w="0" w:type="dxa"/>
-              <w:right w:w="0" w:type="dxa"/>
-            </w:tcMar>
-            <w:vAlign w:val="top"/>
-          </w:tcPr>
-          <w:p>
-            <w:pPr>
-              <w:pStyle w:val="Normal"/>
-              <w:jc w:val="center"/>
-              <w:pBdr>
-                <w:bottom w:val="none" w:sz="0" w:space="0" w:color="000000"/>
-                <w:top w:val="none" w:sz="0" w:space="0" w:color="000000"/>
-                <w:left w:val="none" w:sz="0" w:space="0" w:color="000000"/>
-                <w:right w:val="none" w:sz="0" w:space="0" w:color="000000"/>
-              </w:pBdr>
-              <w:spacing w:after="100" w:before="100" w:line="240"/>
-              <w:ind w:left="100" w:right="100" w:firstLine="0" w:firstLineChars="0"/>
-              <w:rPr>
-                <w:rFonts w:ascii="Helvetica" w:hAnsi="Helvetica" w:eastAsia="Helvetica" w:cs="Helvetica"/>
-                <w:i w:val="false"/>
-                <w:b w:val="false"/>
-                <w:u w:val="none"/>
-                <w:sz w:val="22"/>
-                <w:szCs w:val="22"/>
-                <w:color w:val="000000"/>
-              </w:rPr>
-            </w:pPr>
-            <w:r>
-              <w:rPr>
-                <w:rFonts w:ascii="Helvetica" w:hAnsi="Helvetica" w:eastAsia="Helvetica" w:cs="Helvetica"/>
-                <w:i w:val="false"/>
-                <w:b w:val="false"/>
-                <w:u w:val="none"/>
-                <w:sz w:val="22"/>
-                <w:szCs w:val="22"/>
-                <w:color w:val="000000"/>
-              </w:rPr>
-              <w:t xml:space="preserve">0.290</w:t>
+              <w:t xml:space="preserve">1.00, 1.02</w:t>
+            </w:r>
+          </w:p>
+        </w:tc>
+        <w:tc>
+          <w:tcPr>
+            <w:tcBorders>
+              <w:bottom w:val="none" w:sz="0" w:space="0" w:color="000000"/>
+              <w:top w:val="none" w:sz="0" w:space="0" w:color="000000"/>
+              <w:left w:val="none" w:sz="0" w:space="0" w:color="000000"/>
+              <w:right w:val="none" w:sz="0" w:space="0" w:color="000000"/>
+            </w:tcBorders>
+            <w:shd w:val="clear" w:color="auto" w:fill="FFFFFF"/>
+            <w:tcMar>
+              <w:top w:w="0" w:type="dxa"/>
+              <w:bottom w:w="0" w:type="dxa"/>
+              <w:left w:w="0" w:type="dxa"/>
+              <w:right w:w="0" w:type="dxa"/>
+            </w:tcMar>
+            <w:vAlign w:val="top"/>
+          </w:tcPr>
+          <w:p>
+            <w:pPr>
+              <w:pStyle w:val="Normal"/>
+              <w:jc w:val="center"/>
+              <w:pBdr>
+                <w:bottom w:val="none" w:sz="0" w:space="0" w:color="000000"/>
+                <w:top w:val="none" w:sz="0" w:space="0" w:color="000000"/>
+                <w:left w:val="none" w:sz="0" w:space="0" w:color="000000"/>
+                <w:right w:val="none" w:sz="0" w:space="0" w:color="000000"/>
+              </w:pBdr>
+              <w:spacing w:after="100" w:before="100" w:line="240"/>
+              <w:ind w:left="100" w:right="100" w:firstLine="0" w:firstLineChars="0"/>
+              <w:rPr>
+                <w:rFonts w:ascii="Helvetica" w:hAnsi="Helvetica" w:eastAsia="Helvetica" w:cs="Helvetica"/>
+                <w:i w:val="false"/>
+                <w:b w:val="false"/>
+                <w:u w:val="none"/>
+                <w:sz w:val="22"/>
+                <w:szCs w:val="22"/>
+                <w:color w:val="000000"/>
+              </w:rPr>
+            </w:pPr>
+            <w:r>
+              <w:rPr>
+                <w:rFonts w:ascii="Helvetica" w:hAnsi="Helvetica" w:eastAsia="Helvetica" w:cs="Helvetica"/>
+                <w:i w:val="false"/>
+                <w:b w:val="false"/>
+                <w:u w:val="none"/>
+                <w:sz w:val="22"/>
+                <w:szCs w:val="22"/>
+                <w:color w:val="000000"/>
+              </w:rPr>
+              <w:t xml:space="preserve">0.260</w:t>
             </w:r>
           </w:p>
         </w:tc>
@@ -2823,113 +2823,113 @@
                 <w:szCs w:val="22"/>
                 <w:color w:val="000000"/>
               </w:rPr>
-              <w:t xml:space="preserve">0.88</w:t>
-            </w:r>
-          </w:p>
-        </w:tc>
-        <w:tc>
-          <w:tcPr>
-            <w:tcBorders>
-              <w:bottom w:val="none" w:sz="0" w:space="0" w:color="000000"/>
-              <w:top w:val="none" w:sz="0" w:space="0" w:color="000000"/>
-              <w:left w:val="none" w:sz="0" w:space="0" w:color="000000"/>
-              <w:right w:val="none" w:sz="0" w:space="0" w:color="000000"/>
-            </w:tcBorders>
-            <w:shd w:val="clear" w:color="auto" w:fill="FFFFFF"/>
-            <w:tcMar>
-              <w:top w:w="0" w:type="dxa"/>
-              <w:bottom w:w="0" w:type="dxa"/>
-              <w:left w:w="0" w:type="dxa"/>
-              <w:right w:w="0" w:type="dxa"/>
-            </w:tcMar>
-            <w:vAlign w:val="top"/>
-          </w:tcPr>
-          <w:p>
-            <w:pPr>
-              <w:pStyle w:val="Normal"/>
-              <w:jc w:val="center"/>
-              <w:pBdr>
-                <w:bottom w:val="none" w:sz="0" w:space="0" w:color="000000"/>
-                <w:top w:val="none" w:sz="0" w:space="0" w:color="000000"/>
-                <w:left w:val="none" w:sz="0" w:space="0" w:color="000000"/>
-                <w:right w:val="none" w:sz="0" w:space="0" w:color="000000"/>
-              </w:pBdr>
-              <w:spacing w:after="100" w:before="100" w:line="240"/>
-              <w:ind w:left="100" w:right="100" w:firstLine="0" w:firstLineChars="0"/>
-              <w:rPr>
-                <w:rFonts w:ascii="Helvetica" w:hAnsi="Helvetica" w:eastAsia="Helvetica" w:cs="Helvetica"/>
-                <w:i w:val="false"/>
-                <w:b w:val="false"/>
-                <w:u w:val="none"/>
-                <w:sz w:val="22"/>
-                <w:szCs w:val="22"/>
-                <w:color w:val="000000"/>
-              </w:rPr>
-            </w:pPr>
-            <w:r>
-              <w:rPr>
-                <w:rFonts w:ascii="Helvetica" w:hAnsi="Helvetica" w:eastAsia="Helvetica" w:cs="Helvetica"/>
-                <w:i w:val="false"/>
-                <w:b w:val="false"/>
-                <w:u w:val="none"/>
-                <w:sz w:val="22"/>
-                <w:szCs w:val="22"/>
-                <w:color w:val="000000"/>
-              </w:rPr>
-              <w:t xml:space="preserve">0.73, 1.06</w:t>
-            </w:r>
-          </w:p>
-        </w:tc>
-        <w:tc>
-          <w:tcPr>
-            <w:tcBorders>
-              <w:bottom w:val="none" w:sz="0" w:space="0" w:color="000000"/>
-              <w:top w:val="none" w:sz="0" w:space="0" w:color="000000"/>
-              <w:left w:val="none" w:sz="0" w:space="0" w:color="000000"/>
-              <w:right w:val="none" w:sz="0" w:space="0" w:color="000000"/>
-            </w:tcBorders>
-            <w:shd w:val="clear" w:color="auto" w:fill="FFFFFF"/>
-            <w:tcMar>
-              <w:top w:w="0" w:type="dxa"/>
-              <w:bottom w:w="0" w:type="dxa"/>
-              <w:left w:w="0" w:type="dxa"/>
-              <w:right w:w="0" w:type="dxa"/>
-            </w:tcMar>
-            <w:vAlign w:val="top"/>
-          </w:tcPr>
-          <w:p>
-            <w:pPr>
-              <w:pStyle w:val="Normal"/>
-              <w:jc w:val="center"/>
-              <w:pBdr>
-                <w:bottom w:val="none" w:sz="0" w:space="0" w:color="000000"/>
-                <w:top w:val="none" w:sz="0" w:space="0" w:color="000000"/>
-                <w:left w:val="none" w:sz="0" w:space="0" w:color="000000"/>
-                <w:right w:val="none" w:sz="0" w:space="0" w:color="000000"/>
-              </w:pBdr>
-              <w:spacing w:after="100" w:before="100" w:line="240"/>
-              <w:ind w:left="100" w:right="100" w:firstLine="0" w:firstLineChars="0"/>
-              <w:rPr>
-                <w:rFonts w:ascii="Helvetica" w:hAnsi="Helvetica" w:eastAsia="Helvetica" w:cs="Helvetica"/>
-                <w:i w:val="false"/>
-                <w:b w:val="false"/>
-                <w:u w:val="none"/>
-                <w:sz w:val="22"/>
-                <w:szCs w:val="22"/>
-                <w:color w:val="000000"/>
-              </w:rPr>
-            </w:pPr>
-            <w:r>
-              <w:rPr>
-                <w:rFonts w:ascii="Helvetica" w:hAnsi="Helvetica" w:eastAsia="Helvetica" w:cs="Helvetica"/>
-                <w:i w:val="false"/>
-                <w:b w:val="false"/>
-                <w:u w:val="none"/>
-                <w:sz w:val="22"/>
-                <w:szCs w:val="22"/>
-                <w:color w:val="000000"/>
-              </w:rPr>
-              <w:t xml:space="preserve">0.180</w:t>
+              <w:t xml:space="preserve">0.87</w:t>
+            </w:r>
+          </w:p>
+        </w:tc>
+        <w:tc>
+          <w:tcPr>
+            <w:tcBorders>
+              <w:bottom w:val="none" w:sz="0" w:space="0" w:color="000000"/>
+              <w:top w:val="none" w:sz="0" w:space="0" w:color="000000"/>
+              <w:left w:val="none" w:sz="0" w:space="0" w:color="000000"/>
+              <w:right w:val="none" w:sz="0" w:space="0" w:color="000000"/>
+            </w:tcBorders>
+            <w:shd w:val="clear" w:color="auto" w:fill="FFFFFF"/>
+            <w:tcMar>
+              <w:top w:w="0" w:type="dxa"/>
+              <w:bottom w:w="0" w:type="dxa"/>
+              <w:left w:w="0" w:type="dxa"/>
+              <w:right w:w="0" w:type="dxa"/>
+            </w:tcMar>
+            <w:vAlign w:val="top"/>
+          </w:tcPr>
+          <w:p>
+            <w:pPr>
+              <w:pStyle w:val="Normal"/>
+              <w:jc w:val="center"/>
+              <w:pBdr>
+                <w:bottom w:val="none" w:sz="0" w:space="0" w:color="000000"/>
+                <w:top w:val="none" w:sz="0" w:space="0" w:color="000000"/>
+                <w:left w:val="none" w:sz="0" w:space="0" w:color="000000"/>
+                <w:right w:val="none" w:sz="0" w:space="0" w:color="000000"/>
+              </w:pBdr>
+              <w:spacing w:after="100" w:before="100" w:line="240"/>
+              <w:ind w:left="100" w:right="100" w:firstLine="0" w:firstLineChars="0"/>
+              <w:rPr>
+                <w:rFonts w:ascii="Helvetica" w:hAnsi="Helvetica" w:eastAsia="Helvetica" w:cs="Helvetica"/>
+                <w:i w:val="false"/>
+                <w:b w:val="false"/>
+                <w:u w:val="none"/>
+                <w:sz w:val="22"/>
+                <w:szCs w:val="22"/>
+                <w:color w:val="000000"/>
+              </w:rPr>
+            </w:pPr>
+            <w:r>
+              <w:rPr>
+                <w:rFonts w:ascii="Helvetica" w:hAnsi="Helvetica" w:eastAsia="Helvetica" w:cs="Helvetica"/>
+                <w:i w:val="false"/>
+                <w:b w:val="false"/>
+                <w:u w:val="none"/>
+                <w:sz w:val="22"/>
+                <w:szCs w:val="22"/>
+                <w:color w:val="000000"/>
+              </w:rPr>
+              <w:t xml:space="preserve">0.72, 1.06</w:t>
+            </w:r>
+          </w:p>
+        </w:tc>
+        <w:tc>
+          <w:tcPr>
+            <w:tcBorders>
+              <w:bottom w:val="none" w:sz="0" w:space="0" w:color="000000"/>
+              <w:top w:val="none" w:sz="0" w:space="0" w:color="000000"/>
+              <w:left w:val="none" w:sz="0" w:space="0" w:color="000000"/>
+              <w:right w:val="none" w:sz="0" w:space="0" w:color="000000"/>
+            </w:tcBorders>
+            <w:shd w:val="clear" w:color="auto" w:fill="FFFFFF"/>
+            <w:tcMar>
+              <w:top w:w="0" w:type="dxa"/>
+              <w:bottom w:w="0" w:type="dxa"/>
+              <w:left w:w="0" w:type="dxa"/>
+              <w:right w:w="0" w:type="dxa"/>
+            </w:tcMar>
+            <w:vAlign w:val="top"/>
+          </w:tcPr>
+          <w:p>
+            <w:pPr>
+              <w:pStyle w:val="Normal"/>
+              <w:jc w:val="center"/>
+              <w:pBdr>
+                <w:bottom w:val="none" w:sz="0" w:space="0" w:color="000000"/>
+                <w:top w:val="none" w:sz="0" w:space="0" w:color="000000"/>
+                <w:left w:val="none" w:sz="0" w:space="0" w:color="000000"/>
+                <w:right w:val="none" w:sz="0" w:space="0" w:color="000000"/>
+              </w:pBdr>
+              <w:spacing w:after="100" w:before="100" w:line="240"/>
+              <w:ind w:left="100" w:right="100" w:firstLine="0" w:firstLineChars="0"/>
+              <w:rPr>
+                <w:rFonts w:ascii="Helvetica" w:hAnsi="Helvetica" w:eastAsia="Helvetica" w:cs="Helvetica"/>
+                <w:i w:val="false"/>
+                <w:b w:val="false"/>
+                <w:u w:val="none"/>
+                <w:sz w:val="22"/>
+                <w:szCs w:val="22"/>
+                <w:color w:val="000000"/>
+              </w:rPr>
+            </w:pPr>
+            <w:r>
+              <w:rPr>
+                <w:rFonts w:ascii="Helvetica" w:hAnsi="Helvetica" w:eastAsia="Helvetica" w:cs="Helvetica"/>
+                <w:i w:val="false"/>
+                <w:b w:val="false"/>
+                <w:u w:val="none"/>
+                <w:sz w:val="22"/>
+                <w:szCs w:val="22"/>
+                <w:color w:val="000000"/>
+              </w:rPr>
+              <w:t xml:space="preserve">0.160</w:t>
             </w:r>
           </w:p>
         </w:tc>
@@ -3141,7 +3141,7 @@
                 <w:szCs w:val="22"/>
                 <w:color w:val="000000"/>
               </w:rPr>
-              <w:t xml:space="preserve">0.022</w:t>
+              <w:t xml:space="preserve">0.021</w:t>
             </w:r>
           </w:p>
         </w:tc>
@@ -3624,7 +3624,7 @@
                 <w:szCs w:val="22"/>
                 <w:color w:val="000000"/>
               </w:rPr>
-              <w:t xml:space="preserve">0.470</w:t>
+              <w:t xml:space="preserve">0.510</w:t>
             </w:r>
           </w:p>
         </w:tc>
@@ -4755,113 +4755,113 @@
                 <w:szCs w:val="22"/>
                 <w:color w:val="000000"/>
               </w:rPr>
-              <w:t xml:space="preserve">1.29</w:t>
-            </w:r>
-          </w:p>
-        </w:tc>
-        <w:tc>
-          <w:tcPr>
-            <w:tcBorders>
-              <w:bottom w:val="none" w:sz="0" w:space="0" w:color="000000"/>
-              <w:top w:val="none" w:sz="0" w:space="0" w:color="000000"/>
-              <w:left w:val="none" w:sz="0" w:space="0" w:color="000000"/>
-              <w:right w:val="none" w:sz="0" w:space="0" w:color="000000"/>
-            </w:tcBorders>
-            <w:shd w:val="clear" w:color="auto" w:fill="FFFFFF"/>
-            <w:tcMar>
-              <w:top w:w="0" w:type="dxa"/>
-              <w:bottom w:w="0" w:type="dxa"/>
-              <w:left w:w="0" w:type="dxa"/>
-              <w:right w:w="0" w:type="dxa"/>
-            </w:tcMar>
-            <w:vAlign w:val="top"/>
-          </w:tcPr>
-          <w:p>
-            <w:pPr>
-              <w:pStyle w:val="Normal"/>
-              <w:jc w:val="center"/>
-              <w:pBdr>
-                <w:bottom w:val="none" w:sz="0" w:space="0" w:color="000000"/>
-                <w:top w:val="none" w:sz="0" w:space="0" w:color="000000"/>
-                <w:left w:val="none" w:sz="0" w:space="0" w:color="000000"/>
-                <w:right w:val="none" w:sz="0" w:space="0" w:color="000000"/>
-              </w:pBdr>
-              <w:spacing w:after="100" w:before="100" w:line="240"/>
-              <w:ind w:left="100" w:right="100" w:firstLine="0" w:firstLineChars="0"/>
-              <w:rPr>
-                <w:rFonts w:ascii="Helvetica" w:hAnsi="Helvetica" w:eastAsia="Helvetica" w:cs="Helvetica"/>
-                <w:i w:val="false"/>
-                <w:b w:val="false"/>
-                <w:u w:val="none"/>
-                <w:sz w:val="22"/>
-                <w:szCs w:val="22"/>
-                <w:color w:val="000000"/>
-              </w:rPr>
-            </w:pPr>
-            <w:r>
-              <w:rPr>
-                <w:rFonts w:ascii="Helvetica" w:hAnsi="Helvetica" w:eastAsia="Helvetica" w:cs="Helvetica"/>
-                <w:i w:val="false"/>
-                <w:b w:val="false"/>
-                <w:u w:val="none"/>
-                <w:sz w:val="22"/>
-                <w:szCs w:val="22"/>
-                <w:color w:val="000000"/>
-              </w:rPr>
-              <w:t xml:space="preserve">1.07, 1.56</w:t>
-            </w:r>
-          </w:p>
-        </w:tc>
-        <w:tc>
-          <w:tcPr>
-            <w:tcBorders>
-              <w:bottom w:val="none" w:sz="0" w:space="0" w:color="000000"/>
-              <w:top w:val="none" w:sz="0" w:space="0" w:color="000000"/>
-              <w:left w:val="none" w:sz="0" w:space="0" w:color="000000"/>
-              <w:right w:val="none" w:sz="0" w:space="0" w:color="000000"/>
-            </w:tcBorders>
-            <w:shd w:val="clear" w:color="auto" w:fill="FFFFFF"/>
-            <w:tcMar>
-              <w:top w:w="0" w:type="dxa"/>
-              <w:bottom w:w="0" w:type="dxa"/>
-              <w:left w:w="0" w:type="dxa"/>
-              <w:right w:w="0" w:type="dxa"/>
-            </w:tcMar>
-            <w:vAlign w:val="top"/>
-          </w:tcPr>
-          <w:p>
-            <w:pPr>
-              <w:pStyle w:val="Normal"/>
-              <w:jc w:val="center"/>
-              <w:pBdr>
-                <w:bottom w:val="none" w:sz="0" w:space="0" w:color="000000"/>
-                <w:top w:val="none" w:sz="0" w:space="0" w:color="000000"/>
-                <w:left w:val="none" w:sz="0" w:space="0" w:color="000000"/>
-                <w:right w:val="none" w:sz="0" w:space="0" w:color="000000"/>
-              </w:pBdr>
-              <w:spacing w:after="100" w:before="100" w:line="240"/>
-              <w:ind w:left="100" w:right="100" w:firstLine="0" w:firstLineChars="0"/>
-              <w:rPr>
-                <w:rFonts w:ascii="Helvetica" w:hAnsi="Helvetica" w:eastAsia="Helvetica" w:cs="Helvetica"/>
-                <w:i w:val="false"/>
-                <w:b w:val="false"/>
-                <w:u w:val="none"/>
-                <w:sz w:val="22"/>
-                <w:szCs w:val="22"/>
-                <w:color w:val="000000"/>
-              </w:rPr>
-            </w:pPr>
-            <w:r>
-              <w:rPr>
-                <w:rFonts w:ascii="Helvetica" w:hAnsi="Helvetica" w:eastAsia="Helvetica" w:cs="Helvetica"/>
-                <w:i w:val="false"/>
-                <w:b w:val="false"/>
-                <w:u w:val="none"/>
-                <w:sz w:val="22"/>
-                <w:szCs w:val="22"/>
-                <w:color w:val="000000"/>
-              </w:rPr>
-              <w:t xml:space="preserve">0.008</w:t>
+              <w:t xml:space="preserve">1.30</w:t>
+            </w:r>
+          </w:p>
+        </w:tc>
+        <w:tc>
+          <w:tcPr>
+            <w:tcBorders>
+              <w:bottom w:val="none" w:sz="0" w:space="0" w:color="000000"/>
+              <w:top w:val="none" w:sz="0" w:space="0" w:color="000000"/>
+              <w:left w:val="none" w:sz="0" w:space="0" w:color="000000"/>
+              <w:right w:val="none" w:sz="0" w:space="0" w:color="000000"/>
+            </w:tcBorders>
+            <w:shd w:val="clear" w:color="auto" w:fill="FFFFFF"/>
+            <w:tcMar>
+              <w:top w:w="0" w:type="dxa"/>
+              <w:bottom w:w="0" w:type="dxa"/>
+              <w:left w:w="0" w:type="dxa"/>
+              <w:right w:w="0" w:type="dxa"/>
+            </w:tcMar>
+            <w:vAlign w:val="top"/>
+          </w:tcPr>
+          <w:p>
+            <w:pPr>
+              <w:pStyle w:val="Normal"/>
+              <w:jc w:val="center"/>
+              <w:pBdr>
+                <w:bottom w:val="none" w:sz="0" w:space="0" w:color="000000"/>
+                <w:top w:val="none" w:sz="0" w:space="0" w:color="000000"/>
+                <w:left w:val="none" w:sz="0" w:space="0" w:color="000000"/>
+                <w:right w:val="none" w:sz="0" w:space="0" w:color="000000"/>
+              </w:pBdr>
+              <w:spacing w:after="100" w:before="100" w:line="240"/>
+              <w:ind w:left="100" w:right="100" w:firstLine="0" w:firstLineChars="0"/>
+              <w:rPr>
+                <w:rFonts w:ascii="Helvetica" w:hAnsi="Helvetica" w:eastAsia="Helvetica" w:cs="Helvetica"/>
+                <w:i w:val="false"/>
+                <w:b w:val="false"/>
+                <w:u w:val="none"/>
+                <w:sz w:val="22"/>
+                <w:szCs w:val="22"/>
+                <w:color w:val="000000"/>
+              </w:rPr>
+            </w:pPr>
+            <w:r>
+              <w:rPr>
+                <w:rFonts w:ascii="Helvetica" w:hAnsi="Helvetica" w:eastAsia="Helvetica" w:cs="Helvetica"/>
+                <w:i w:val="false"/>
+                <w:b w:val="false"/>
+                <w:u w:val="none"/>
+                <w:sz w:val="22"/>
+                <w:szCs w:val="22"/>
+                <w:color w:val="000000"/>
+              </w:rPr>
+              <w:t xml:space="preserve">1.08, 1.57</w:t>
+            </w:r>
+          </w:p>
+        </w:tc>
+        <w:tc>
+          <w:tcPr>
+            <w:tcBorders>
+              <w:bottom w:val="none" w:sz="0" w:space="0" w:color="000000"/>
+              <w:top w:val="none" w:sz="0" w:space="0" w:color="000000"/>
+              <w:left w:val="none" w:sz="0" w:space="0" w:color="000000"/>
+              <w:right w:val="none" w:sz="0" w:space="0" w:color="000000"/>
+            </w:tcBorders>
+            <w:shd w:val="clear" w:color="auto" w:fill="FFFFFF"/>
+            <w:tcMar>
+              <w:top w:w="0" w:type="dxa"/>
+              <w:bottom w:w="0" w:type="dxa"/>
+              <w:left w:w="0" w:type="dxa"/>
+              <w:right w:w="0" w:type="dxa"/>
+            </w:tcMar>
+            <w:vAlign w:val="top"/>
+          </w:tcPr>
+          <w:p>
+            <w:pPr>
+              <w:pStyle w:val="Normal"/>
+              <w:jc w:val="center"/>
+              <w:pBdr>
+                <w:bottom w:val="none" w:sz="0" w:space="0" w:color="000000"/>
+                <w:top w:val="none" w:sz="0" w:space="0" w:color="000000"/>
+                <w:left w:val="none" w:sz="0" w:space="0" w:color="000000"/>
+                <w:right w:val="none" w:sz="0" w:space="0" w:color="000000"/>
+              </w:pBdr>
+              <w:spacing w:after="100" w:before="100" w:line="240"/>
+              <w:ind w:left="100" w:right="100" w:firstLine="0" w:firstLineChars="0"/>
+              <w:rPr>
+                <w:rFonts w:ascii="Helvetica" w:hAnsi="Helvetica" w:eastAsia="Helvetica" w:cs="Helvetica"/>
+                <w:i w:val="false"/>
+                <w:b w:val="false"/>
+                <w:u w:val="none"/>
+                <w:sz w:val="22"/>
+                <w:szCs w:val="22"/>
+                <w:color w:val="000000"/>
+              </w:rPr>
+            </w:pPr>
+            <w:r>
+              <w:rPr>
+                <w:rFonts w:ascii="Helvetica" w:hAnsi="Helvetica" w:eastAsia="Helvetica" w:cs="Helvetica"/>
+                <w:i w:val="false"/>
+                <w:b w:val="false"/>
+                <w:u w:val="none"/>
+                <w:sz w:val="22"/>
+                <w:szCs w:val="22"/>
+                <w:color w:val="000000"/>
+              </w:rPr>
+              <w:t xml:space="preserve">0.006</w:t>
             </w:r>
           </w:p>
         </w:tc>
@@ -4967,7 +4967,7 @@
                 <w:szCs w:val="22"/>
                 <w:color w:val="000000"/>
               </w:rPr>
-              <w:t xml:space="preserve">0.95</w:t>
+              <w:t xml:space="preserve">0.96</w:t>
             </w:r>
           </w:p>
         </w:tc>
@@ -5073,7 +5073,7 @@
                 <w:szCs w:val="22"/>
                 <w:color w:val="000000"/>
               </w:rPr>
-              <w:t xml:space="preserve">0.670</w:t>
+              <w:t xml:space="preserve">0.710</w:t>
             </w:r>
           </w:p>
         </w:tc>
@@ -6257,7 +6257,7 @@
                 <w:szCs w:val="22"/>
                 <w:color w:val="000000"/>
               </w:rPr>
-              <w:t xml:space="preserve">1.15, 2.25</w:t>
+              <w:t xml:space="preserve">1.15, 2.26</w:t>
             </w:r>
           </w:p>
         </w:tc>
@@ -6416,113 +6416,113 @@
                 <w:szCs w:val="22"/>
                 <w:color w:val="000000"/>
               </w:rPr>
-              <w:t xml:space="preserve">1.99</w:t>
-            </w:r>
-          </w:p>
-        </w:tc>
-        <w:tc>
-          <w:tcPr>
-            <w:tcBorders>
-              <w:bottom w:val="none" w:sz="0" w:space="0" w:color="000000"/>
-              <w:top w:val="none" w:sz="0" w:space="0" w:color="000000"/>
-              <w:left w:val="none" w:sz="0" w:space="0" w:color="000000"/>
-              <w:right w:val="none" w:sz="0" w:space="0" w:color="000000"/>
-            </w:tcBorders>
-            <w:shd w:val="clear" w:color="auto" w:fill="FFFFFF"/>
-            <w:tcMar>
-              <w:top w:w="0" w:type="dxa"/>
-              <w:bottom w:w="0" w:type="dxa"/>
-              <w:left w:w="0" w:type="dxa"/>
-              <w:right w:w="0" w:type="dxa"/>
-            </w:tcMar>
-            <w:vAlign w:val="top"/>
-          </w:tcPr>
-          <w:p>
-            <w:pPr>
-              <w:pStyle w:val="Normal"/>
-              <w:jc w:val="center"/>
-              <w:pBdr>
-                <w:bottom w:val="none" w:sz="0" w:space="0" w:color="000000"/>
-                <w:top w:val="none" w:sz="0" w:space="0" w:color="000000"/>
-                <w:left w:val="none" w:sz="0" w:space="0" w:color="000000"/>
-                <w:right w:val="none" w:sz="0" w:space="0" w:color="000000"/>
-              </w:pBdr>
-              <w:spacing w:after="100" w:before="100" w:line="240"/>
-              <w:ind w:left="100" w:right="100" w:firstLine="0" w:firstLineChars="0"/>
-              <w:rPr>
-                <w:rFonts w:ascii="Helvetica" w:hAnsi="Helvetica" w:eastAsia="Helvetica" w:cs="Helvetica"/>
-                <w:i w:val="false"/>
-                <w:b w:val="false"/>
-                <w:u w:val="none"/>
-                <w:sz w:val="22"/>
-                <w:szCs w:val="22"/>
-                <w:color w:val="000000"/>
-              </w:rPr>
-            </w:pPr>
-            <w:r>
-              <w:rPr>
-                <w:rFonts w:ascii="Helvetica" w:hAnsi="Helvetica" w:eastAsia="Helvetica" w:cs="Helvetica"/>
-                <w:i w:val="false"/>
-                <w:b w:val="false"/>
-                <w:u w:val="none"/>
-                <w:sz w:val="22"/>
-                <w:szCs w:val="22"/>
-                <w:color w:val="000000"/>
-              </w:rPr>
-              <w:t xml:space="preserve">1.17, 3.38</w:t>
-            </w:r>
-          </w:p>
-        </w:tc>
-        <w:tc>
-          <w:tcPr>
-            <w:tcBorders>
-              <w:bottom w:val="none" w:sz="0" w:space="0" w:color="000000"/>
-              <w:top w:val="none" w:sz="0" w:space="0" w:color="000000"/>
-              <w:left w:val="none" w:sz="0" w:space="0" w:color="000000"/>
-              <w:right w:val="none" w:sz="0" w:space="0" w:color="000000"/>
-            </w:tcBorders>
-            <w:shd w:val="clear" w:color="auto" w:fill="FFFFFF"/>
-            <w:tcMar>
-              <w:top w:w="0" w:type="dxa"/>
-              <w:bottom w:w="0" w:type="dxa"/>
-              <w:left w:w="0" w:type="dxa"/>
-              <w:right w:w="0" w:type="dxa"/>
-            </w:tcMar>
-            <w:vAlign w:val="top"/>
-          </w:tcPr>
-          <w:p>
-            <w:pPr>
-              <w:pStyle w:val="Normal"/>
-              <w:jc w:val="center"/>
-              <w:pBdr>
-                <w:bottom w:val="none" w:sz="0" w:space="0" w:color="000000"/>
-                <w:top w:val="none" w:sz="0" w:space="0" w:color="000000"/>
-                <w:left w:val="none" w:sz="0" w:space="0" w:color="000000"/>
-                <w:right w:val="none" w:sz="0" w:space="0" w:color="000000"/>
-              </w:pBdr>
-              <w:spacing w:after="100" w:before="100" w:line="240"/>
-              <w:ind w:left="100" w:right="100" w:firstLine="0" w:firstLineChars="0"/>
-              <w:rPr>
-                <w:rFonts w:ascii="Helvetica" w:hAnsi="Helvetica" w:eastAsia="Helvetica" w:cs="Helvetica"/>
-                <w:i w:val="false"/>
-                <w:b w:val="false"/>
-                <w:u w:val="none"/>
-                <w:sz w:val="22"/>
-                <w:szCs w:val="22"/>
-                <w:color w:val="000000"/>
-              </w:rPr>
-            </w:pPr>
-            <w:r>
-              <w:rPr>
-                <w:rFonts w:ascii="Helvetica" w:hAnsi="Helvetica" w:eastAsia="Helvetica" w:cs="Helvetica"/>
-                <w:i w:val="false"/>
-                <w:b w:val="false"/>
-                <w:u w:val="none"/>
-                <w:sz w:val="22"/>
-                <w:szCs w:val="22"/>
-                <w:color w:val="000000"/>
-              </w:rPr>
-              <w:t xml:space="preserve">0.011</w:t>
+              <w:t xml:space="preserve">2.05</w:t>
+            </w:r>
+          </w:p>
+        </w:tc>
+        <w:tc>
+          <w:tcPr>
+            <w:tcBorders>
+              <w:bottom w:val="none" w:sz="0" w:space="0" w:color="000000"/>
+              <w:top w:val="none" w:sz="0" w:space="0" w:color="000000"/>
+              <w:left w:val="none" w:sz="0" w:space="0" w:color="000000"/>
+              <w:right w:val="none" w:sz="0" w:space="0" w:color="000000"/>
+            </w:tcBorders>
+            <w:shd w:val="clear" w:color="auto" w:fill="FFFFFF"/>
+            <w:tcMar>
+              <w:top w:w="0" w:type="dxa"/>
+              <w:bottom w:w="0" w:type="dxa"/>
+              <w:left w:w="0" w:type="dxa"/>
+              <w:right w:w="0" w:type="dxa"/>
+            </w:tcMar>
+            <w:vAlign w:val="top"/>
+          </w:tcPr>
+          <w:p>
+            <w:pPr>
+              <w:pStyle w:val="Normal"/>
+              <w:jc w:val="center"/>
+              <w:pBdr>
+                <w:bottom w:val="none" w:sz="0" w:space="0" w:color="000000"/>
+                <w:top w:val="none" w:sz="0" w:space="0" w:color="000000"/>
+                <w:left w:val="none" w:sz="0" w:space="0" w:color="000000"/>
+                <w:right w:val="none" w:sz="0" w:space="0" w:color="000000"/>
+              </w:pBdr>
+              <w:spacing w:after="100" w:before="100" w:line="240"/>
+              <w:ind w:left="100" w:right="100" w:firstLine="0" w:firstLineChars="0"/>
+              <w:rPr>
+                <w:rFonts w:ascii="Helvetica" w:hAnsi="Helvetica" w:eastAsia="Helvetica" w:cs="Helvetica"/>
+                <w:i w:val="false"/>
+                <w:b w:val="false"/>
+                <w:u w:val="none"/>
+                <w:sz w:val="22"/>
+                <w:szCs w:val="22"/>
+                <w:color w:val="000000"/>
+              </w:rPr>
+            </w:pPr>
+            <w:r>
+              <w:rPr>
+                <w:rFonts w:ascii="Helvetica" w:hAnsi="Helvetica" w:eastAsia="Helvetica" w:cs="Helvetica"/>
+                <w:i w:val="false"/>
+                <w:b w:val="false"/>
+                <w:u w:val="none"/>
+                <w:sz w:val="22"/>
+                <w:szCs w:val="22"/>
+                <w:color w:val="000000"/>
+              </w:rPr>
+              <w:t xml:space="preserve">1.21, 3.49</w:t>
+            </w:r>
+          </w:p>
+        </w:tc>
+        <w:tc>
+          <w:tcPr>
+            <w:tcBorders>
+              <w:bottom w:val="none" w:sz="0" w:space="0" w:color="000000"/>
+              <w:top w:val="none" w:sz="0" w:space="0" w:color="000000"/>
+              <w:left w:val="none" w:sz="0" w:space="0" w:color="000000"/>
+              <w:right w:val="none" w:sz="0" w:space="0" w:color="000000"/>
+            </w:tcBorders>
+            <w:shd w:val="clear" w:color="auto" w:fill="FFFFFF"/>
+            <w:tcMar>
+              <w:top w:w="0" w:type="dxa"/>
+              <w:bottom w:w="0" w:type="dxa"/>
+              <w:left w:w="0" w:type="dxa"/>
+              <w:right w:w="0" w:type="dxa"/>
+            </w:tcMar>
+            <w:vAlign w:val="top"/>
+          </w:tcPr>
+          <w:p>
+            <w:pPr>
+              <w:pStyle w:val="Normal"/>
+              <w:jc w:val="center"/>
+              <w:pBdr>
+                <w:bottom w:val="none" w:sz="0" w:space="0" w:color="000000"/>
+                <w:top w:val="none" w:sz="0" w:space="0" w:color="000000"/>
+                <w:left w:val="none" w:sz="0" w:space="0" w:color="000000"/>
+                <w:right w:val="none" w:sz="0" w:space="0" w:color="000000"/>
+              </w:pBdr>
+              <w:spacing w:after="100" w:before="100" w:line="240"/>
+              <w:ind w:left="100" w:right="100" w:firstLine="0" w:firstLineChars="0"/>
+              <w:rPr>
+                <w:rFonts w:ascii="Helvetica" w:hAnsi="Helvetica" w:eastAsia="Helvetica" w:cs="Helvetica"/>
+                <w:i w:val="false"/>
+                <w:b w:val="false"/>
+                <w:u w:val="none"/>
+                <w:sz w:val="22"/>
+                <w:szCs w:val="22"/>
+                <w:color w:val="000000"/>
+              </w:rPr>
+            </w:pPr>
+            <w:r>
+              <w:rPr>
+                <w:rFonts w:ascii="Helvetica" w:hAnsi="Helvetica" w:eastAsia="Helvetica" w:cs="Helvetica"/>
+                <w:i w:val="false"/>
+                <w:b w:val="false"/>
+                <w:u w:val="none"/>
+                <w:sz w:val="22"/>
+                <w:szCs w:val="22"/>
+                <w:color w:val="000000"/>
+              </w:rPr>
+              <w:t xml:space="preserve">0.008</w:t>
             </w:r>
           </w:p>
         </w:tc>
@@ -6793,7 +6793,7 @@
                 <w:szCs w:val="22"/>
                 <w:color w:val="000000"/>
               </w:rPr>
-              <w:t xml:space="preserve">0.210</w:t>
+              <w:t xml:space="preserve">0.200</w:t>
             </w:r>
           </w:p>
         </w:tc>
@@ -6899,120 +6899,120 @@
                 <w:szCs w:val="22"/>
                 <w:color w:val="000000"/>
               </w:rPr>
-              <w:t xml:space="preserve">0.91</w:t>
-            </w:r>
-          </w:p>
-        </w:tc>
-        <w:tc>
-          <w:tcPr>
-            <w:tcBorders>
-              <w:bottom w:val="none" w:sz="0" w:space="0" w:color="000000"/>
-              <w:top w:val="none" w:sz="0" w:space="0" w:color="000000"/>
-              <w:left w:val="none" w:sz="0" w:space="0" w:color="000000"/>
-              <w:right w:val="none" w:sz="0" w:space="0" w:color="000000"/>
-            </w:tcBorders>
-            <w:shd w:val="clear" w:color="auto" w:fill="FFFFFF"/>
-            <w:tcMar>
-              <w:top w:w="0" w:type="dxa"/>
-              <w:bottom w:w="0" w:type="dxa"/>
-              <w:left w:w="0" w:type="dxa"/>
-              <w:right w:w="0" w:type="dxa"/>
-            </w:tcMar>
-            <w:vAlign w:val="top"/>
-          </w:tcPr>
-          <w:p>
-            <w:pPr>
-              <w:pStyle w:val="Normal"/>
-              <w:jc w:val="center"/>
-              <w:pBdr>
-                <w:bottom w:val="none" w:sz="0" w:space="0" w:color="000000"/>
-                <w:top w:val="none" w:sz="0" w:space="0" w:color="000000"/>
-                <w:left w:val="none" w:sz="0" w:space="0" w:color="000000"/>
-                <w:right w:val="none" w:sz="0" w:space="0" w:color="000000"/>
-              </w:pBdr>
-              <w:spacing w:after="100" w:before="100" w:line="240"/>
-              <w:ind w:left="100" w:right="100" w:firstLine="0" w:firstLineChars="0"/>
-              <w:rPr>
-                <w:rFonts w:ascii="Helvetica" w:hAnsi="Helvetica" w:eastAsia="Helvetica" w:cs="Helvetica"/>
-                <w:i w:val="false"/>
-                <w:b w:val="false"/>
-                <w:u w:val="none"/>
-                <w:sz w:val="22"/>
-                <w:szCs w:val="22"/>
-                <w:color w:val="000000"/>
-              </w:rPr>
-            </w:pPr>
-            <w:r>
-              <w:rPr>
-                <w:rFonts w:ascii="Helvetica" w:hAnsi="Helvetica" w:eastAsia="Helvetica" w:cs="Helvetica"/>
-                <w:i w:val="false"/>
-                <w:b w:val="false"/>
-                <w:u w:val="none"/>
-                <w:sz w:val="22"/>
-                <w:szCs w:val="22"/>
-                <w:color w:val="000000"/>
-              </w:rPr>
-              <w:t xml:space="preserve">0.55, 1.50</w:t>
-            </w:r>
-          </w:p>
-        </w:tc>
-        <w:tc>
-          <w:tcPr>
-            <w:tcBorders>
-              <w:bottom w:val="none" w:sz="0" w:space="0" w:color="000000"/>
-              <w:top w:val="none" w:sz="0" w:space="0" w:color="000000"/>
-              <w:left w:val="none" w:sz="0" w:space="0" w:color="000000"/>
-              <w:right w:val="none" w:sz="0" w:space="0" w:color="000000"/>
-            </w:tcBorders>
-            <w:shd w:val="clear" w:color="auto" w:fill="FFFFFF"/>
-            <w:tcMar>
-              <w:top w:w="0" w:type="dxa"/>
-              <w:bottom w:w="0" w:type="dxa"/>
-              <w:left w:w="0" w:type="dxa"/>
-              <w:right w:w="0" w:type="dxa"/>
-            </w:tcMar>
-            <w:vAlign w:val="top"/>
-          </w:tcPr>
-          <w:p>
-            <w:pPr>
-              <w:pStyle w:val="Normal"/>
-              <w:jc w:val="center"/>
-              <w:pBdr>
-                <w:bottom w:val="none" w:sz="0" w:space="0" w:color="000000"/>
-                <w:top w:val="none" w:sz="0" w:space="0" w:color="000000"/>
-                <w:left w:val="none" w:sz="0" w:space="0" w:color="000000"/>
-                <w:right w:val="none" w:sz="0" w:space="0" w:color="000000"/>
-              </w:pBdr>
-              <w:spacing w:after="100" w:before="100" w:line="240"/>
-              <w:ind w:left="100" w:right="100" w:firstLine="0" w:firstLineChars="0"/>
-              <w:rPr>
-                <w:rFonts w:ascii="Helvetica" w:hAnsi="Helvetica" w:eastAsia="Helvetica" w:cs="Helvetica"/>
-                <w:i w:val="false"/>
-                <w:b w:val="false"/>
-                <w:u w:val="none"/>
-                <w:sz w:val="22"/>
-                <w:szCs w:val="22"/>
-                <w:color w:val="000000"/>
-              </w:rPr>
-            </w:pPr>
-            <w:r>
-              <w:rPr>
-                <w:rFonts w:ascii="Helvetica" w:hAnsi="Helvetica" w:eastAsia="Helvetica" w:cs="Helvetica"/>
-                <w:i w:val="false"/>
-                <w:b w:val="false"/>
-                <w:u w:val="none"/>
-                <w:sz w:val="22"/>
-                <w:szCs w:val="22"/>
-                <w:color w:val="000000"/>
-              </w:rPr>
-              <w:t xml:space="preserve">0.720</w:t>
+              <w:t xml:space="preserve">0.94</w:t>
+            </w:r>
+          </w:p>
+        </w:tc>
+        <w:tc>
+          <w:tcPr>
+            <w:tcBorders>
+              <w:bottom w:val="none" w:sz="0" w:space="0" w:color="000000"/>
+              <w:top w:val="none" w:sz="0" w:space="0" w:color="000000"/>
+              <w:left w:val="none" w:sz="0" w:space="0" w:color="000000"/>
+              <w:right w:val="none" w:sz="0" w:space="0" w:color="000000"/>
+            </w:tcBorders>
+            <w:shd w:val="clear" w:color="auto" w:fill="FFFFFF"/>
+            <w:tcMar>
+              <w:top w:w="0" w:type="dxa"/>
+              <w:bottom w:w="0" w:type="dxa"/>
+              <w:left w:w="0" w:type="dxa"/>
+              <w:right w:w="0" w:type="dxa"/>
+            </w:tcMar>
+            <w:vAlign w:val="top"/>
+          </w:tcPr>
+          <w:p>
+            <w:pPr>
+              <w:pStyle w:val="Normal"/>
+              <w:jc w:val="center"/>
+              <w:pBdr>
+                <w:bottom w:val="none" w:sz="0" w:space="0" w:color="000000"/>
+                <w:top w:val="none" w:sz="0" w:space="0" w:color="000000"/>
+                <w:left w:val="none" w:sz="0" w:space="0" w:color="000000"/>
+                <w:right w:val="none" w:sz="0" w:space="0" w:color="000000"/>
+              </w:pBdr>
+              <w:spacing w:after="100" w:before="100" w:line="240"/>
+              <w:ind w:left="100" w:right="100" w:firstLine="0" w:firstLineChars="0"/>
+              <w:rPr>
+                <w:rFonts w:ascii="Helvetica" w:hAnsi="Helvetica" w:eastAsia="Helvetica" w:cs="Helvetica"/>
+                <w:i w:val="false"/>
+                <w:b w:val="false"/>
+                <w:u w:val="none"/>
+                <w:sz w:val="22"/>
+                <w:szCs w:val="22"/>
+                <w:color w:val="000000"/>
+              </w:rPr>
+            </w:pPr>
+            <w:r>
+              <w:rPr>
+                <w:rFonts w:ascii="Helvetica" w:hAnsi="Helvetica" w:eastAsia="Helvetica" w:cs="Helvetica"/>
+                <w:i w:val="false"/>
+                <w:b w:val="false"/>
+                <w:u w:val="none"/>
+                <w:sz w:val="22"/>
+                <w:szCs w:val="22"/>
+                <w:color w:val="000000"/>
+              </w:rPr>
+              <w:t xml:space="preserve">0.57, 1.55</w:t>
+            </w:r>
+          </w:p>
+        </w:tc>
+        <w:tc>
+          <w:tcPr>
+            <w:tcBorders>
+              <w:bottom w:val="none" w:sz="0" w:space="0" w:color="000000"/>
+              <w:top w:val="none" w:sz="0" w:space="0" w:color="000000"/>
+              <w:left w:val="none" w:sz="0" w:space="0" w:color="000000"/>
+              <w:right w:val="none" w:sz="0" w:space="0" w:color="000000"/>
+            </w:tcBorders>
+            <w:shd w:val="clear" w:color="auto" w:fill="FFFFFF"/>
+            <w:tcMar>
+              <w:top w:w="0" w:type="dxa"/>
+              <w:bottom w:w="0" w:type="dxa"/>
+              <w:left w:w="0" w:type="dxa"/>
+              <w:right w:w="0" w:type="dxa"/>
+            </w:tcMar>
+            <w:vAlign w:val="top"/>
+          </w:tcPr>
+          <w:p>
+            <w:pPr>
+              <w:pStyle w:val="Normal"/>
+              <w:jc w:val="center"/>
+              <w:pBdr>
+                <w:bottom w:val="none" w:sz="0" w:space="0" w:color="000000"/>
+                <w:top w:val="none" w:sz="0" w:space="0" w:color="000000"/>
+                <w:left w:val="none" w:sz="0" w:space="0" w:color="000000"/>
+                <w:right w:val="none" w:sz="0" w:space="0" w:color="000000"/>
+              </w:pBdr>
+              <w:spacing w:after="100" w:before="100" w:line="240"/>
+              <w:ind w:left="100" w:right="100" w:firstLine="0" w:firstLineChars="0"/>
+              <w:rPr>
+                <w:rFonts w:ascii="Helvetica" w:hAnsi="Helvetica" w:eastAsia="Helvetica" w:cs="Helvetica"/>
+                <w:i w:val="false"/>
+                <w:b w:val="false"/>
+                <w:u w:val="none"/>
+                <w:sz w:val="22"/>
+                <w:szCs w:val="22"/>
+                <w:color w:val="000000"/>
+              </w:rPr>
+            </w:pPr>
+            <w:r>
+              <w:rPr>
+                <w:rFonts w:ascii="Helvetica" w:hAnsi="Helvetica" w:eastAsia="Helvetica" w:cs="Helvetica"/>
+                <w:i w:val="false"/>
+                <w:b w:val="false"/>
+                <w:u w:val="none"/>
+                <w:sz w:val="22"/>
+                <w:szCs w:val="22"/>
+                <w:color w:val="000000"/>
+              </w:rPr>
+              <w:t xml:space="preserve">0.800</w:t>
             </w:r>
           </w:p>
         </w:tc>
       </w:tr>
       <w:tr>
         <w:trPr>
-          <w:trHeight w:val="597" w:hRule="auto"/>
+          <w:trHeight w:val="598" w:hRule="auto"/>
         </w:trPr>
         body14
         <w:tc>
@@ -7170,113 +7170,113 @@
                 <w:szCs w:val="22"/>
                 <w:color w:val="000000"/>
               </w:rPr>
-              <w:t xml:space="preserve">1.32</w:t>
-            </w:r>
-          </w:p>
-        </w:tc>
-        <w:tc>
-          <w:tcPr>
-            <w:tcBorders>
-              <w:bottom w:val="none" w:sz="0" w:space="0" w:color="000000"/>
-              <w:top w:val="none" w:sz="0" w:space="0" w:color="000000"/>
-              <w:left w:val="none" w:sz="0" w:space="0" w:color="000000"/>
-              <w:right w:val="none" w:sz="0" w:space="0" w:color="000000"/>
-            </w:tcBorders>
-            <w:shd w:val="clear" w:color="auto" w:fill="FFFFFF"/>
-            <w:tcMar>
-              <w:top w:w="0" w:type="dxa"/>
-              <w:bottom w:w="0" w:type="dxa"/>
-              <w:left w:w="0" w:type="dxa"/>
-              <w:right w:w="0" w:type="dxa"/>
-            </w:tcMar>
-            <w:vAlign w:val="top"/>
-          </w:tcPr>
-          <w:p>
-            <w:pPr>
-              <w:pStyle w:val="Normal"/>
-              <w:jc w:val="center"/>
-              <w:pBdr>
-                <w:bottom w:val="none" w:sz="0" w:space="0" w:color="000000"/>
-                <w:top w:val="none" w:sz="0" w:space="0" w:color="000000"/>
-                <w:left w:val="none" w:sz="0" w:space="0" w:color="000000"/>
-                <w:right w:val="none" w:sz="0" w:space="0" w:color="000000"/>
-              </w:pBdr>
-              <w:spacing w:after="100" w:before="100" w:line="240"/>
-              <w:ind w:left="100" w:right="100" w:firstLine="0" w:firstLineChars="0"/>
-              <w:rPr>
-                <w:rFonts w:ascii="Helvetica" w:hAnsi="Helvetica" w:eastAsia="Helvetica" w:cs="Helvetica"/>
-                <w:i w:val="false"/>
-                <w:b w:val="false"/>
-                <w:u w:val="none"/>
-                <w:sz w:val="22"/>
-                <w:szCs w:val="22"/>
-                <w:color w:val="000000"/>
-              </w:rPr>
-            </w:pPr>
-            <w:r>
-              <w:rPr>
-                <w:rFonts w:ascii="Helvetica" w:hAnsi="Helvetica" w:eastAsia="Helvetica" w:cs="Helvetica"/>
-                <w:i w:val="false"/>
-                <w:b w:val="false"/>
-                <w:u w:val="none"/>
-                <w:sz w:val="22"/>
-                <w:szCs w:val="22"/>
-                <w:color w:val="000000"/>
-              </w:rPr>
-              <w:t xml:space="preserve">0.90, 1.95</w:t>
-            </w:r>
-          </w:p>
-        </w:tc>
-        <w:tc>
-          <w:tcPr>
-            <w:tcBorders>
-              <w:bottom w:val="none" w:sz="0" w:space="0" w:color="000000"/>
-              <w:top w:val="none" w:sz="0" w:space="0" w:color="000000"/>
-              <w:left w:val="none" w:sz="0" w:space="0" w:color="000000"/>
-              <w:right w:val="none" w:sz="0" w:space="0" w:color="000000"/>
-            </w:tcBorders>
-            <w:shd w:val="clear" w:color="auto" w:fill="FFFFFF"/>
-            <w:tcMar>
-              <w:top w:w="0" w:type="dxa"/>
-              <w:bottom w:w="0" w:type="dxa"/>
-              <w:left w:w="0" w:type="dxa"/>
-              <w:right w:w="0" w:type="dxa"/>
-            </w:tcMar>
-            <w:vAlign w:val="top"/>
-          </w:tcPr>
-          <w:p>
-            <w:pPr>
-              <w:pStyle w:val="Normal"/>
-              <w:jc w:val="center"/>
-              <w:pBdr>
-                <w:bottom w:val="none" w:sz="0" w:space="0" w:color="000000"/>
-                <w:top w:val="none" w:sz="0" w:space="0" w:color="000000"/>
-                <w:left w:val="none" w:sz="0" w:space="0" w:color="000000"/>
-                <w:right w:val="none" w:sz="0" w:space="0" w:color="000000"/>
-              </w:pBdr>
-              <w:spacing w:after="100" w:before="100" w:line="240"/>
-              <w:ind w:left="100" w:right="100" w:firstLine="0" w:firstLineChars="0"/>
-              <w:rPr>
-                <w:rFonts w:ascii="Helvetica" w:hAnsi="Helvetica" w:eastAsia="Helvetica" w:cs="Helvetica"/>
-                <w:i w:val="false"/>
-                <w:b w:val="false"/>
-                <w:u w:val="none"/>
-                <w:sz w:val="22"/>
-                <w:szCs w:val="22"/>
-                <w:color w:val="000000"/>
-              </w:rPr>
-            </w:pPr>
-            <w:r>
-              <w:rPr>
-                <w:rFonts w:ascii="Helvetica" w:hAnsi="Helvetica" w:eastAsia="Helvetica" w:cs="Helvetica"/>
-                <w:i w:val="false"/>
-                <w:b w:val="false"/>
-                <w:u w:val="none"/>
-                <w:sz w:val="22"/>
-                <w:szCs w:val="22"/>
-                <w:color w:val="000000"/>
-              </w:rPr>
-              <w:t xml:space="preserve">0.160</w:t>
+              <w:t xml:space="preserve">1.33</w:t>
+            </w:r>
+          </w:p>
+        </w:tc>
+        <w:tc>
+          <w:tcPr>
+            <w:tcBorders>
+              <w:bottom w:val="none" w:sz="0" w:space="0" w:color="000000"/>
+              <w:top w:val="none" w:sz="0" w:space="0" w:color="000000"/>
+              <w:left w:val="none" w:sz="0" w:space="0" w:color="000000"/>
+              <w:right w:val="none" w:sz="0" w:space="0" w:color="000000"/>
+            </w:tcBorders>
+            <w:shd w:val="clear" w:color="auto" w:fill="FFFFFF"/>
+            <w:tcMar>
+              <w:top w:w="0" w:type="dxa"/>
+              <w:bottom w:w="0" w:type="dxa"/>
+              <w:left w:w="0" w:type="dxa"/>
+              <w:right w:w="0" w:type="dxa"/>
+            </w:tcMar>
+            <w:vAlign w:val="top"/>
+          </w:tcPr>
+          <w:p>
+            <w:pPr>
+              <w:pStyle w:val="Normal"/>
+              <w:jc w:val="center"/>
+              <w:pBdr>
+                <w:bottom w:val="none" w:sz="0" w:space="0" w:color="000000"/>
+                <w:top w:val="none" w:sz="0" w:space="0" w:color="000000"/>
+                <w:left w:val="none" w:sz="0" w:space="0" w:color="000000"/>
+                <w:right w:val="none" w:sz="0" w:space="0" w:color="000000"/>
+              </w:pBdr>
+              <w:spacing w:after="100" w:before="100" w:line="240"/>
+              <w:ind w:left="100" w:right="100" w:firstLine="0" w:firstLineChars="0"/>
+              <w:rPr>
+                <w:rFonts w:ascii="Helvetica" w:hAnsi="Helvetica" w:eastAsia="Helvetica" w:cs="Helvetica"/>
+                <w:i w:val="false"/>
+                <w:b w:val="false"/>
+                <w:u w:val="none"/>
+                <w:sz w:val="22"/>
+                <w:szCs w:val="22"/>
+                <w:color w:val="000000"/>
+              </w:rPr>
+            </w:pPr>
+            <w:r>
+              <w:rPr>
+                <w:rFonts w:ascii="Helvetica" w:hAnsi="Helvetica" w:eastAsia="Helvetica" w:cs="Helvetica"/>
+                <w:i w:val="false"/>
+                <w:b w:val="false"/>
+                <w:u w:val="none"/>
+                <w:sz w:val="22"/>
+                <w:szCs w:val="22"/>
+                <w:color w:val="000000"/>
+              </w:rPr>
+              <w:t xml:space="preserve">0.90, 1.96</w:t>
+            </w:r>
+          </w:p>
+        </w:tc>
+        <w:tc>
+          <w:tcPr>
+            <w:tcBorders>
+              <w:bottom w:val="none" w:sz="0" w:space="0" w:color="000000"/>
+              <w:top w:val="none" w:sz="0" w:space="0" w:color="000000"/>
+              <w:left w:val="none" w:sz="0" w:space="0" w:color="000000"/>
+              <w:right w:val="none" w:sz="0" w:space="0" w:color="000000"/>
+            </w:tcBorders>
+            <w:shd w:val="clear" w:color="auto" w:fill="FFFFFF"/>
+            <w:tcMar>
+              <w:top w:w="0" w:type="dxa"/>
+              <w:bottom w:w="0" w:type="dxa"/>
+              <w:left w:w="0" w:type="dxa"/>
+              <w:right w:w="0" w:type="dxa"/>
+            </w:tcMar>
+            <w:vAlign w:val="top"/>
+          </w:tcPr>
+          <w:p>
+            <w:pPr>
+              <w:pStyle w:val="Normal"/>
+              <w:jc w:val="center"/>
+              <w:pBdr>
+                <w:bottom w:val="none" w:sz="0" w:space="0" w:color="000000"/>
+                <w:top w:val="none" w:sz="0" w:space="0" w:color="000000"/>
+                <w:left w:val="none" w:sz="0" w:space="0" w:color="000000"/>
+                <w:right w:val="none" w:sz="0" w:space="0" w:color="000000"/>
+              </w:pBdr>
+              <w:spacing w:after="100" w:before="100" w:line="240"/>
+              <w:ind w:left="100" w:right="100" w:firstLine="0" w:firstLineChars="0"/>
+              <w:rPr>
+                <w:rFonts w:ascii="Helvetica" w:hAnsi="Helvetica" w:eastAsia="Helvetica" w:cs="Helvetica"/>
+                <w:i w:val="false"/>
+                <w:b w:val="false"/>
+                <w:u w:val="none"/>
+                <w:sz w:val="22"/>
+                <w:szCs w:val="22"/>
+                <w:color w:val="000000"/>
+              </w:rPr>
+            </w:pPr>
+            <w:r>
+              <w:rPr>
+                <w:rFonts w:ascii="Helvetica" w:hAnsi="Helvetica" w:eastAsia="Helvetica" w:cs="Helvetica"/>
+                <w:i w:val="false"/>
+                <w:b w:val="false"/>
+                <w:u w:val="none"/>
+                <w:sz w:val="22"/>
+                <w:szCs w:val="22"/>
+                <w:color w:val="000000"/>
+              </w:rPr>
+              <w:t xml:space="preserve">0.150</w:t>
             </w:r>
           </w:p>
         </w:tc>
@@ -7382,113 +7382,113 @@
                 <w:szCs w:val="22"/>
                 <w:color w:val="000000"/>
               </w:rPr>
-              <w:t xml:space="preserve">0.97</w:t>
-            </w:r>
-          </w:p>
-        </w:tc>
-        <w:tc>
-          <w:tcPr>
-            <w:tcBorders>
-              <w:bottom w:val="none" w:sz="0" w:space="0" w:color="000000"/>
-              <w:top w:val="none" w:sz="0" w:space="0" w:color="000000"/>
-              <w:left w:val="none" w:sz="0" w:space="0" w:color="000000"/>
-              <w:right w:val="none" w:sz="0" w:space="0" w:color="000000"/>
-            </w:tcBorders>
-            <w:shd w:val="clear" w:color="auto" w:fill="FFFFFF"/>
-            <w:tcMar>
-              <w:top w:w="0" w:type="dxa"/>
-              <w:bottom w:w="0" w:type="dxa"/>
-              <w:left w:w="0" w:type="dxa"/>
-              <w:right w:w="0" w:type="dxa"/>
-            </w:tcMar>
-            <w:vAlign w:val="top"/>
-          </w:tcPr>
-          <w:p>
-            <w:pPr>
-              <w:pStyle w:val="Normal"/>
-              <w:jc w:val="center"/>
-              <w:pBdr>
-                <w:bottom w:val="none" w:sz="0" w:space="0" w:color="000000"/>
-                <w:top w:val="none" w:sz="0" w:space="0" w:color="000000"/>
-                <w:left w:val="none" w:sz="0" w:space="0" w:color="000000"/>
-                <w:right w:val="none" w:sz="0" w:space="0" w:color="000000"/>
-              </w:pBdr>
-              <w:spacing w:after="100" w:before="100" w:line="240"/>
-              <w:ind w:left="100" w:right="100" w:firstLine="0" w:firstLineChars="0"/>
-              <w:rPr>
-                <w:rFonts w:ascii="Helvetica" w:hAnsi="Helvetica" w:eastAsia="Helvetica" w:cs="Helvetica"/>
-                <w:i w:val="false"/>
-                <w:b w:val="false"/>
-                <w:u w:val="none"/>
-                <w:sz w:val="22"/>
-                <w:szCs w:val="22"/>
-                <w:color w:val="000000"/>
-              </w:rPr>
-            </w:pPr>
-            <w:r>
-              <w:rPr>
-                <w:rFonts w:ascii="Helvetica" w:hAnsi="Helvetica" w:eastAsia="Helvetica" w:cs="Helvetica"/>
-                <w:i w:val="false"/>
-                <w:b w:val="false"/>
-                <w:u w:val="none"/>
-                <w:sz w:val="22"/>
-                <w:szCs w:val="22"/>
-                <w:color w:val="000000"/>
-              </w:rPr>
-              <w:t xml:space="preserve">0.55, 1.71</w:t>
-            </w:r>
-          </w:p>
-        </w:tc>
-        <w:tc>
-          <w:tcPr>
-            <w:tcBorders>
-              <w:bottom w:val="none" w:sz="0" w:space="0" w:color="000000"/>
-              <w:top w:val="none" w:sz="0" w:space="0" w:color="000000"/>
-              <w:left w:val="none" w:sz="0" w:space="0" w:color="000000"/>
-              <w:right w:val="none" w:sz="0" w:space="0" w:color="000000"/>
-            </w:tcBorders>
-            <w:shd w:val="clear" w:color="auto" w:fill="FFFFFF"/>
-            <w:tcMar>
-              <w:top w:w="0" w:type="dxa"/>
-              <w:bottom w:w="0" w:type="dxa"/>
-              <w:left w:w="0" w:type="dxa"/>
-              <w:right w:w="0" w:type="dxa"/>
-            </w:tcMar>
-            <w:vAlign w:val="top"/>
-          </w:tcPr>
-          <w:p>
-            <w:pPr>
-              <w:pStyle w:val="Normal"/>
-              <w:jc w:val="center"/>
-              <w:pBdr>
-                <w:bottom w:val="none" w:sz="0" w:space="0" w:color="000000"/>
-                <w:top w:val="none" w:sz="0" w:space="0" w:color="000000"/>
-                <w:left w:val="none" w:sz="0" w:space="0" w:color="000000"/>
-                <w:right w:val="none" w:sz="0" w:space="0" w:color="000000"/>
-              </w:pBdr>
-              <w:spacing w:after="100" w:before="100" w:line="240"/>
-              <w:ind w:left="100" w:right="100" w:firstLine="0" w:firstLineChars="0"/>
-              <w:rPr>
-                <w:rFonts w:ascii="Helvetica" w:hAnsi="Helvetica" w:eastAsia="Helvetica" w:cs="Helvetica"/>
-                <w:i w:val="false"/>
-                <w:b w:val="false"/>
-                <w:u w:val="none"/>
-                <w:sz w:val="22"/>
-                <w:szCs w:val="22"/>
-                <w:color w:val="000000"/>
-              </w:rPr>
-            </w:pPr>
-            <w:r>
-              <w:rPr>
-                <w:rFonts w:ascii="Helvetica" w:hAnsi="Helvetica" w:eastAsia="Helvetica" w:cs="Helvetica"/>
-                <w:i w:val="false"/>
-                <w:b w:val="false"/>
-                <w:u w:val="none"/>
-                <w:sz w:val="22"/>
-                <w:szCs w:val="22"/>
-                <w:color w:val="000000"/>
-              </w:rPr>
-              <w:t xml:space="preserve">0.910</w:t>
+              <w:t xml:space="preserve">1.01</w:t>
+            </w:r>
+          </w:p>
+        </w:tc>
+        <w:tc>
+          <w:tcPr>
+            <w:tcBorders>
+              <w:bottom w:val="none" w:sz="0" w:space="0" w:color="000000"/>
+              <w:top w:val="none" w:sz="0" w:space="0" w:color="000000"/>
+              <w:left w:val="none" w:sz="0" w:space="0" w:color="000000"/>
+              <w:right w:val="none" w:sz="0" w:space="0" w:color="000000"/>
+            </w:tcBorders>
+            <w:shd w:val="clear" w:color="auto" w:fill="FFFFFF"/>
+            <w:tcMar>
+              <w:top w:w="0" w:type="dxa"/>
+              <w:bottom w:w="0" w:type="dxa"/>
+              <w:left w:w="0" w:type="dxa"/>
+              <w:right w:w="0" w:type="dxa"/>
+            </w:tcMar>
+            <w:vAlign w:val="top"/>
+          </w:tcPr>
+          <w:p>
+            <w:pPr>
+              <w:pStyle w:val="Normal"/>
+              <w:jc w:val="center"/>
+              <w:pBdr>
+                <w:bottom w:val="none" w:sz="0" w:space="0" w:color="000000"/>
+                <w:top w:val="none" w:sz="0" w:space="0" w:color="000000"/>
+                <w:left w:val="none" w:sz="0" w:space="0" w:color="000000"/>
+                <w:right w:val="none" w:sz="0" w:space="0" w:color="000000"/>
+              </w:pBdr>
+              <w:spacing w:after="100" w:before="100" w:line="240"/>
+              <w:ind w:left="100" w:right="100" w:firstLine="0" w:firstLineChars="0"/>
+              <w:rPr>
+                <w:rFonts w:ascii="Helvetica" w:hAnsi="Helvetica" w:eastAsia="Helvetica" w:cs="Helvetica"/>
+                <w:i w:val="false"/>
+                <w:b w:val="false"/>
+                <w:u w:val="none"/>
+                <w:sz w:val="22"/>
+                <w:szCs w:val="22"/>
+                <w:color w:val="000000"/>
+              </w:rPr>
+            </w:pPr>
+            <w:r>
+              <w:rPr>
+                <w:rFonts w:ascii="Helvetica" w:hAnsi="Helvetica" w:eastAsia="Helvetica" w:cs="Helvetica"/>
+                <w:i w:val="false"/>
+                <w:b w:val="false"/>
+                <w:u w:val="none"/>
+                <w:sz w:val="22"/>
+                <w:szCs w:val="22"/>
+                <w:color w:val="000000"/>
+              </w:rPr>
+              <w:t xml:space="preserve">0.57, 1.78</w:t>
+            </w:r>
+          </w:p>
+        </w:tc>
+        <w:tc>
+          <w:tcPr>
+            <w:tcBorders>
+              <w:bottom w:val="none" w:sz="0" w:space="0" w:color="000000"/>
+              <w:top w:val="none" w:sz="0" w:space="0" w:color="000000"/>
+              <w:left w:val="none" w:sz="0" w:space="0" w:color="000000"/>
+              <w:right w:val="none" w:sz="0" w:space="0" w:color="000000"/>
+            </w:tcBorders>
+            <w:shd w:val="clear" w:color="auto" w:fill="FFFFFF"/>
+            <w:tcMar>
+              <w:top w:w="0" w:type="dxa"/>
+              <w:bottom w:w="0" w:type="dxa"/>
+              <w:left w:w="0" w:type="dxa"/>
+              <w:right w:w="0" w:type="dxa"/>
+            </w:tcMar>
+            <w:vAlign w:val="top"/>
+          </w:tcPr>
+          <w:p>
+            <w:pPr>
+              <w:pStyle w:val="Normal"/>
+              <w:jc w:val="center"/>
+              <w:pBdr>
+                <w:bottom w:val="none" w:sz="0" w:space="0" w:color="000000"/>
+                <w:top w:val="none" w:sz="0" w:space="0" w:color="000000"/>
+                <w:left w:val="none" w:sz="0" w:space="0" w:color="000000"/>
+                <w:right w:val="none" w:sz="0" w:space="0" w:color="000000"/>
+              </w:pBdr>
+              <w:spacing w:after="100" w:before="100" w:line="240"/>
+              <w:ind w:left="100" w:right="100" w:firstLine="0" w:firstLineChars="0"/>
+              <w:rPr>
+                <w:rFonts w:ascii="Helvetica" w:hAnsi="Helvetica" w:eastAsia="Helvetica" w:cs="Helvetica"/>
+                <w:i w:val="false"/>
+                <w:b w:val="false"/>
+                <w:u w:val="none"/>
+                <w:sz w:val="22"/>
+                <w:szCs w:val="22"/>
+                <w:color w:val="000000"/>
+              </w:rPr>
+            </w:pPr>
+            <w:r>
+              <w:rPr>
+                <w:rFonts w:ascii="Helvetica" w:hAnsi="Helvetica" w:eastAsia="Helvetica" w:cs="Helvetica"/>
+                <w:i w:val="false"/>
+                <w:b w:val="false"/>
+                <w:u w:val="none"/>
+                <w:sz w:val="22"/>
+                <w:szCs w:val="22"/>
+                <w:color w:val="000000"/>
+              </w:rPr>
+              <w:t xml:space="preserve">0.980</w:t>
             </w:r>
           </w:p>
         </w:tc>
@@ -7706,60 +7706,60 @@
                 <w:szCs w:val="22"/>
                 <w:color w:val="000000"/>
               </w:rPr>
-              <w:t xml:space="preserve">0.96, 1.68</w:t>
-            </w:r>
-          </w:p>
-        </w:tc>
-        <w:tc>
-          <w:tcPr>
-            <w:tcBorders>
-              <w:bottom w:val="none" w:sz="0" w:space="0" w:color="000000"/>
-              <w:top w:val="none" w:sz="0" w:space="0" w:color="000000"/>
-              <w:left w:val="none" w:sz="0" w:space="0" w:color="000000"/>
-              <w:right w:val="none" w:sz="0" w:space="0" w:color="000000"/>
-            </w:tcBorders>
-            <w:shd w:val="clear" w:color="auto" w:fill="FFFFFF"/>
-            <w:tcMar>
-              <w:top w:w="0" w:type="dxa"/>
-              <w:bottom w:w="0" w:type="dxa"/>
-              <w:left w:w="0" w:type="dxa"/>
-              <w:right w:w="0" w:type="dxa"/>
-            </w:tcMar>
-            <w:vAlign w:val="top"/>
-          </w:tcPr>
-          <w:p>
-            <w:pPr>
-              <w:pStyle w:val="Normal"/>
-              <w:jc w:val="center"/>
-              <w:pBdr>
-                <w:bottom w:val="none" w:sz="0" w:space="0" w:color="000000"/>
-                <w:top w:val="none" w:sz="0" w:space="0" w:color="000000"/>
-                <w:left w:val="none" w:sz="0" w:space="0" w:color="000000"/>
-                <w:right w:val="none" w:sz="0" w:space="0" w:color="000000"/>
-              </w:pBdr>
-              <w:spacing w:after="100" w:before="100" w:line="240"/>
-              <w:ind w:left="100" w:right="100" w:firstLine="0" w:firstLineChars="0"/>
-              <w:rPr>
-                <w:rFonts w:ascii="Helvetica" w:hAnsi="Helvetica" w:eastAsia="Helvetica" w:cs="Helvetica"/>
-                <w:i w:val="false"/>
-                <w:b w:val="false"/>
-                <w:u w:val="none"/>
-                <w:sz w:val="22"/>
-                <w:szCs w:val="22"/>
-                <w:color w:val="000000"/>
-              </w:rPr>
-            </w:pPr>
-            <w:r>
-              <w:rPr>
-                <w:rFonts w:ascii="Helvetica" w:hAnsi="Helvetica" w:eastAsia="Helvetica" w:cs="Helvetica"/>
-                <w:i w:val="false"/>
-                <w:b w:val="false"/>
-                <w:u w:val="none"/>
-                <w:sz w:val="22"/>
-                <w:szCs w:val="22"/>
-                <w:color w:val="000000"/>
-              </w:rPr>
-              <w:t xml:space="preserve">0.092</w:t>
+              <w:t xml:space="preserve">0.97, 1.68</w:t>
+            </w:r>
+          </w:p>
+        </w:tc>
+        <w:tc>
+          <w:tcPr>
+            <w:tcBorders>
+              <w:bottom w:val="none" w:sz="0" w:space="0" w:color="000000"/>
+              <w:top w:val="none" w:sz="0" w:space="0" w:color="000000"/>
+              <w:left w:val="none" w:sz="0" w:space="0" w:color="000000"/>
+              <w:right w:val="none" w:sz="0" w:space="0" w:color="000000"/>
+            </w:tcBorders>
+            <w:shd w:val="clear" w:color="auto" w:fill="FFFFFF"/>
+            <w:tcMar>
+              <w:top w:w="0" w:type="dxa"/>
+              <w:bottom w:w="0" w:type="dxa"/>
+              <w:left w:w="0" w:type="dxa"/>
+              <w:right w:w="0" w:type="dxa"/>
+            </w:tcMar>
+            <w:vAlign w:val="top"/>
+          </w:tcPr>
+          <w:p>
+            <w:pPr>
+              <w:pStyle w:val="Normal"/>
+              <w:jc w:val="center"/>
+              <w:pBdr>
+                <w:bottom w:val="none" w:sz="0" w:space="0" w:color="000000"/>
+                <w:top w:val="none" w:sz="0" w:space="0" w:color="000000"/>
+                <w:left w:val="none" w:sz="0" w:space="0" w:color="000000"/>
+                <w:right w:val="none" w:sz="0" w:space="0" w:color="000000"/>
+              </w:pBdr>
+              <w:spacing w:after="100" w:before="100" w:line="240"/>
+              <w:ind w:left="100" w:right="100" w:firstLine="0" w:firstLineChars="0"/>
+              <w:rPr>
+                <w:rFonts w:ascii="Helvetica" w:hAnsi="Helvetica" w:eastAsia="Helvetica" w:cs="Helvetica"/>
+                <w:i w:val="false"/>
+                <w:b w:val="false"/>
+                <w:u w:val="none"/>
+                <w:sz w:val="22"/>
+                <w:szCs w:val="22"/>
+                <w:color w:val="000000"/>
+              </w:rPr>
+            </w:pPr>
+            <w:r>
+              <w:rPr>
+                <w:rFonts w:ascii="Helvetica" w:hAnsi="Helvetica" w:eastAsia="Helvetica" w:cs="Helvetica"/>
+                <w:i w:val="false"/>
+                <w:b w:val="false"/>
+                <w:u w:val="none"/>
+                <w:sz w:val="22"/>
+                <w:szCs w:val="22"/>
+                <w:color w:val="000000"/>
+              </w:rPr>
+              <w:t xml:space="preserve">0.087</w:t>
             </w:r>
           </w:p>
         </w:tc>
@@ -7865,113 +7865,113 @@
                 <w:szCs w:val="22"/>
                 <w:color w:val="000000"/>
               </w:rPr>
-              <w:t xml:space="preserve">0.96</w:t>
-            </w:r>
-          </w:p>
-        </w:tc>
-        <w:tc>
-          <w:tcPr>
-            <w:tcBorders>
-              <w:bottom w:val="none" w:sz="0" w:space="0" w:color="000000"/>
-              <w:top w:val="none" w:sz="0" w:space="0" w:color="000000"/>
-              <w:left w:val="none" w:sz="0" w:space="0" w:color="000000"/>
-              <w:right w:val="none" w:sz="0" w:space="0" w:color="000000"/>
-            </w:tcBorders>
-            <w:shd w:val="clear" w:color="auto" w:fill="FFFFFF"/>
-            <w:tcMar>
-              <w:top w:w="0" w:type="dxa"/>
-              <w:bottom w:w="0" w:type="dxa"/>
-              <w:left w:w="0" w:type="dxa"/>
-              <w:right w:w="0" w:type="dxa"/>
-            </w:tcMar>
-            <w:vAlign w:val="top"/>
-          </w:tcPr>
-          <w:p>
-            <w:pPr>
-              <w:pStyle w:val="Normal"/>
-              <w:jc w:val="center"/>
-              <w:pBdr>
-                <w:bottom w:val="none" w:sz="0" w:space="0" w:color="000000"/>
-                <w:top w:val="none" w:sz="0" w:space="0" w:color="000000"/>
-                <w:left w:val="none" w:sz="0" w:space="0" w:color="000000"/>
-                <w:right w:val="none" w:sz="0" w:space="0" w:color="000000"/>
-              </w:pBdr>
-              <w:spacing w:after="100" w:before="100" w:line="240"/>
-              <w:ind w:left="100" w:right="100" w:firstLine="0" w:firstLineChars="0"/>
-              <w:rPr>
-                <w:rFonts w:ascii="Helvetica" w:hAnsi="Helvetica" w:eastAsia="Helvetica" w:cs="Helvetica"/>
-                <w:i w:val="false"/>
-                <w:b w:val="false"/>
-                <w:u w:val="none"/>
-                <w:sz w:val="22"/>
-                <w:szCs w:val="22"/>
-                <w:color w:val="000000"/>
-              </w:rPr>
-            </w:pPr>
-            <w:r>
-              <w:rPr>
-                <w:rFonts w:ascii="Helvetica" w:hAnsi="Helvetica" w:eastAsia="Helvetica" w:cs="Helvetica"/>
-                <w:i w:val="false"/>
-                <w:b w:val="false"/>
-                <w:u w:val="none"/>
-                <w:sz w:val="22"/>
-                <w:szCs w:val="22"/>
-                <w:color w:val="000000"/>
-              </w:rPr>
-              <w:t xml:space="preserve">0.60, 1.55</w:t>
-            </w:r>
-          </w:p>
-        </w:tc>
-        <w:tc>
-          <w:tcPr>
-            <w:tcBorders>
-              <w:bottom w:val="none" w:sz="0" w:space="0" w:color="000000"/>
-              <w:top w:val="none" w:sz="0" w:space="0" w:color="000000"/>
-              <w:left w:val="none" w:sz="0" w:space="0" w:color="000000"/>
-              <w:right w:val="none" w:sz="0" w:space="0" w:color="000000"/>
-            </w:tcBorders>
-            <w:shd w:val="clear" w:color="auto" w:fill="FFFFFF"/>
-            <w:tcMar>
-              <w:top w:w="0" w:type="dxa"/>
-              <w:bottom w:w="0" w:type="dxa"/>
-              <w:left w:w="0" w:type="dxa"/>
-              <w:right w:w="0" w:type="dxa"/>
-            </w:tcMar>
-            <w:vAlign w:val="top"/>
-          </w:tcPr>
-          <w:p>
-            <w:pPr>
-              <w:pStyle w:val="Normal"/>
-              <w:jc w:val="center"/>
-              <w:pBdr>
-                <w:bottom w:val="none" w:sz="0" w:space="0" w:color="000000"/>
-                <w:top w:val="none" w:sz="0" w:space="0" w:color="000000"/>
-                <w:left w:val="none" w:sz="0" w:space="0" w:color="000000"/>
-                <w:right w:val="none" w:sz="0" w:space="0" w:color="000000"/>
-              </w:pBdr>
-              <w:spacing w:after="100" w:before="100" w:line="240"/>
-              <w:ind w:left="100" w:right="100" w:firstLine="0" w:firstLineChars="0"/>
-              <w:rPr>
-                <w:rFonts w:ascii="Helvetica" w:hAnsi="Helvetica" w:eastAsia="Helvetica" w:cs="Helvetica"/>
-                <w:i w:val="false"/>
-                <w:b w:val="false"/>
-                <w:u w:val="none"/>
-                <w:sz w:val="22"/>
-                <w:szCs w:val="22"/>
-                <w:color w:val="000000"/>
-              </w:rPr>
-            </w:pPr>
-            <w:r>
-              <w:rPr>
-                <w:rFonts w:ascii="Helvetica" w:hAnsi="Helvetica" w:eastAsia="Helvetica" w:cs="Helvetica"/>
-                <w:i w:val="false"/>
-                <w:b w:val="false"/>
-                <w:u w:val="none"/>
-                <w:sz w:val="22"/>
-                <w:szCs w:val="22"/>
-                <w:color w:val="000000"/>
-              </w:rPr>
-              <w:t xml:space="preserve">0.880</w:t>
+              <w:t xml:space="preserve">0.98</w:t>
+            </w:r>
+          </w:p>
+        </w:tc>
+        <w:tc>
+          <w:tcPr>
+            <w:tcBorders>
+              <w:bottom w:val="none" w:sz="0" w:space="0" w:color="000000"/>
+              <w:top w:val="none" w:sz="0" w:space="0" w:color="000000"/>
+              <w:left w:val="none" w:sz="0" w:space="0" w:color="000000"/>
+              <w:right w:val="none" w:sz="0" w:space="0" w:color="000000"/>
+            </w:tcBorders>
+            <w:shd w:val="clear" w:color="auto" w:fill="FFFFFF"/>
+            <w:tcMar>
+              <w:top w:w="0" w:type="dxa"/>
+              <w:bottom w:w="0" w:type="dxa"/>
+              <w:left w:w="0" w:type="dxa"/>
+              <w:right w:w="0" w:type="dxa"/>
+            </w:tcMar>
+            <w:vAlign w:val="top"/>
+          </w:tcPr>
+          <w:p>
+            <w:pPr>
+              <w:pStyle w:val="Normal"/>
+              <w:jc w:val="center"/>
+              <w:pBdr>
+                <w:bottom w:val="none" w:sz="0" w:space="0" w:color="000000"/>
+                <w:top w:val="none" w:sz="0" w:space="0" w:color="000000"/>
+                <w:left w:val="none" w:sz="0" w:space="0" w:color="000000"/>
+                <w:right w:val="none" w:sz="0" w:space="0" w:color="000000"/>
+              </w:pBdr>
+              <w:spacing w:after="100" w:before="100" w:line="240"/>
+              <w:ind w:left="100" w:right="100" w:firstLine="0" w:firstLineChars="0"/>
+              <w:rPr>
+                <w:rFonts w:ascii="Helvetica" w:hAnsi="Helvetica" w:eastAsia="Helvetica" w:cs="Helvetica"/>
+                <w:i w:val="false"/>
+                <w:b w:val="false"/>
+                <w:u w:val="none"/>
+                <w:sz w:val="22"/>
+                <w:szCs w:val="22"/>
+                <w:color w:val="000000"/>
+              </w:rPr>
+            </w:pPr>
+            <w:r>
+              <w:rPr>
+                <w:rFonts w:ascii="Helvetica" w:hAnsi="Helvetica" w:eastAsia="Helvetica" w:cs="Helvetica"/>
+                <w:i w:val="false"/>
+                <w:b w:val="false"/>
+                <w:u w:val="none"/>
+                <w:sz w:val="22"/>
+                <w:szCs w:val="22"/>
+                <w:color w:val="000000"/>
+              </w:rPr>
+              <w:t xml:space="preserve">0.60, 1.58</w:t>
+            </w:r>
+          </w:p>
+        </w:tc>
+        <w:tc>
+          <w:tcPr>
+            <w:tcBorders>
+              <w:bottom w:val="none" w:sz="0" w:space="0" w:color="000000"/>
+              <w:top w:val="none" w:sz="0" w:space="0" w:color="000000"/>
+              <w:left w:val="none" w:sz="0" w:space="0" w:color="000000"/>
+              <w:right w:val="none" w:sz="0" w:space="0" w:color="000000"/>
+            </w:tcBorders>
+            <w:shd w:val="clear" w:color="auto" w:fill="FFFFFF"/>
+            <w:tcMar>
+              <w:top w:w="0" w:type="dxa"/>
+              <w:bottom w:w="0" w:type="dxa"/>
+              <w:left w:w="0" w:type="dxa"/>
+              <w:right w:w="0" w:type="dxa"/>
+            </w:tcMar>
+            <w:vAlign w:val="top"/>
+          </w:tcPr>
+          <w:p>
+            <w:pPr>
+              <w:pStyle w:val="Normal"/>
+              <w:jc w:val="center"/>
+              <w:pBdr>
+                <w:bottom w:val="none" w:sz="0" w:space="0" w:color="000000"/>
+                <w:top w:val="none" w:sz="0" w:space="0" w:color="000000"/>
+                <w:left w:val="none" w:sz="0" w:space="0" w:color="000000"/>
+                <w:right w:val="none" w:sz="0" w:space="0" w:color="000000"/>
+              </w:pBdr>
+              <w:spacing w:after="100" w:before="100" w:line="240"/>
+              <w:ind w:left="100" w:right="100" w:firstLine="0" w:firstLineChars="0"/>
+              <w:rPr>
+                <w:rFonts w:ascii="Helvetica" w:hAnsi="Helvetica" w:eastAsia="Helvetica" w:cs="Helvetica"/>
+                <w:i w:val="false"/>
+                <w:b w:val="false"/>
+                <w:u w:val="none"/>
+                <w:sz w:val="22"/>
+                <w:szCs w:val="22"/>
+                <w:color w:val="000000"/>
+              </w:rPr>
+            </w:pPr>
+            <w:r>
+              <w:rPr>
+                <w:rFonts w:ascii="Helvetica" w:hAnsi="Helvetica" w:eastAsia="Helvetica" w:cs="Helvetica"/>
+                <w:i w:val="false"/>
+                <w:b w:val="false"/>
+                <w:u w:val="none"/>
+                <w:sz w:val="22"/>
+                <w:szCs w:val="22"/>
+                <w:color w:val="000000"/>
+              </w:rPr>
+              <w:t xml:space="preserve">0.920</w:t>
             </w:r>
           </w:p>
         </w:tc>
@@ -8136,113 +8136,113 @@
                 <w:szCs w:val="22"/>
                 <w:color w:val="000000"/>
               </w:rPr>
-              <w:t xml:space="preserve">1.07</w:t>
-            </w:r>
-          </w:p>
-        </w:tc>
-        <w:tc>
-          <w:tcPr>
-            <w:tcBorders>
-              <w:bottom w:val="none" w:sz="0" w:space="0" w:color="000000"/>
-              <w:top w:val="none" w:sz="0" w:space="0" w:color="000000"/>
-              <w:left w:val="none" w:sz="0" w:space="0" w:color="000000"/>
-              <w:right w:val="none" w:sz="0" w:space="0" w:color="000000"/>
-            </w:tcBorders>
-            <w:shd w:val="clear" w:color="auto" w:fill="FFFFFF"/>
-            <w:tcMar>
-              <w:top w:w="0" w:type="dxa"/>
-              <w:bottom w:w="0" w:type="dxa"/>
-              <w:left w:w="0" w:type="dxa"/>
-              <w:right w:w="0" w:type="dxa"/>
-            </w:tcMar>
-            <w:vAlign w:val="top"/>
-          </w:tcPr>
-          <w:p>
-            <w:pPr>
-              <w:pStyle w:val="Normal"/>
-              <w:jc w:val="center"/>
-              <w:pBdr>
-                <w:bottom w:val="none" w:sz="0" w:space="0" w:color="000000"/>
-                <w:top w:val="none" w:sz="0" w:space="0" w:color="000000"/>
-                <w:left w:val="none" w:sz="0" w:space="0" w:color="000000"/>
-                <w:right w:val="none" w:sz="0" w:space="0" w:color="000000"/>
-              </w:pBdr>
-              <w:spacing w:after="100" w:before="100" w:line="240"/>
-              <w:ind w:left="100" w:right="100" w:firstLine="0" w:firstLineChars="0"/>
-              <w:rPr>
-                <w:rFonts w:ascii="Helvetica" w:hAnsi="Helvetica" w:eastAsia="Helvetica" w:cs="Helvetica"/>
-                <w:i w:val="false"/>
-                <w:b w:val="false"/>
-                <w:u w:val="none"/>
-                <w:sz w:val="22"/>
-                <w:szCs w:val="22"/>
-                <w:color w:val="000000"/>
-              </w:rPr>
-            </w:pPr>
-            <w:r>
-              <w:rPr>
-                <w:rFonts w:ascii="Helvetica" w:hAnsi="Helvetica" w:eastAsia="Helvetica" w:cs="Helvetica"/>
-                <w:i w:val="false"/>
-                <w:b w:val="false"/>
-                <w:u w:val="none"/>
-                <w:sz w:val="22"/>
-                <w:szCs w:val="22"/>
-                <w:color w:val="000000"/>
-              </w:rPr>
-              <w:t xml:space="preserve">0.79, 1.46</w:t>
-            </w:r>
-          </w:p>
-        </w:tc>
-        <w:tc>
-          <w:tcPr>
-            <w:tcBorders>
-              <w:bottom w:val="none" w:sz="0" w:space="0" w:color="000000"/>
-              <w:top w:val="none" w:sz="0" w:space="0" w:color="000000"/>
-              <w:left w:val="none" w:sz="0" w:space="0" w:color="000000"/>
-              <w:right w:val="none" w:sz="0" w:space="0" w:color="000000"/>
-            </w:tcBorders>
-            <w:shd w:val="clear" w:color="auto" w:fill="FFFFFF"/>
-            <w:tcMar>
-              <w:top w:w="0" w:type="dxa"/>
-              <w:bottom w:w="0" w:type="dxa"/>
-              <w:left w:w="0" w:type="dxa"/>
-              <w:right w:w="0" w:type="dxa"/>
-            </w:tcMar>
-            <w:vAlign w:val="top"/>
-          </w:tcPr>
-          <w:p>
-            <w:pPr>
-              <w:pStyle w:val="Normal"/>
-              <w:jc w:val="center"/>
-              <w:pBdr>
-                <w:bottom w:val="none" w:sz="0" w:space="0" w:color="000000"/>
-                <w:top w:val="none" w:sz="0" w:space="0" w:color="000000"/>
-                <w:left w:val="none" w:sz="0" w:space="0" w:color="000000"/>
-                <w:right w:val="none" w:sz="0" w:space="0" w:color="000000"/>
-              </w:pBdr>
-              <w:spacing w:after="100" w:before="100" w:line="240"/>
-              <w:ind w:left="100" w:right="100" w:firstLine="0" w:firstLineChars="0"/>
-              <w:rPr>
-                <w:rFonts w:ascii="Helvetica" w:hAnsi="Helvetica" w:eastAsia="Helvetica" w:cs="Helvetica"/>
-                <w:i w:val="false"/>
-                <w:b w:val="false"/>
-                <w:u w:val="none"/>
-                <w:sz w:val="22"/>
-                <w:szCs w:val="22"/>
-                <w:color w:val="000000"/>
-              </w:rPr>
-            </w:pPr>
-            <w:r>
-              <w:rPr>
-                <w:rFonts w:ascii="Helvetica" w:hAnsi="Helvetica" w:eastAsia="Helvetica" w:cs="Helvetica"/>
-                <w:i w:val="false"/>
-                <w:b w:val="false"/>
-                <w:u w:val="none"/>
-                <w:sz w:val="22"/>
-                <w:szCs w:val="22"/>
-                <w:color w:val="000000"/>
-              </w:rPr>
-              <w:t xml:space="preserve">0.650</w:t>
+              <w:t xml:space="preserve">1.06</w:t>
+            </w:r>
+          </w:p>
+        </w:tc>
+        <w:tc>
+          <w:tcPr>
+            <w:tcBorders>
+              <w:bottom w:val="none" w:sz="0" w:space="0" w:color="000000"/>
+              <w:top w:val="none" w:sz="0" w:space="0" w:color="000000"/>
+              <w:left w:val="none" w:sz="0" w:space="0" w:color="000000"/>
+              <w:right w:val="none" w:sz="0" w:space="0" w:color="000000"/>
+            </w:tcBorders>
+            <w:shd w:val="clear" w:color="auto" w:fill="FFFFFF"/>
+            <w:tcMar>
+              <w:top w:w="0" w:type="dxa"/>
+              <w:bottom w:w="0" w:type="dxa"/>
+              <w:left w:w="0" w:type="dxa"/>
+              <w:right w:w="0" w:type="dxa"/>
+            </w:tcMar>
+            <w:vAlign w:val="top"/>
+          </w:tcPr>
+          <w:p>
+            <w:pPr>
+              <w:pStyle w:val="Normal"/>
+              <w:jc w:val="center"/>
+              <w:pBdr>
+                <w:bottom w:val="none" w:sz="0" w:space="0" w:color="000000"/>
+                <w:top w:val="none" w:sz="0" w:space="0" w:color="000000"/>
+                <w:left w:val="none" w:sz="0" w:space="0" w:color="000000"/>
+                <w:right w:val="none" w:sz="0" w:space="0" w:color="000000"/>
+              </w:pBdr>
+              <w:spacing w:after="100" w:before="100" w:line="240"/>
+              <w:ind w:left="100" w:right="100" w:firstLine="0" w:firstLineChars="0"/>
+              <w:rPr>
+                <w:rFonts w:ascii="Helvetica" w:hAnsi="Helvetica" w:eastAsia="Helvetica" w:cs="Helvetica"/>
+                <w:i w:val="false"/>
+                <w:b w:val="false"/>
+                <w:u w:val="none"/>
+                <w:sz w:val="22"/>
+                <w:szCs w:val="22"/>
+                <w:color w:val="000000"/>
+              </w:rPr>
+            </w:pPr>
+            <w:r>
+              <w:rPr>
+                <w:rFonts w:ascii="Helvetica" w:hAnsi="Helvetica" w:eastAsia="Helvetica" w:cs="Helvetica"/>
+                <w:i w:val="false"/>
+                <w:b w:val="false"/>
+                <w:u w:val="none"/>
+                <w:sz w:val="22"/>
+                <w:szCs w:val="22"/>
+                <w:color w:val="000000"/>
+              </w:rPr>
+              <w:t xml:space="preserve">0.78, 1.44</w:t>
+            </w:r>
+          </w:p>
+        </w:tc>
+        <w:tc>
+          <w:tcPr>
+            <w:tcBorders>
+              <w:bottom w:val="none" w:sz="0" w:space="0" w:color="000000"/>
+              <w:top w:val="none" w:sz="0" w:space="0" w:color="000000"/>
+              <w:left w:val="none" w:sz="0" w:space="0" w:color="000000"/>
+              <w:right w:val="none" w:sz="0" w:space="0" w:color="000000"/>
+            </w:tcBorders>
+            <w:shd w:val="clear" w:color="auto" w:fill="FFFFFF"/>
+            <w:tcMar>
+              <w:top w:w="0" w:type="dxa"/>
+              <w:bottom w:w="0" w:type="dxa"/>
+              <w:left w:w="0" w:type="dxa"/>
+              <w:right w:w="0" w:type="dxa"/>
+            </w:tcMar>
+            <w:vAlign w:val="top"/>
+          </w:tcPr>
+          <w:p>
+            <w:pPr>
+              <w:pStyle w:val="Normal"/>
+              <w:jc w:val="center"/>
+              <w:pBdr>
+                <w:bottom w:val="none" w:sz="0" w:space="0" w:color="000000"/>
+                <w:top w:val="none" w:sz="0" w:space="0" w:color="000000"/>
+                <w:left w:val="none" w:sz="0" w:space="0" w:color="000000"/>
+                <w:right w:val="none" w:sz="0" w:space="0" w:color="000000"/>
+              </w:pBdr>
+              <w:spacing w:after="100" w:before="100" w:line="240"/>
+              <w:ind w:left="100" w:right="100" w:firstLine="0" w:firstLineChars="0"/>
+              <w:rPr>
+                <w:rFonts w:ascii="Helvetica" w:hAnsi="Helvetica" w:eastAsia="Helvetica" w:cs="Helvetica"/>
+                <w:i w:val="false"/>
+                <w:b w:val="false"/>
+                <w:u w:val="none"/>
+                <w:sz w:val="22"/>
+                <w:szCs w:val="22"/>
+                <w:color w:val="000000"/>
+              </w:rPr>
+            </w:pPr>
+            <w:r>
+              <w:rPr>
+                <w:rFonts w:ascii="Helvetica" w:hAnsi="Helvetica" w:eastAsia="Helvetica" w:cs="Helvetica"/>
+                <w:i w:val="false"/>
+                <w:b w:val="false"/>
+                <w:u w:val="none"/>
+                <w:sz w:val="22"/>
+                <w:szCs w:val="22"/>
+                <w:color w:val="000000"/>
+              </w:rPr>
+              <w:t xml:space="preserve">0.700</w:t>
             </w:r>
           </w:p>
         </w:tc>
@@ -8348,113 +8348,113 @@
                 <w:szCs w:val="22"/>
                 <w:color w:val="000000"/>
               </w:rPr>
-              <w:t xml:space="preserve">0.72</w:t>
-            </w:r>
-          </w:p>
-        </w:tc>
-        <w:tc>
-          <w:tcPr>
-            <w:tcBorders>
-              <w:bottom w:val="none" w:sz="0" w:space="0" w:color="000000"/>
-              <w:top w:val="none" w:sz="0" w:space="0" w:color="000000"/>
-              <w:left w:val="none" w:sz="0" w:space="0" w:color="000000"/>
-              <w:right w:val="none" w:sz="0" w:space="0" w:color="000000"/>
-            </w:tcBorders>
-            <w:shd w:val="clear" w:color="auto" w:fill="FFFFFF"/>
-            <w:tcMar>
-              <w:top w:w="0" w:type="dxa"/>
-              <w:bottom w:w="0" w:type="dxa"/>
-              <w:left w:w="0" w:type="dxa"/>
-              <w:right w:w="0" w:type="dxa"/>
-            </w:tcMar>
-            <w:vAlign w:val="top"/>
-          </w:tcPr>
-          <w:p>
-            <w:pPr>
-              <w:pStyle w:val="Normal"/>
-              <w:jc w:val="center"/>
-              <w:pBdr>
-                <w:bottom w:val="none" w:sz="0" w:space="0" w:color="000000"/>
-                <w:top w:val="none" w:sz="0" w:space="0" w:color="000000"/>
-                <w:left w:val="none" w:sz="0" w:space="0" w:color="000000"/>
-                <w:right w:val="none" w:sz="0" w:space="0" w:color="000000"/>
-              </w:pBdr>
-              <w:spacing w:after="100" w:before="100" w:line="240"/>
-              <w:ind w:left="100" w:right="100" w:firstLine="0" w:firstLineChars="0"/>
-              <w:rPr>
-                <w:rFonts w:ascii="Helvetica" w:hAnsi="Helvetica" w:eastAsia="Helvetica" w:cs="Helvetica"/>
-                <w:i w:val="false"/>
-                <w:b w:val="false"/>
-                <w:u w:val="none"/>
-                <w:sz w:val="22"/>
-                <w:szCs w:val="22"/>
-                <w:color w:val="000000"/>
-              </w:rPr>
-            </w:pPr>
-            <w:r>
-              <w:rPr>
-                <w:rFonts w:ascii="Helvetica" w:hAnsi="Helvetica" w:eastAsia="Helvetica" w:cs="Helvetica"/>
-                <w:i w:val="false"/>
-                <w:b w:val="false"/>
-                <w:u w:val="none"/>
-                <w:sz w:val="22"/>
-                <w:szCs w:val="22"/>
-                <w:color w:val="000000"/>
-              </w:rPr>
-              <w:t xml:space="preserve">0.45, 1.15</w:t>
-            </w:r>
-          </w:p>
-        </w:tc>
-        <w:tc>
-          <w:tcPr>
-            <w:tcBorders>
-              <w:bottom w:val="none" w:sz="0" w:space="0" w:color="000000"/>
-              <w:top w:val="none" w:sz="0" w:space="0" w:color="000000"/>
-              <w:left w:val="none" w:sz="0" w:space="0" w:color="000000"/>
-              <w:right w:val="none" w:sz="0" w:space="0" w:color="000000"/>
-            </w:tcBorders>
-            <w:shd w:val="clear" w:color="auto" w:fill="FFFFFF"/>
-            <w:tcMar>
-              <w:top w:w="0" w:type="dxa"/>
-              <w:bottom w:w="0" w:type="dxa"/>
-              <w:left w:w="0" w:type="dxa"/>
-              <w:right w:w="0" w:type="dxa"/>
-            </w:tcMar>
-            <w:vAlign w:val="top"/>
-          </w:tcPr>
-          <w:p>
-            <w:pPr>
-              <w:pStyle w:val="Normal"/>
-              <w:jc w:val="center"/>
-              <w:pBdr>
-                <w:bottom w:val="none" w:sz="0" w:space="0" w:color="000000"/>
-                <w:top w:val="none" w:sz="0" w:space="0" w:color="000000"/>
-                <w:left w:val="none" w:sz="0" w:space="0" w:color="000000"/>
-                <w:right w:val="none" w:sz="0" w:space="0" w:color="000000"/>
-              </w:pBdr>
-              <w:spacing w:after="100" w:before="100" w:line="240"/>
-              <w:ind w:left="100" w:right="100" w:firstLine="0" w:firstLineChars="0"/>
-              <w:rPr>
-                <w:rFonts w:ascii="Helvetica" w:hAnsi="Helvetica" w:eastAsia="Helvetica" w:cs="Helvetica"/>
-                <w:i w:val="false"/>
-                <w:b w:val="false"/>
-                <w:u w:val="none"/>
-                <w:sz w:val="22"/>
-                <w:szCs w:val="22"/>
-                <w:color w:val="000000"/>
-              </w:rPr>
-            </w:pPr>
-            <w:r>
-              <w:rPr>
-                <w:rFonts w:ascii="Helvetica" w:hAnsi="Helvetica" w:eastAsia="Helvetica" w:cs="Helvetica"/>
-                <w:i w:val="false"/>
-                <w:b w:val="false"/>
-                <w:u w:val="none"/>
-                <w:sz w:val="22"/>
-                <w:szCs w:val="22"/>
-                <w:color w:val="000000"/>
-              </w:rPr>
-              <w:t xml:space="preserve">0.170</w:t>
+              <w:t xml:space="preserve">0.74</w:t>
+            </w:r>
+          </w:p>
+        </w:tc>
+        <w:tc>
+          <w:tcPr>
+            <w:tcBorders>
+              <w:bottom w:val="none" w:sz="0" w:space="0" w:color="000000"/>
+              <w:top w:val="none" w:sz="0" w:space="0" w:color="000000"/>
+              <w:left w:val="none" w:sz="0" w:space="0" w:color="000000"/>
+              <w:right w:val="none" w:sz="0" w:space="0" w:color="000000"/>
+            </w:tcBorders>
+            <w:shd w:val="clear" w:color="auto" w:fill="FFFFFF"/>
+            <w:tcMar>
+              <w:top w:w="0" w:type="dxa"/>
+              <w:bottom w:w="0" w:type="dxa"/>
+              <w:left w:w="0" w:type="dxa"/>
+              <w:right w:w="0" w:type="dxa"/>
+            </w:tcMar>
+            <w:vAlign w:val="top"/>
+          </w:tcPr>
+          <w:p>
+            <w:pPr>
+              <w:pStyle w:val="Normal"/>
+              <w:jc w:val="center"/>
+              <w:pBdr>
+                <w:bottom w:val="none" w:sz="0" w:space="0" w:color="000000"/>
+                <w:top w:val="none" w:sz="0" w:space="0" w:color="000000"/>
+                <w:left w:val="none" w:sz="0" w:space="0" w:color="000000"/>
+                <w:right w:val="none" w:sz="0" w:space="0" w:color="000000"/>
+              </w:pBdr>
+              <w:spacing w:after="100" w:before="100" w:line="240"/>
+              <w:ind w:left="100" w:right="100" w:firstLine="0" w:firstLineChars="0"/>
+              <w:rPr>
+                <w:rFonts w:ascii="Helvetica" w:hAnsi="Helvetica" w:eastAsia="Helvetica" w:cs="Helvetica"/>
+                <w:i w:val="false"/>
+                <w:b w:val="false"/>
+                <w:u w:val="none"/>
+                <w:sz w:val="22"/>
+                <w:szCs w:val="22"/>
+                <w:color w:val="000000"/>
+              </w:rPr>
+            </w:pPr>
+            <w:r>
+              <w:rPr>
+                <w:rFonts w:ascii="Helvetica" w:hAnsi="Helvetica" w:eastAsia="Helvetica" w:cs="Helvetica"/>
+                <w:i w:val="false"/>
+                <w:b w:val="false"/>
+                <w:u w:val="none"/>
+                <w:sz w:val="22"/>
+                <w:szCs w:val="22"/>
+                <w:color w:val="000000"/>
+              </w:rPr>
+              <w:t xml:space="preserve">0.46, 1.18</w:t>
+            </w:r>
+          </w:p>
+        </w:tc>
+        <w:tc>
+          <w:tcPr>
+            <w:tcBorders>
+              <w:bottom w:val="none" w:sz="0" w:space="0" w:color="000000"/>
+              <w:top w:val="none" w:sz="0" w:space="0" w:color="000000"/>
+              <w:left w:val="none" w:sz="0" w:space="0" w:color="000000"/>
+              <w:right w:val="none" w:sz="0" w:space="0" w:color="000000"/>
+            </w:tcBorders>
+            <w:shd w:val="clear" w:color="auto" w:fill="FFFFFF"/>
+            <w:tcMar>
+              <w:top w:w="0" w:type="dxa"/>
+              <w:bottom w:w="0" w:type="dxa"/>
+              <w:left w:w="0" w:type="dxa"/>
+              <w:right w:w="0" w:type="dxa"/>
+            </w:tcMar>
+            <w:vAlign w:val="top"/>
+          </w:tcPr>
+          <w:p>
+            <w:pPr>
+              <w:pStyle w:val="Normal"/>
+              <w:jc w:val="center"/>
+              <w:pBdr>
+                <w:bottom w:val="none" w:sz="0" w:space="0" w:color="000000"/>
+                <w:top w:val="none" w:sz="0" w:space="0" w:color="000000"/>
+                <w:left w:val="none" w:sz="0" w:space="0" w:color="000000"/>
+                <w:right w:val="none" w:sz="0" w:space="0" w:color="000000"/>
+              </w:pBdr>
+              <w:spacing w:after="100" w:before="100" w:line="240"/>
+              <w:ind w:left="100" w:right="100" w:firstLine="0" w:firstLineChars="0"/>
+              <w:rPr>
+                <w:rFonts w:ascii="Helvetica" w:hAnsi="Helvetica" w:eastAsia="Helvetica" w:cs="Helvetica"/>
+                <w:i w:val="false"/>
+                <w:b w:val="false"/>
+                <w:u w:val="none"/>
+                <w:sz w:val="22"/>
+                <w:szCs w:val="22"/>
+                <w:color w:val="000000"/>
+              </w:rPr>
+            </w:pPr>
+            <w:r>
+              <w:rPr>
+                <w:rFonts w:ascii="Helvetica" w:hAnsi="Helvetica" w:eastAsia="Helvetica" w:cs="Helvetica"/>
+                <w:i w:val="false"/>
+                <w:b w:val="false"/>
+                <w:u w:val="none"/>
+                <w:sz w:val="22"/>
+                <w:szCs w:val="22"/>
+                <w:color w:val="000000"/>
+              </w:rPr>
+              <w:t xml:space="preserve">0.200</w:t>
             </w:r>
           </w:p>
         </w:tc>
@@ -8619,60 +8619,60 @@
                 <w:szCs w:val="22"/>
                 <w:color w:val="000000"/>
               </w:rPr>
-              <w:t xml:space="preserve">1.75</w:t>
-            </w:r>
-          </w:p>
-        </w:tc>
-        <w:tc>
-          <w:tcPr>
-            <w:tcBorders>
-              <w:bottom w:val="none" w:sz="0" w:space="0" w:color="000000"/>
-              <w:top w:val="none" w:sz="0" w:space="0" w:color="000000"/>
-              <w:left w:val="none" w:sz="0" w:space="0" w:color="000000"/>
-              <w:right w:val="none" w:sz="0" w:space="0" w:color="000000"/>
-            </w:tcBorders>
-            <w:shd w:val="clear" w:color="auto" w:fill="FFFFFF"/>
-            <w:tcMar>
-              <w:top w:w="0" w:type="dxa"/>
-              <w:bottom w:w="0" w:type="dxa"/>
-              <w:left w:w="0" w:type="dxa"/>
-              <w:right w:w="0" w:type="dxa"/>
-            </w:tcMar>
-            <w:vAlign w:val="top"/>
-          </w:tcPr>
-          <w:p>
-            <w:pPr>
-              <w:pStyle w:val="Normal"/>
-              <w:jc w:val="center"/>
-              <w:pBdr>
-                <w:bottom w:val="none" w:sz="0" w:space="0" w:color="000000"/>
-                <w:top w:val="none" w:sz="0" w:space="0" w:color="000000"/>
-                <w:left w:val="none" w:sz="0" w:space="0" w:color="000000"/>
-                <w:right w:val="none" w:sz="0" w:space="0" w:color="000000"/>
-              </w:pBdr>
-              <w:spacing w:after="100" w:before="100" w:line="240"/>
-              <w:ind w:left="100" w:right="100" w:firstLine="0" w:firstLineChars="0"/>
-              <w:rPr>
-                <w:rFonts w:ascii="Helvetica" w:hAnsi="Helvetica" w:eastAsia="Helvetica" w:cs="Helvetica"/>
-                <w:i w:val="false"/>
-                <w:b w:val="false"/>
-                <w:u w:val="none"/>
-                <w:sz w:val="22"/>
-                <w:szCs w:val="22"/>
-                <w:color w:val="000000"/>
-              </w:rPr>
-            </w:pPr>
-            <w:r>
-              <w:rPr>
-                <w:rFonts w:ascii="Helvetica" w:hAnsi="Helvetica" w:eastAsia="Helvetica" w:cs="Helvetica"/>
-                <w:i w:val="false"/>
-                <w:b w:val="false"/>
-                <w:u w:val="none"/>
-                <w:sz w:val="22"/>
-                <w:szCs w:val="22"/>
-                <w:color w:val="000000"/>
-              </w:rPr>
-              <w:t xml:space="preserve">1.24, 2.47</w:t>
+              <w:t xml:space="preserve">1.76</w:t>
+            </w:r>
+          </w:p>
+        </w:tc>
+        <w:tc>
+          <w:tcPr>
+            <w:tcBorders>
+              <w:bottom w:val="none" w:sz="0" w:space="0" w:color="000000"/>
+              <w:top w:val="none" w:sz="0" w:space="0" w:color="000000"/>
+              <w:left w:val="none" w:sz="0" w:space="0" w:color="000000"/>
+              <w:right w:val="none" w:sz="0" w:space="0" w:color="000000"/>
+            </w:tcBorders>
+            <w:shd w:val="clear" w:color="auto" w:fill="FFFFFF"/>
+            <w:tcMar>
+              <w:top w:w="0" w:type="dxa"/>
+              <w:bottom w:w="0" w:type="dxa"/>
+              <w:left w:w="0" w:type="dxa"/>
+              <w:right w:w="0" w:type="dxa"/>
+            </w:tcMar>
+            <w:vAlign w:val="top"/>
+          </w:tcPr>
+          <w:p>
+            <w:pPr>
+              <w:pStyle w:val="Normal"/>
+              <w:jc w:val="center"/>
+              <w:pBdr>
+                <w:bottom w:val="none" w:sz="0" w:space="0" w:color="000000"/>
+                <w:top w:val="none" w:sz="0" w:space="0" w:color="000000"/>
+                <w:left w:val="none" w:sz="0" w:space="0" w:color="000000"/>
+                <w:right w:val="none" w:sz="0" w:space="0" w:color="000000"/>
+              </w:pBdr>
+              <w:spacing w:after="100" w:before="100" w:line="240"/>
+              <w:ind w:left="100" w:right="100" w:firstLine="0" w:firstLineChars="0"/>
+              <w:rPr>
+                <w:rFonts w:ascii="Helvetica" w:hAnsi="Helvetica" w:eastAsia="Helvetica" w:cs="Helvetica"/>
+                <w:i w:val="false"/>
+                <w:b w:val="false"/>
+                <w:u w:val="none"/>
+                <w:sz w:val="22"/>
+                <w:szCs w:val="22"/>
+                <w:color w:val="000000"/>
+              </w:rPr>
+            </w:pPr>
+            <w:r>
+              <w:rPr>
+                <w:rFonts w:ascii="Helvetica" w:hAnsi="Helvetica" w:eastAsia="Helvetica" w:cs="Helvetica"/>
+                <w:i w:val="false"/>
+                <w:b w:val="false"/>
+                <w:u w:val="none"/>
+                <w:sz w:val="22"/>
+                <w:szCs w:val="22"/>
+                <w:color w:val="000000"/>
+              </w:rPr>
+              <w:t xml:space="preserve">1.26, 2.48</w:t>
             </w:r>
           </w:p>
         </w:tc>
@@ -8831,113 +8831,113 @@
                 <w:szCs w:val="22"/>
                 <w:color w:val="000000"/>
               </w:rPr>
-              <w:t xml:space="preserve">0.83</w:t>
-            </w:r>
-          </w:p>
-        </w:tc>
-        <w:tc>
-          <w:tcPr>
-            <w:tcBorders>
-              <w:bottom w:val="none" w:sz="0" w:space="0" w:color="000000"/>
-              <w:top w:val="none" w:sz="0" w:space="0" w:color="000000"/>
-              <w:left w:val="none" w:sz="0" w:space="0" w:color="000000"/>
-              <w:right w:val="none" w:sz="0" w:space="0" w:color="000000"/>
-            </w:tcBorders>
-            <w:shd w:val="clear" w:color="auto" w:fill="FFFFFF"/>
-            <w:tcMar>
-              <w:top w:w="0" w:type="dxa"/>
-              <w:bottom w:w="0" w:type="dxa"/>
-              <w:left w:w="0" w:type="dxa"/>
-              <w:right w:w="0" w:type="dxa"/>
-            </w:tcMar>
-            <w:vAlign w:val="top"/>
-          </w:tcPr>
-          <w:p>
-            <w:pPr>
-              <w:pStyle w:val="Normal"/>
-              <w:jc w:val="center"/>
-              <w:pBdr>
-                <w:bottom w:val="none" w:sz="0" w:space="0" w:color="000000"/>
-                <w:top w:val="none" w:sz="0" w:space="0" w:color="000000"/>
-                <w:left w:val="none" w:sz="0" w:space="0" w:color="000000"/>
-                <w:right w:val="none" w:sz="0" w:space="0" w:color="000000"/>
-              </w:pBdr>
-              <w:spacing w:after="100" w:before="100" w:line="240"/>
-              <w:ind w:left="100" w:right="100" w:firstLine="0" w:firstLineChars="0"/>
-              <w:rPr>
-                <w:rFonts w:ascii="Helvetica" w:hAnsi="Helvetica" w:eastAsia="Helvetica" w:cs="Helvetica"/>
-                <w:i w:val="false"/>
-                <w:b w:val="false"/>
-                <w:u w:val="none"/>
-                <w:sz w:val="22"/>
-                <w:szCs w:val="22"/>
-                <w:color w:val="000000"/>
-              </w:rPr>
-            </w:pPr>
-            <w:r>
-              <w:rPr>
-                <w:rFonts w:ascii="Helvetica" w:hAnsi="Helvetica" w:eastAsia="Helvetica" w:cs="Helvetica"/>
-                <w:i w:val="false"/>
-                <w:b w:val="false"/>
-                <w:u w:val="none"/>
-                <w:sz w:val="22"/>
-                <w:szCs w:val="22"/>
-                <w:color w:val="000000"/>
-              </w:rPr>
-              <w:t xml:space="preserve">0.50, 1.37</w:t>
-            </w:r>
-          </w:p>
-        </w:tc>
-        <w:tc>
-          <w:tcPr>
-            <w:tcBorders>
-              <w:bottom w:val="none" w:sz="0" w:space="0" w:color="000000"/>
-              <w:top w:val="none" w:sz="0" w:space="0" w:color="000000"/>
-              <w:left w:val="none" w:sz="0" w:space="0" w:color="000000"/>
-              <w:right w:val="none" w:sz="0" w:space="0" w:color="000000"/>
-            </w:tcBorders>
-            <w:shd w:val="clear" w:color="auto" w:fill="FFFFFF"/>
-            <w:tcMar>
-              <w:top w:w="0" w:type="dxa"/>
-              <w:bottom w:w="0" w:type="dxa"/>
-              <w:left w:w="0" w:type="dxa"/>
-              <w:right w:w="0" w:type="dxa"/>
-            </w:tcMar>
-            <w:vAlign w:val="top"/>
-          </w:tcPr>
-          <w:p>
-            <w:pPr>
-              <w:pStyle w:val="Normal"/>
-              <w:jc w:val="center"/>
-              <w:pBdr>
-                <w:bottom w:val="none" w:sz="0" w:space="0" w:color="000000"/>
-                <w:top w:val="none" w:sz="0" w:space="0" w:color="000000"/>
-                <w:left w:val="none" w:sz="0" w:space="0" w:color="000000"/>
-                <w:right w:val="none" w:sz="0" w:space="0" w:color="000000"/>
-              </w:pBdr>
-              <w:spacing w:after="100" w:before="100" w:line="240"/>
-              <w:ind w:left="100" w:right="100" w:firstLine="0" w:firstLineChars="0"/>
-              <w:rPr>
-                <w:rFonts w:ascii="Helvetica" w:hAnsi="Helvetica" w:eastAsia="Helvetica" w:cs="Helvetica"/>
-                <w:i w:val="false"/>
-                <w:b w:val="false"/>
-                <w:u w:val="none"/>
-                <w:sz w:val="22"/>
-                <w:szCs w:val="22"/>
-                <w:color w:val="000000"/>
-              </w:rPr>
-            </w:pPr>
-            <w:r>
-              <w:rPr>
-                <w:rFonts w:ascii="Helvetica" w:hAnsi="Helvetica" w:eastAsia="Helvetica" w:cs="Helvetica"/>
-                <w:i w:val="false"/>
-                <w:b w:val="false"/>
-                <w:u w:val="none"/>
-                <w:sz w:val="22"/>
-                <w:szCs w:val="22"/>
-                <w:color w:val="000000"/>
-              </w:rPr>
-              <w:t xml:space="preserve">0.460</w:t>
+              <w:t xml:space="preserve">0.87</w:t>
+            </w:r>
+          </w:p>
+        </w:tc>
+        <w:tc>
+          <w:tcPr>
+            <w:tcBorders>
+              <w:bottom w:val="none" w:sz="0" w:space="0" w:color="000000"/>
+              <w:top w:val="none" w:sz="0" w:space="0" w:color="000000"/>
+              <w:left w:val="none" w:sz="0" w:space="0" w:color="000000"/>
+              <w:right w:val="none" w:sz="0" w:space="0" w:color="000000"/>
+            </w:tcBorders>
+            <w:shd w:val="clear" w:color="auto" w:fill="FFFFFF"/>
+            <w:tcMar>
+              <w:top w:w="0" w:type="dxa"/>
+              <w:bottom w:w="0" w:type="dxa"/>
+              <w:left w:w="0" w:type="dxa"/>
+              <w:right w:w="0" w:type="dxa"/>
+            </w:tcMar>
+            <w:vAlign w:val="top"/>
+          </w:tcPr>
+          <w:p>
+            <w:pPr>
+              <w:pStyle w:val="Normal"/>
+              <w:jc w:val="center"/>
+              <w:pBdr>
+                <w:bottom w:val="none" w:sz="0" w:space="0" w:color="000000"/>
+                <w:top w:val="none" w:sz="0" w:space="0" w:color="000000"/>
+                <w:left w:val="none" w:sz="0" w:space="0" w:color="000000"/>
+                <w:right w:val="none" w:sz="0" w:space="0" w:color="000000"/>
+              </w:pBdr>
+              <w:spacing w:after="100" w:before="100" w:line="240"/>
+              <w:ind w:left="100" w:right="100" w:firstLine="0" w:firstLineChars="0"/>
+              <w:rPr>
+                <w:rFonts w:ascii="Helvetica" w:hAnsi="Helvetica" w:eastAsia="Helvetica" w:cs="Helvetica"/>
+                <w:i w:val="false"/>
+                <w:b w:val="false"/>
+                <w:u w:val="none"/>
+                <w:sz w:val="22"/>
+                <w:szCs w:val="22"/>
+                <w:color w:val="000000"/>
+              </w:rPr>
+            </w:pPr>
+            <w:r>
+              <w:rPr>
+                <w:rFonts w:ascii="Helvetica" w:hAnsi="Helvetica" w:eastAsia="Helvetica" w:cs="Helvetica"/>
+                <w:i w:val="false"/>
+                <w:b w:val="false"/>
+                <w:u w:val="none"/>
+                <w:sz w:val="22"/>
+                <w:szCs w:val="22"/>
+                <w:color w:val="000000"/>
+              </w:rPr>
+              <w:t xml:space="preserve">0.52, 1.45</w:t>
+            </w:r>
+          </w:p>
+        </w:tc>
+        <w:tc>
+          <w:tcPr>
+            <w:tcBorders>
+              <w:bottom w:val="none" w:sz="0" w:space="0" w:color="000000"/>
+              <w:top w:val="none" w:sz="0" w:space="0" w:color="000000"/>
+              <w:left w:val="none" w:sz="0" w:space="0" w:color="000000"/>
+              <w:right w:val="none" w:sz="0" w:space="0" w:color="000000"/>
+            </w:tcBorders>
+            <w:shd w:val="clear" w:color="auto" w:fill="FFFFFF"/>
+            <w:tcMar>
+              <w:top w:w="0" w:type="dxa"/>
+              <w:bottom w:w="0" w:type="dxa"/>
+              <w:left w:w="0" w:type="dxa"/>
+              <w:right w:w="0" w:type="dxa"/>
+            </w:tcMar>
+            <w:vAlign w:val="top"/>
+          </w:tcPr>
+          <w:p>
+            <w:pPr>
+              <w:pStyle w:val="Normal"/>
+              <w:jc w:val="center"/>
+              <w:pBdr>
+                <w:bottom w:val="none" w:sz="0" w:space="0" w:color="000000"/>
+                <w:top w:val="none" w:sz="0" w:space="0" w:color="000000"/>
+                <w:left w:val="none" w:sz="0" w:space="0" w:color="000000"/>
+                <w:right w:val="none" w:sz="0" w:space="0" w:color="000000"/>
+              </w:pBdr>
+              <w:spacing w:after="100" w:before="100" w:line="240"/>
+              <w:ind w:left="100" w:right="100" w:firstLine="0" w:firstLineChars="0"/>
+              <w:rPr>
+                <w:rFonts w:ascii="Helvetica" w:hAnsi="Helvetica" w:eastAsia="Helvetica" w:cs="Helvetica"/>
+                <w:i w:val="false"/>
+                <w:b w:val="false"/>
+                <w:u w:val="none"/>
+                <w:sz w:val="22"/>
+                <w:szCs w:val="22"/>
+                <w:color w:val="000000"/>
+              </w:rPr>
+            </w:pPr>
+            <w:r>
+              <w:rPr>
+                <w:rFonts w:ascii="Helvetica" w:hAnsi="Helvetica" w:eastAsia="Helvetica" w:cs="Helvetica"/>
+                <w:i w:val="false"/>
+                <w:b w:val="false"/>
+                <w:u w:val="none"/>
+                <w:sz w:val="22"/>
+                <w:szCs w:val="22"/>
+                <w:color w:val="000000"/>
+              </w:rPr>
+              <w:t xml:space="preserve">0.590</w:t>
             </w:r>
           </w:p>
         </w:tc>
@@ -10068,113 +10068,113 @@
                 <w:szCs w:val="22"/>
                 <w:color w:val="000000"/>
               </w:rPr>
-              <w:t xml:space="preserve">1.20</w:t>
-            </w:r>
-          </w:p>
-        </w:tc>
-        <w:tc>
-          <w:tcPr>
-            <w:tcBorders>
-              <w:bottom w:val="none" w:sz="0" w:space="0" w:color="000000"/>
-              <w:top w:val="none" w:sz="0" w:space="0" w:color="000000"/>
-              <w:left w:val="none" w:sz="0" w:space="0" w:color="000000"/>
-              <w:right w:val="none" w:sz="0" w:space="0" w:color="000000"/>
-            </w:tcBorders>
-            <w:shd w:val="clear" w:color="auto" w:fill="FFFFFF"/>
-            <w:tcMar>
-              <w:top w:w="0" w:type="dxa"/>
-              <w:bottom w:w="0" w:type="dxa"/>
-              <w:left w:w="0" w:type="dxa"/>
-              <w:right w:w="0" w:type="dxa"/>
-            </w:tcMar>
-            <w:vAlign w:val="top"/>
-          </w:tcPr>
-          <w:p>
-            <w:pPr>
-              <w:pStyle w:val="Normal"/>
-              <w:jc w:val="center"/>
-              <w:pBdr>
-                <w:bottom w:val="none" w:sz="0" w:space="0" w:color="000000"/>
-                <w:top w:val="none" w:sz="0" w:space="0" w:color="000000"/>
-                <w:left w:val="none" w:sz="0" w:space="0" w:color="000000"/>
-                <w:right w:val="none" w:sz="0" w:space="0" w:color="000000"/>
-              </w:pBdr>
-              <w:spacing w:after="100" w:before="100" w:line="240"/>
-              <w:ind w:left="100" w:right="100" w:firstLine="0" w:firstLineChars="0"/>
-              <w:rPr>
-                <w:rFonts w:ascii="Helvetica" w:hAnsi="Helvetica" w:eastAsia="Helvetica" w:cs="Helvetica"/>
-                <w:i w:val="false"/>
-                <w:b w:val="false"/>
-                <w:u w:val="none"/>
-                <w:sz w:val="22"/>
-                <w:szCs w:val="22"/>
-                <w:color w:val="000000"/>
-              </w:rPr>
-            </w:pPr>
-            <w:r>
-              <w:rPr>
-                <w:rFonts w:ascii="Helvetica" w:hAnsi="Helvetica" w:eastAsia="Helvetica" w:cs="Helvetica"/>
-                <w:i w:val="false"/>
-                <w:b w:val="false"/>
-                <w:u w:val="none"/>
-                <w:sz w:val="22"/>
-                <w:szCs w:val="22"/>
-                <w:color w:val="000000"/>
-              </w:rPr>
-              <w:t xml:space="preserve">0.98, 1.46</w:t>
-            </w:r>
-          </w:p>
-        </w:tc>
-        <w:tc>
-          <w:tcPr>
-            <w:tcBorders>
-              <w:bottom w:val="none" w:sz="0" w:space="0" w:color="000000"/>
-              <w:top w:val="none" w:sz="0" w:space="0" w:color="000000"/>
-              <w:left w:val="none" w:sz="0" w:space="0" w:color="000000"/>
-              <w:right w:val="none" w:sz="0" w:space="0" w:color="000000"/>
-            </w:tcBorders>
-            <w:shd w:val="clear" w:color="auto" w:fill="FFFFFF"/>
-            <w:tcMar>
-              <w:top w:w="0" w:type="dxa"/>
-              <w:bottom w:w="0" w:type="dxa"/>
-              <w:left w:w="0" w:type="dxa"/>
-              <w:right w:w="0" w:type="dxa"/>
-            </w:tcMar>
-            <w:vAlign w:val="top"/>
-          </w:tcPr>
-          <w:p>
-            <w:pPr>
-              <w:pStyle w:val="Normal"/>
-              <w:jc w:val="center"/>
-              <w:pBdr>
-                <w:bottom w:val="none" w:sz="0" w:space="0" w:color="000000"/>
-                <w:top w:val="none" w:sz="0" w:space="0" w:color="000000"/>
-                <w:left w:val="none" w:sz="0" w:space="0" w:color="000000"/>
-                <w:right w:val="none" w:sz="0" w:space="0" w:color="000000"/>
-              </w:pBdr>
-              <w:spacing w:after="100" w:before="100" w:line="240"/>
-              <w:ind w:left="100" w:right="100" w:firstLine="0" w:firstLineChars="0"/>
-              <w:rPr>
-                <w:rFonts w:ascii="Helvetica" w:hAnsi="Helvetica" w:eastAsia="Helvetica" w:cs="Helvetica"/>
-                <w:i w:val="false"/>
-                <w:b w:val="false"/>
-                <w:u w:val="none"/>
-                <w:sz w:val="22"/>
-                <w:szCs w:val="22"/>
-                <w:color w:val="000000"/>
-              </w:rPr>
-            </w:pPr>
-            <w:r>
-              <w:rPr>
-                <w:rFonts w:ascii="Helvetica" w:hAnsi="Helvetica" w:eastAsia="Helvetica" w:cs="Helvetica"/>
-                <w:i w:val="false"/>
-                <w:b w:val="false"/>
-                <w:u w:val="none"/>
-                <w:sz w:val="22"/>
-                <w:szCs w:val="22"/>
-                <w:color w:val="000000"/>
-              </w:rPr>
-              <w:t xml:space="preserve">0.071</w:t>
+              <w:t xml:space="preserve">1.22</w:t>
+            </w:r>
+          </w:p>
+        </w:tc>
+        <w:tc>
+          <w:tcPr>
+            <w:tcBorders>
+              <w:bottom w:val="none" w:sz="0" w:space="0" w:color="000000"/>
+              <w:top w:val="none" w:sz="0" w:space="0" w:color="000000"/>
+              <w:left w:val="none" w:sz="0" w:space="0" w:color="000000"/>
+              <w:right w:val="none" w:sz="0" w:space="0" w:color="000000"/>
+            </w:tcBorders>
+            <w:shd w:val="clear" w:color="auto" w:fill="FFFFFF"/>
+            <w:tcMar>
+              <w:top w:w="0" w:type="dxa"/>
+              <w:bottom w:w="0" w:type="dxa"/>
+              <w:left w:w="0" w:type="dxa"/>
+              <w:right w:w="0" w:type="dxa"/>
+            </w:tcMar>
+            <w:vAlign w:val="top"/>
+          </w:tcPr>
+          <w:p>
+            <w:pPr>
+              <w:pStyle w:val="Normal"/>
+              <w:jc w:val="center"/>
+              <w:pBdr>
+                <w:bottom w:val="none" w:sz="0" w:space="0" w:color="000000"/>
+                <w:top w:val="none" w:sz="0" w:space="0" w:color="000000"/>
+                <w:left w:val="none" w:sz="0" w:space="0" w:color="000000"/>
+                <w:right w:val="none" w:sz="0" w:space="0" w:color="000000"/>
+              </w:pBdr>
+              <w:spacing w:after="100" w:before="100" w:line="240"/>
+              <w:ind w:left="100" w:right="100" w:firstLine="0" w:firstLineChars="0"/>
+              <w:rPr>
+                <w:rFonts w:ascii="Helvetica" w:hAnsi="Helvetica" w:eastAsia="Helvetica" w:cs="Helvetica"/>
+                <w:i w:val="false"/>
+                <w:b w:val="false"/>
+                <w:u w:val="none"/>
+                <w:sz w:val="22"/>
+                <w:szCs w:val="22"/>
+                <w:color w:val="000000"/>
+              </w:rPr>
+            </w:pPr>
+            <w:r>
+              <w:rPr>
+                <w:rFonts w:ascii="Helvetica" w:hAnsi="Helvetica" w:eastAsia="Helvetica" w:cs="Helvetica"/>
+                <w:i w:val="false"/>
+                <w:b w:val="false"/>
+                <w:u w:val="none"/>
+                <w:sz w:val="22"/>
+                <w:szCs w:val="22"/>
+                <w:color w:val="000000"/>
+              </w:rPr>
+              <w:t xml:space="preserve">1.00, 1.48</w:t>
+            </w:r>
+          </w:p>
+        </w:tc>
+        <w:tc>
+          <w:tcPr>
+            <w:tcBorders>
+              <w:bottom w:val="none" w:sz="0" w:space="0" w:color="000000"/>
+              <w:top w:val="none" w:sz="0" w:space="0" w:color="000000"/>
+              <w:left w:val="none" w:sz="0" w:space="0" w:color="000000"/>
+              <w:right w:val="none" w:sz="0" w:space="0" w:color="000000"/>
+            </w:tcBorders>
+            <w:shd w:val="clear" w:color="auto" w:fill="FFFFFF"/>
+            <w:tcMar>
+              <w:top w:w="0" w:type="dxa"/>
+              <w:bottom w:w="0" w:type="dxa"/>
+              <w:left w:w="0" w:type="dxa"/>
+              <w:right w:w="0" w:type="dxa"/>
+            </w:tcMar>
+            <w:vAlign w:val="top"/>
+          </w:tcPr>
+          <w:p>
+            <w:pPr>
+              <w:pStyle w:val="Normal"/>
+              <w:jc w:val="center"/>
+              <w:pBdr>
+                <w:bottom w:val="none" w:sz="0" w:space="0" w:color="000000"/>
+                <w:top w:val="none" w:sz="0" w:space="0" w:color="000000"/>
+                <w:left w:val="none" w:sz="0" w:space="0" w:color="000000"/>
+                <w:right w:val="none" w:sz="0" w:space="0" w:color="000000"/>
+              </w:pBdr>
+              <w:spacing w:after="100" w:before="100" w:line="240"/>
+              <w:ind w:left="100" w:right="100" w:firstLine="0" w:firstLineChars="0"/>
+              <w:rPr>
+                <w:rFonts w:ascii="Helvetica" w:hAnsi="Helvetica" w:eastAsia="Helvetica" w:cs="Helvetica"/>
+                <w:i w:val="false"/>
+                <w:b w:val="false"/>
+                <w:u w:val="none"/>
+                <w:sz w:val="22"/>
+                <w:szCs w:val="22"/>
+                <w:color w:val="000000"/>
+              </w:rPr>
+            </w:pPr>
+            <w:r>
+              <w:rPr>
+                <w:rFonts w:ascii="Helvetica" w:hAnsi="Helvetica" w:eastAsia="Helvetica" w:cs="Helvetica"/>
+                <w:i w:val="false"/>
+                <w:b w:val="false"/>
+                <w:u w:val="none"/>
+                <w:sz w:val="22"/>
+                <w:szCs w:val="22"/>
+                <w:color w:val="000000"/>
+              </w:rPr>
+              <w:t xml:space="preserve">0.051</w:t>
             </w:r>
           </w:p>
         </w:tc>
@@ -10280,113 +10280,113 @@
                 <w:szCs w:val="22"/>
                 <w:color w:val="000000"/>
               </w:rPr>
-              <w:t xml:space="preserve">1.05</w:t>
-            </w:r>
-          </w:p>
-        </w:tc>
-        <w:tc>
-          <w:tcPr>
-            <w:tcBorders>
-              <w:bottom w:val="none" w:sz="0" w:space="0" w:color="000000"/>
-              <w:top w:val="none" w:sz="0" w:space="0" w:color="000000"/>
-              <w:left w:val="none" w:sz="0" w:space="0" w:color="000000"/>
-              <w:right w:val="none" w:sz="0" w:space="0" w:color="000000"/>
-            </w:tcBorders>
-            <w:shd w:val="clear" w:color="auto" w:fill="FFFFFF"/>
-            <w:tcMar>
-              <w:top w:w="0" w:type="dxa"/>
-              <w:bottom w:w="0" w:type="dxa"/>
-              <w:left w:w="0" w:type="dxa"/>
-              <w:right w:w="0" w:type="dxa"/>
-            </w:tcMar>
-            <w:vAlign w:val="top"/>
-          </w:tcPr>
-          <w:p>
-            <w:pPr>
-              <w:pStyle w:val="Normal"/>
-              <w:jc w:val="center"/>
-              <w:pBdr>
-                <w:bottom w:val="none" w:sz="0" w:space="0" w:color="000000"/>
-                <w:top w:val="none" w:sz="0" w:space="0" w:color="000000"/>
-                <w:left w:val="none" w:sz="0" w:space="0" w:color="000000"/>
-                <w:right w:val="none" w:sz="0" w:space="0" w:color="000000"/>
-              </w:pBdr>
-              <w:spacing w:after="100" w:before="100" w:line="240"/>
-              <w:ind w:left="100" w:right="100" w:firstLine="0" w:firstLineChars="0"/>
-              <w:rPr>
-                <w:rFonts w:ascii="Helvetica" w:hAnsi="Helvetica" w:eastAsia="Helvetica" w:cs="Helvetica"/>
-                <w:i w:val="false"/>
-                <w:b w:val="false"/>
-                <w:u w:val="none"/>
-                <w:sz w:val="22"/>
-                <w:szCs w:val="22"/>
-                <w:color w:val="000000"/>
-              </w:rPr>
-            </w:pPr>
-            <w:r>
-              <w:rPr>
-                <w:rFonts w:ascii="Helvetica" w:hAnsi="Helvetica" w:eastAsia="Helvetica" w:cs="Helvetica"/>
-                <w:i w:val="false"/>
-                <w:b w:val="false"/>
-                <w:u w:val="none"/>
-                <w:sz w:val="22"/>
-                <w:szCs w:val="22"/>
-                <w:color w:val="000000"/>
-              </w:rPr>
-              <w:t xml:space="preserve">0.83, 1.33</w:t>
-            </w:r>
-          </w:p>
-        </w:tc>
-        <w:tc>
-          <w:tcPr>
-            <w:tcBorders>
-              <w:bottom w:val="none" w:sz="0" w:space="0" w:color="000000"/>
-              <w:top w:val="none" w:sz="0" w:space="0" w:color="000000"/>
-              <w:left w:val="none" w:sz="0" w:space="0" w:color="000000"/>
-              <w:right w:val="none" w:sz="0" w:space="0" w:color="000000"/>
-            </w:tcBorders>
-            <w:shd w:val="clear" w:color="auto" w:fill="FFFFFF"/>
-            <w:tcMar>
-              <w:top w:w="0" w:type="dxa"/>
-              <w:bottom w:w="0" w:type="dxa"/>
-              <w:left w:w="0" w:type="dxa"/>
-              <w:right w:w="0" w:type="dxa"/>
-            </w:tcMar>
-            <w:vAlign w:val="top"/>
-          </w:tcPr>
-          <w:p>
-            <w:pPr>
-              <w:pStyle w:val="Normal"/>
-              <w:jc w:val="center"/>
-              <w:pBdr>
-                <w:bottom w:val="none" w:sz="0" w:space="0" w:color="000000"/>
-                <w:top w:val="none" w:sz="0" w:space="0" w:color="000000"/>
-                <w:left w:val="none" w:sz="0" w:space="0" w:color="000000"/>
-                <w:right w:val="none" w:sz="0" w:space="0" w:color="000000"/>
-              </w:pBdr>
-              <w:spacing w:after="100" w:before="100" w:line="240"/>
-              <w:ind w:left="100" w:right="100" w:firstLine="0" w:firstLineChars="0"/>
-              <w:rPr>
-                <w:rFonts w:ascii="Helvetica" w:hAnsi="Helvetica" w:eastAsia="Helvetica" w:cs="Helvetica"/>
-                <w:i w:val="false"/>
-                <w:b w:val="false"/>
-                <w:u w:val="none"/>
-                <w:sz w:val="22"/>
-                <w:szCs w:val="22"/>
-                <w:color w:val="000000"/>
-              </w:rPr>
-            </w:pPr>
-            <w:r>
-              <w:rPr>
-                <w:rFonts w:ascii="Helvetica" w:hAnsi="Helvetica" w:eastAsia="Helvetica" w:cs="Helvetica"/>
-                <w:i w:val="false"/>
-                <w:b w:val="false"/>
-                <w:u w:val="none"/>
-                <w:sz w:val="22"/>
-                <w:szCs w:val="22"/>
-                <w:color w:val="000000"/>
-              </w:rPr>
-              <w:t xml:space="preserve">0.660</w:t>
+              <w:t xml:space="preserve">1.07</w:t>
+            </w:r>
+          </w:p>
+        </w:tc>
+        <w:tc>
+          <w:tcPr>
+            <w:tcBorders>
+              <w:bottom w:val="none" w:sz="0" w:space="0" w:color="000000"/>
+              <w:top w:val="none" w:sz="0" w:space="0" w:color="000000"/>
+              <w:left w:val="none" w:sz="0" w:space="0" w:color="000000"/>
+              <w:right w:val="none" w:sz="0" w:space="0" w:color="000000"/>
+            </w:tcBorders>
+            <w:shd w:val="clear" w:color="auto" w:fill="FFFFFF"/>
+            <w:tcMar>
+              <w:top w:w="0" w:type="dxa"/>
+              <w:bottom w:w="0" w:type="dxa"/>
+              <w:left w:w="0" w:type="dxa"/>
+              <w:right w:w="0" w:type="dxa"/>
+            </w:tcMar>
+            <w:vAlign w:val="top"/>
+          </w:tcPr>
+          <w:p>
+            <w:pPr>
+              <w:pStyle w:val="Normal"/>
+              <w:jc w:val="center"/>
+              <w:pBdr>
+                <w:bottom w:val="none" w:sz="0" w:space="0" w:color="000000"/>
+                <w:top w:val="none" w:sz="0" w:space="0" w:color="000000"/>
+                <w:left w:val="none" w:sz="0" w:space="0" w:color="000000"/>
+                <w:right w:val="none" w:sz="0" w:space="0" w:color="000000"/>
+              </w:pBdr>
+              <w:spacing w:after="100" w:before="100" w:line="240"/>
+              <w:ind w:left="100" w:right="100" w:firstLine="0" w:firstLineChars="0"/>
+              <w:rPr>
+                <w:rFonts w:ascii="Helvetica" w:hAnsi="Helvetica" w:eastAsia="Helvetica" w:cs="Helvetica"/>
+                <w:i w:val="false"/>
+                <w:b w:val="false"/>
+                <w:u w:val="none"/>
+                <w:sz w:val="22"/>
+                <w:szCs w:val="22"/>
+                <w:color w:val="000000"/>
+              </w:rPr>
+            </w:pPr>
+            <w:r>
+              <w:rPr>
+                <w:rFonts w:ascii="Helvetica" w:hAnsi="Helvetica" w:eastAsia="Helvetica" w:cs="Helvetica"/>
+                <w:i w:val="false"/>
+                <w:b w:val="false"/>
+                <w:u w:val="none"/>
+                <w:sz w:val="22"/>
+                <w:szCs w:val="22"/>
+                <w:color w:val="000000"/>
+              </w:rPr>
+              <w:t xml:space="preserve">0.85, 1.35</w:t>
+            </w:r>
+          </w:p>
+        </w:tc>
+        <w:tc>
+          <w:tcPr>
+            <w:tcBorders>
+              <w:bottom w:val="none" w:sz="0" w:space="0" w:color="000000"/>
+              <w:top w:val="none" w:sz="0" w:space="0" w:color="000000"/>
+              <w:left w:val="none" w:sz="0" w:space="0" w:color="000000"/>
+              <w:right w:val="none" w:sz="0" w:space="0" w:color="000000"/>
+            </w:tcBorders>
+            <w:shd w:val="clear" w:color="auto" w:fill="FFFFFF"/>
+            <w:tcMar>
+              <w:top w:w="0" w:type="dxa"/>
+              <w:bottom w:w="0" w:type="dxa"/>
+              <w:left w:w="0" w:type="dxa"/>
+              <w:right w:w="0" w:type="dxa"/>
+            </w:tcMar>
+            <w:vAlign w:val="top"/>
+          </w:tcPr>
+          <w:p>
+            <w:pPr>
+              <w:pStyle w:val="Normal"/>
+              <w:jc w:val="center"/>
+              <w:pBdr>
+                <w:bottom w:val="none" w:sz="0" w:space="0" w:color="000000"/>
+                <w:top w:val="none" w:sz="0" w:space="0" w:color="000000"/>
+                <w:left w:val="none" w:sz="0" w:space="0" w:color="000000"/>
+                <w:right w:val="none" w:sz="0" w:space="0" w:color="000000"/>
+              </w:pBdr>
+              <w:spacing w:after="100" w:before="100" w:line="240"/>
+              <w:ind w:left="100" w:right="100" w:firstLine="0" w:firstLineChars="0"/>
+              <w:rPr>
+                <w:rFonts w:ascii="Helvetica" w:hAnsi="Helvetica" w:eastAsia="Helvetica" w:cs="Helvetica"/>
+                <w:i w:val="false"/>
+                <w:b w:val="false"/>
+                <w:u w:val="none"/>
+                <w:sz w:val="22"/>
+                <w:szCs w:val="22"/>
+                <w:color w:val="000000"/>
+              </w:rPr>
+            </w:pPr>
+            <w:r>
+              <w:rPr>
+                <w:rFonts w:ascii="Helvetica" w:hAnsi="Helvetica" w:eastAsia="Helvetica" w:cs="Helvetica"/>
+                <w:i w:val="false"/>
+                <w:b w:val="false"/>
+                <w:u w:val="none"/>
+                <w:sz w:val="22"/>
+                <w:szCs w:val="22"/>
+                <w:color w:val="000000"/>
+              </w:rPr>
+              <w:t xml:space="preserve">0.560</w:t>
             </w:r>
           </w:p>
         </w:tc>
@@ -11517,113 +11517,113 @@
                 <w:szCs w:val="22"/>
                 <w:color w:val="000000"/>
               </w:rPr>
-              <w:t xml:space="preserve">1.28</w:t>
-            </w:r>
-          </w:p>
-        </w:tc>
-        <w:tc>
-          <w:tcPr>
-            <w:tcBorders>
-              <w:bottom w:val="none" w:sz="0" w:space="0" w:color="000000"/>
-              <w:top w:val="none" w:sz="0" w:space="0" w:color="000000"/>
-              <w:left w:val="none" w:sz="0" w:space="0" w:color="000000"/>
-              <w:right w:val="none" w:sz="0" w:space="0" w:color="000000"/>
-            </w:tcBorders>
-            <w:shd w:val="clear" w:color="auto" w:fill="FFFFFF"/>
-            <w:tcMar>
-              <w:top w:w="0" w:type="dxa"/>
-              <w:bottom w:w="0" w:type="dxa"/>
-              <w:left w:w="0" w:type="dxa"/>
-              <w:right w:w="0" w:type="dxa"/>
-            </w:tcMar>
-            <w:vAlign w:val="top"/>
-          </w:tcPr>
-          <w:p>
-            <w:pPr>
-              <w:pStyle w:val="Normal"/>
-              <w:jc w:val="center"/>
-              <w:pBdr>
-                <w:bottom w:val="none" w:sz="0" w:space="0" w:color="000000"/>
-                <w:top w:val="none" w:sz="0" w:space="0" w:color="000000"/>
-                <w:left w:val="none" w:sz="0" w:space="0" w:color="000000"/>
-                <w:right w:val="none" w:sz="0" w:space="0" w:color="000000"/>
-              </w:pBdr>
-              <w:spacing w:after="100" w:before="100" w:line="240"/>
-              <w:ind w:left="100" w:right="100" w:firstLine="0" w:firstLineChars="0"/>
-              <w:rPr>
-                <w:rFonts w:ascii="Helvetica" w:hAnsi="Helvetica" w:eastAsia="Helvetica" w:cs="Helvetica"/>
-                <w:i w:val="false"/>
-                <w:b w:val="false"/>
-                <w:u w:val="none"/>
-                <w:sz w:val="22"/>
-                <w:szCs w:val="22"/>
-                <w:color w:val="000000"/>
-              </w:rPr>
-            </w:pPr>
-            <w:r>
-              <w:rPr>
-                <w:rFonts w:ascii="Helvetica" w:hAnsi="Helvetica" w:eastAsia="Helvetica" w:cs="Helvetica"/>
-                <w:i w:val="false"/>
-                <w:b w:val="false"/>
-                <w:u w:val="none"/>
-                <w:sz w:val="22"/>
-                <w:szCs w:val="22"/>
-                <w:color w:val="000000"/>
-              </w:rPr>
-              <w:t xml:space="preserve">1.06, 1.54</w:t>
-            </w:r>
-          </w:p>
-        </w:tc>
-        <w:tc>
-          <w:tcPr>
-            <w:tcBorders>
-              <w:bottom w:val="none" w:sz="0" w:space="0" w:color="000000"/>
-              <w:top w:val="none" w:sz="0" w:space="0" w:color="000000"/>
-              <w:left w:val="none" w:sz="0" w:space="0" w:color="000000"/>
-              <w:right w:val="none" w:sz="0" w:space="0" w:color="000000"/>
-            </w:tcBorders>
-            <w:shd w:val="clear" w:color="auto" w:fill="FFFFFF"/>
-            <w:tcMar>
-              <w:top w:w="0" w:type="dxa"/>
-              <w:bottom w:w="0" w:type="dxa"/>
-              <w:left w:w="0" w:type="dxa"/>
-              <w:right w:w="0" w:type="dxa"/>
-            </w:tcMar>
-            <w:vAlign w:val="top"/>
-          </w:tcPr>
-          <w:p>
-            <w:pPr>
-              <w:pStyle w:val="Normal"/>
-              <w:jc w:val="center"/>
-              <w:pBdr>
-                <w:bottom w:val="none" w:sz="0" w:space="0" w:color="000000"/>
-                <w:top w:val="none" w:sz="0" w:space="0" w:color="000000"/>
-                <w:left w:val="none" w:sz="0" w:space="0" w:color="000000"/>
-                <w:right w:val="none" w:sz="0" w:space="0" w:color="000000"/>
-              </w:pBdr>
-              <w:spacing w:after="100" w:before="100" w:line="240"/>
-              <w:ind w:left="100" w:right="100" w:firstLine="0" w:firstLineChars="0"/>
-              <w:rPr>
-                <w:rFonts w:ascii="Helvetica" w:hAnsi="Helvetica" w:eastAsia="Helvetica" w:cs="Helvetica"/>
-                <w:i w:val="false"/>
-                <w:b w:val="false"/>
-                <w:u w:val="none"/>
-                <w:sz w:val="22"/>
-                <w:szCs w:val="22"/>
-                <w:color w:val="000000"/>
-              </w:rPr>
-            </w:pPr>
-            <w:r>
-              <w:rPr>
-                <w:rFonts w:ascii="Helvetica" w:hAnsi="Helvetica" w:eastAsia="Helvetica" w:cs="Helvetica"/>
-                <w:i w:val="false"/>
-                <w:b w:val="false"/>
-                <w:u w:val="none"/>
-                <w:sz w:val="22"/>
-                <w:szCs w:val="22"/>
-                <w:color w:val="000000"/>
-              </w:rPr>
-              <w:t xml:space="preserve">0.012</w:t>
+              <w:t xml:space="preserve">1.26</w:t>
+            </w:r>
+          </w:p>
+        </w:tc>
+        <w:tc>
+          <w:tcPr>
+            <w:tcBorders>
+              <w:bottom w:val="none" w:sz="0" w:space="0" w:color="000000"/>
+              <w:top w:val="none" w:sz="0" w:space="0" w:color="000000"/>
+              <w:left w:val="none" w:sz="0" w:space="0" w:color="000000"/>
+              <w:right w:val="none" w:sz="0" w:space="0" w:color="000000"/>
+            </w:tcBorders>
+            <w:shd w:val="clear" w:color="auto" w:fill="FFFFFF"/>
+            <w:tcMar>
+              <w:top w:w="0" w:type="dxa"/>
+              <w:bottom w:w="0" w:type="dxa"/>
+              <w:left w:w="0" w:type="dxa"/>
+              <w:right w:w="0" w:type="dxa"/>
+            </w:tcMar>
+            <w:vAlign w:val="top"/>
+          </w:tcPr>
+          <w:p>
+            <w:pPr>
+              <w:pStyle w:val="Normal"/>
+              <w:jc w:val="center"/>
+              <w:pBdr>
+                <w:bottom w:val="none" w:sz="0" w:space="0" w:color="000000"/>
+                <w:top w:val="none" w:sz="0" w:space="0" w:color="000000"/>
+                <w:left w:val="none" w:sz="0" w:space="0" w:color="000000"/>
+                <w:right w:val="none" w:sz="0" w:space="0" w:color="000000"/>
+              </w:pBdr>
+              <w:spacing w:after="100" w:before="100" w:line="240"/>
+              <w:ind w:left="100" w:right="100" w:firstLine="0" w:firstLineChars="0"/>
+              <w:rPr>
+                <w:rFonts w:ascii="Helvetica" w:hAnsi="Helvetica" w:eastAsia="Helvetica" w:cs="Helvetica"/>
+                <w:i w:val="false"/>
+                <w:b w:val="false"/>
+                <w:u w:val="none"/>
+                <w:sz w:val="22"/>
+                <w:szCs w:val="22"/>
+                <w:color w:val="000000"/>
+              </w:rPr>
+            </w:pPr>
+            <w:r>
+              <w:rPr>
+                <w:rFonts w:ascii="Helvetica" w:hAnsi="Helvetica" w:eastAsia="Helvetica" w:cs="Helvetica"/>
+                <w:i w:val="false"/>
+                <w:b w:val="false"/>
+                <w:u w:val="none"/>
+                <w:sz w:val="22"/>
+                <w:szCs w:val="22"/>
+                <w:color w:val="000000"/>
+              </w:rPr>
+              <w:t xml:space="preserve">1.04, 1.52</w:t>
+            </w:r>
+          </w:p>
+        </w:tc>
+        <w:tc>
+          <w:tcPr>
+            <w:tcBorders>
+              <w:bottom w:val="none" w:sz="0" w:space="0" w:color="000000"/>
+              <w:top w:val="none" w:sz="0" w:space="0" w:color="000000"/>
+              <w:left w:val="none" w:sz="0" w:space="0" w:color="000000"/>
+              <w:right w:val="none" w:sz="0" w:space="0" w:color="000000"/>
+            </w:tcBorders>
+            <w:shd w:val="clear" w:color="auto" w:fill="FFFFFF"/>
+            <w:tcMar>
+              <w:top w:w="0" w:type="dxa"/>
+              <w:bottom w:w="0" w:type="dxa"/>
+              <w:left w:w="0" w:type="dxa"/>
+              <w:right w:w="0" w:type="dxa"/>
+            </w:tcMar>
+            <w:vAlign w:val="top"/>
+          </w:tcPr>
+          <w:p>
+            <w:pPr>
+              <w:pStyle w:val="Normal"/>
+              <w:jc w:val="center"/>
+              <w:pBdr>
+                <w:bottom w:val="none" w:sz="0" w:space="0" w:color="000000"/>
+                <w:top w:val="none" w:sz="0" w:space="0" w:color="000000"/>
+                <w:left w:val="none" w:sz="0" w:space="0" w:color="000000"/>
+                <w:right w:val="none" w:sz="0" w:space="0" w:color="000000"/>
+              </w:pBdr>
+              <w:spacing w:after="100" w:before="100" w:line="240"/>
+              <w:ind w:left="100" w:right="100" w:firstLine="0" w:firstLineChars="0"/>
+              <w:rPr>
+                <w:rFonts w:ascii="Helvetica" w:hAnsi="Helvetica" w:eastAsia="Helvetica" w:cs="Helvetica"/>
+                <w:i w:val="false"/>
+                <w:b w:val="false"/>
+                <w:u w:val="none"/>
+                <w:sz w:val="22"/>
+                <w:szCs w:val="22"/>
+                <w:color w:val="000000"/>
+              </w:rPr>
+            </w:pPr>
+            <w:r>
+              <w:rPr>
+                <w:rFonts w:ascii="Helvetica" w:hAnsi="Helvetica" w:eastAsia="Helvetica" w:cs="Helvetica"/>
+                <w:i w:val="false"/>
+                <w:b w:val="false"/>
+                <w:u w:val="none"/>
+                <w:sz w:val="22"/>
+                <w:szCs w:val="22"/>
+                <w:color w:val="000000"/>
+              </w:rPr>
+              <w:t xml:space="preserve">0.018</w:t>
             </w:r>
           </w:p>
         </w:tc>
@@ -11729,60 +11729,60 @@
                 <w:szCs w:val="22"/>
                 <w:color w:val="000000"/>
               </w:rPr>
-              <w:t xml:space="preserve">2.14</w:t>
-            </w:r>
-          </w:p>
-        </w:tc>
-        <w:tc>
-          <w:tcPr>
-            <w:tcBorders>
-              <w:bottom w:val="none" w:sz="0" w:space="0" w:color="000000"/>
-              <w:top w:val="none" w:sz="0" w:space="0" w:color="000000"/>
-              <w:left w:val="none" w:sz="0" w:space="0" w:color="000000"/>
-              <w:right w:val="none" w:sz="0" w:space="0" w:color="000000"/>
-            </w:tcBorders>
-            <w:shd w:val="clear" w:color="auto" w:fill="FFFFFF"/>
-            <w:tcMar>
-              <w:top w:w="0" w:type="dxa"/>
-              <w:bottom w:w="0" w:type="dxa"/>
-              <w:left w:w="0" w:type="dxa"/>
-              <w:right w:w="0" w:type="dxa"/>
-            </w:tcMar>
-            <w:vAlign w:val="top"/>
-          </w:tcPr>
-          <w:p>
-            <w:pPr>
-              <w:pStyle w:val="Normal"/>
-              <w:jc w:val="center"/>
-              <w:pBdr>
-                <w:bottom w:val="none" w:sz="0" w:space="0" w:color="000000"/>
-                <w:top w:val="none" w:sz="0" w:space="0" w:color="000000"/>
-                <w:left w:val="none" w:sz="0" w:space="0" w:color="000000"/>
-                <w:right w:val="none" w:sz="0" w:space="0" w:color="000000"/>
-              </w:pBdr>
-              <w:spacing w:after="100" w:before="100" w:line="240"/>
-              <w:ind w:left="100" w:right="100" w:firstLine="0" w:firstLineChars="0"/>
-              <w:rPr>
-                <w:rFonts w:ascii="Helvetica" w:hAnsi="Helvetica" w:eastAsia="Helvetica" w:cs="Helvetica"/>
-                <w:i w:val="false"/>
-                <w:b w:val="false"/>
-                <w:u w:val="none"/>
-                <w:sz w:val="22"/>
-                <w:szCs w:val="22"/>
-                <w:color w:val="000000"/>
-              </w:rPr>
-            </w:pPr>
-            <w:r>
-              <w:rPr>
-                <w:rFonts w:ascii="Helvetica" w:hAnsi="Helvetica" w:eastAsia="Helvetica" w:cs="Helvetica"/>
-                <w:i w:val="false"/>
-                <w:b w:val="false"/>
-                <w:u w:val="none"/>
-                <w:sz w:val="22"/>
-                <w:szCs w:val="22"/>
-                <w:color w:val="000000"/>
-              </w:rPr>
-              <w:t xml:space="preserve">1.51, 3.04</w:t>
+              <w:t xml:space="preserve">2.12</w:t>
+            </w:r>
+          </w:p>
+        </w:tc>
+        <w:tc>
+          <w:tcPr>
+            <w:tcBorders>
+              <w:bottom w:val="none" w:sz="0" w:space="0" w:color="000000"/>
+              <w:top w:val="none" w:sz="0" w:space="0" w:color="000000"/>
+              <w:left w:val="none" w:sz="0" w:space="0" w:color="000000"/>
+              <w:right w:val="none" w:sz="0" w:space="0" w:color="000000"/>
+            </w:tcBorders>
+            <w:shd w:val="clear" w:color="auto" w:fill="FFFFFF"/>
+            <w:tcMar>
+              <w:top w:w="0" w:type="dxa"/>
+              <w:bottom w:w="0" w:type="dxa"/>
+              <w:left w:w="0" w:type="dxa"/>
+              <w:right w:w="0" w:type="dxa"/>
+            </w:tcMar>
+            <w:vAlign w:val="top"/>
+          </w:tcPr>
+          <w:p>
+            <w:pPr>
+              <w:pStyle w:val="Normal"/>
+              <w:jc w:val="center"/>
+              <w:pBdr>
+                <w:bottom w:val="none" w:sz="0" w:space="0" w:color="000000"/>
+                <w:top w:val="none" w:sz="0" w:space="0" w:color="000000"/>
+                <w:left w:val="none" w:sz="0" w:space="0" w:color="000000"/>
+                <w:right w:val="none" w:sz="0" w:space="0" w:color="000000"/>
+              </w:pBdr>
+              <w:spacing w:after="100" w:before="100" w:line="240"/>
+              <w:ind w:left="100" w:right="100" w:firstLine="0" w:firstLineChars="0"/>
+              <w:rPr>
+                <w:rFonts w:ascii="Helvetica" w:hAnsi="Helvetica" w:eastAsia="Helvetica" w:cs="Helvetica"/>
+                <w:i w:val="false"/>
+                <w:b w:val="false"/>
+                <w:u w:val="none"/>
+                <w:sz w:val="22"/>
+                <w:szCs w:val="22"/>
+                <w:color w:val="000000"/>
+              </w:rPr>
+            </w:pPr>
+            <w:r>
+              <w:rPr>
+                <w:rFonts w:ascii="Helvetica" w:hAnsi="Helvetica" w:eastAsia="Helvetica" w:cs="Helvetica"/>
+                <w:i w:val="false"/>
+                <w:b w:val="false"/>
+                <w:u w:val="none"/>
+                <w:sz w:val="22"/>
+                <w:szCs w:val="22"/>
+                <w:color w:val="000000"/>
+              </w:rPr>
+              <w:t xml:space="preserve">1.49, 3.01</w:t>
             </w:r>
           </w:p>
         </w:tc>
@@ -12966,113 +12966,113 @@
                 <w:szCs w:val="22"/>
                 <w:color w:val="000000"/>
               </w:rPr>
-              <w:t xml:space="preserve">0.83</w:t>
-            </w:r>
-          </w:p>
-        </w:tc>
-        <w:tc>
-          <w:tcPr>
-            <w:tcBorders>
-              <w:bottom w:val="none" w:sz="0" w:space="0" w:color="000000"/>
-              <w:top w:val="none" w:sz="0" w:space="0" w:color="000000"/>
-              <w:left w:val="none" w:sz="0" w:space="0" w:color="000000"/>
-              <w:right w:val="none" w:sz="0" w:space="0" w:color="000000"/>
-            </w:tcBorders>
-            <w:shd w:val="clear" w:color="auto" w:fill="FFFFFF"/>
-            <w:tcMar>
-              <w:top w:w="0" w:type="dxa"/>
-              <w:bottom w:w="0" w:type="dxa"/>
-              <w:left w:w="0" w:type="dxa"/>
-              <w:right w:w="0" w:type="dxa"/>
-            </w:tcMar>
-            <w:vAlign w:val="top"/>
-          </w:tcPr>
-          <w:p>
-            <w:pPr>
-              <w:pStyle w:val="Normal"/>
-              <w:jc w:val="center"/>
-              <w:pBdr>
-                <w:bottom w:val="none" w:sz="0" w:space="0" w:color="000000"/>
-                <w:top w:val="none" w:sz="0" w:space="0" w:color="000000"/>
-                <w:left w:val="none" w:sz="0" w:space="0" w:color="000000"/>
-                <w:right w:val="none" w:sz="0" w:space="0" w:color="000000"/>
-              </w:pBdr>
-              <w:spacing w:after="100" w:before="100" w:line="240"/>
-              <w:ind w:left="100" w:right="100" w:firstLine="0" w:firstLineChars="0"/>
-              <w:rPr>
-                <w:rFonts w:ascii="Helvetica" w:hAnsi="Helvetica" w:eastAsia="Helvetica" w:cs="Helvetica"/>
-                <w:i w:val="false"/>
-                <w:b w:val="false"/>
-                <w:u w:val="none"/>
-                <w:sz w:val="22"/>
-                <w:szCs w:val="22"/>
-                <w:color w:val="000000"/>
-              </w:rPr>
-            </w:pPr>
-            <w:r>
-              <w:rPr>
-                <w:rFonts w:ascii="Helvetica" w:hAnsi="Helvetica" w:eastAsia="Helvetica" w:cs="Helvetica"/>
-                <w:i w:val="false"/>
-                <w:b w:val="false"/>
-                <w:u w:val="none"/>
-                <w:sz w:val="22"/>
-                <w:szCs w:val="22"/>
-                <w:color w:val="000000"/>
-              </w:rPr>
-              <w:t xml:space="preserve">0.69, 1.00</w:t>
-            </w:r>
-          </w:p>
-        </w:tc>
-        <w:tc>
-          <w:tcPr>
-            <w:tcBorders>
-              <w:bottom w:val="none" w:sz="0" w:space="0" w:color="000000"/>
-              <w:top w:val="none" w:sz="0" w:space="0" w:color="000000"/>
-              <w:left w:val="none" w:sz="0" w:space="0" w:color="000000"/>
-              <w:right w:val="none" w:sz="0" w:space="0" w:color="000000"/>
-            </w:tcBorders>
-            <w:shd w:val="clear" w:color="auto" w:fill="FFFFFF"/>
-            <w:tcMar>
-              <w:top w:w="0" w:type="dxa"/>
-              <w:bottom w:w="0" w:type="dxa"/>
-              <w:left w:w="0" w:type="dxa"/>
-              <w:right w:w="0" w:type="dxa"/>
-            </w:tcMar>
-            <w:vAlign w:val="top"/>
-          </w:tcPr>
-          <w:p>
-            <w:pPr>
-              <w:pStyle w:val="Normal"/>
-              <w:jc w:val="center"/>
-              <w:pBdr>
-                <w:bottom w:val="none" w:sz="0" w:space="0" w:color="000000"/>
-                <w:top w:val="none" w:sz="0" w:space="0" w:color="000000"/>
-                <w:left w:val="none" w:sz="0" w:space="0" w:color="000000"/>
-                <w:right w:val="none" w:sz="0" w:space="0" w:color="000000"/>
-              </w:pBdr>
-              <w:spacing w:after="100" w:before="100" w:line="240"/>
-              <w:ind w:left="100" w:right="100" w:firstLine="0" w:firstLineChars="0"/>
-              <w:rPr>
-                <w:rFonts w:ascii="Helvetica" w:hAnsi="Helvetica" w:eastAsia="Helvetica" w:cs="Helvetica"/>
-                <w:i w:val="false"/>
-                <w:b w:val="false"/>
-                <w:u w:val="none"/>
-                <w:sz w:val="22"/>
-                <w:szCs w:val="22"/>
-                <w:color w:val="000000"/>
-              </w:rPr>
-            </w:pPr>
-            <w:r>
-              <w:rPr>
-                <w:rFonts w:ascii="Helvetica" w:hAnsi="Helvetica" w:eastAsia="Helvetica" w:cs="Helvetica"/>
-                <w:i w:val="false"/>
-                <w:b w:val="false"/>
-                <w:u w:val="none"/>
-                <w:sz w:val="22"/>
-                <w:szCs w:val="22"/>
-                <w:color w:val="000000"/>
-              </w:rPr>
-              <w:t xml:space="preserve">0.054</w:t>
+              <w:t xml:space="preserve">0.84</w:t>
+            </w:r>
+          </w:p>
+        </w:tc>
+        <w:tc>
+          <w:tcPr>
+            <w:tcBorders>
+              <w:bottom w:val="none" w:sz="0" w:space="0" w:color="000000"/>
+              <w:top w:val="none" w:sz="0" w:space="0" w:color="000000"/>
+              <w:left w:val="none" w:sz="0" w:space="0" w:color="000000"/>
+              <w:right w:val="none" w:sz="0" w:space="0" w:color="000000"/>
+            </w:tcBorders>
+            <w:shd w:val="clear" w:color="auto" w:fill="FFFFFF"/>
+            <w:tcMar>
+              <w:top w:w="0" w:type="dxa"/>
+              <w:bottom w:w="0" w:type="dxa"/>
+              <w:left w:w="0" w:type="dxa"/>
+              <w:right w:w="0" w:type="dxa"/>
+            </w:tcMar>
+            <w:vAlign w:val="top"/>
+          </w:tcPr>
+          <w:p>
+            <w:pPr>
+              <w:pStyle w:val="Normal"/>
+              <w:jc w:val="center"/>
+              <w:pBdr>
+                <w:bottom w:val="none" w:sz="0" w:space="0" w:color="000000"/>
+                <w:top w:val="none" w:sz="0" w:space="0" w:color="000000"/>
+                <w:left w:val="none" w:sz="0" w:space="0" w:color="000000"/>
+                <w:right w:val="none" w:sz="0" w:space="0" w:color="000000"/>
+              </w:pBdr>
+              <w:spacing w:after="100" w:before="100" w:line="240"/>
+              <w:ind w:left="100" w:right="100" w:firstLine="0" w:firstLineChars="0"/>
+              <w:rPr>
+                <w:rFonts w:ascii="Helvetica" w:hAnsi="Helvetica" w:eastAsia="Helvetica" w:cs="Helvetica"/>
+                <w:i w:val="false"/>
+                <w:b w:val="false"/>
+                <w:u w:val="none"/>
+                <w:sz w:val="22"/>
+                <w:szCs w:val="22"/>
+                <w:color w:val="000000"/>
+              </w:rPr>
+            </w:pPr>
+            <w:r>
+              <w:rPr>
+                <w:rFonts w:ascii="Helvetica" w:hAnsi="Helvetica" w:eastAsia="Helvetica" w:cs="Helvetica"/>
+                <w:i w:val="false"/>
+                <w:b w:val="false"/>
+                <w:u w:val="none"/>
+                <w:sz w:val="22"/>
+                <w:szCs w:val="22"/>
+                <w:color w:val="000000"/>
+              </w:rPr>
+              <w:t xml:space="preserve">0.70, 1.01</w:t>
+            </w:r>
+          </w:p>
+        </w:tc>
+        <w:tc>
+          <w:tcPr>
+            <w:tcBorders>
+              <w:bottom w:val="none" w:sz="0" w:space="0" w:color="000000"/>
+              <w:top w:val="none" w:sz="0" w:space="0" w:color="000000"/>
+              <w:left w:val="none" w:sz="0" w:space="0" w:color="000000"/>
+              <w:right w:val="none" w:sz="0" w:space="0" w:color="000000"/>
+            </w:tcBorders>
+            <w:shd w:val="clear" w:color="auto" w:fill="FFFFFF"/>
+            <w:tcMar>
+              <w:top w:w="0" w:type="dxa"/>
+              <w:bottom w:w="0" w:type="dxa"/>
+              <w:left w:w="0" w:type="dxa"/>
+              <w:right w:w="0" w:type="dxa"/>
+            </w:tcMar>
+            <w:vAlign w:val="top"/>
+          </w:tcPr>
+          <w:p>
+            <w:pPr>
+              <w:pStyle w:val="Normal"/>
+              <w:jc w:val="center"/>
+              <w:pBdr>
+                <w:bottom w:val="none" w:sz="0" w:space="0" w:color="000000"/>
+                <w:top w:val="none" w:sz="0" w:space="0" w:color="000000"/>
+                <w:left w:val="none" w:sz="0" w:space="0" w:color="000000"/>
+                <w:right w:val="none" w:sz="0" w:space="0" w:color="000000"/>
+              </w:pBdr>
+              <w:spacing w:after="100" w:before="100" w:line="240"/>
+              <w:ind w:left="100" w:right="100" w:firstLine="0" w:firstLineChars="0"/>
+              <w:rPr>
+                <w:rFonts w:ascii="Helvetica" w:hAnsi="Helvetica" w:eastAsia="Helvetica" w:cs="Helvetica"/>
+                <w:i w:val="false"/>
+                <w:b w:val="false"/>
+                <w:u w:val="none"/>
+                <w:sz w:val="22"/>
+                <w:szCs w:val="22"/>
+                <w:color w:val="000000"/>
+              </w:rPr>
+            </w:pPr>
+            <w:r>
+              <w:rPr>
+                <w:rFonts w:ascii="Helvetica" w:hAnsi="Helvetica" w:eastAsia="Helvetica" w:cs="Helvetica"/>
+                <w:i w:val="false"/>
+                <w:b w:val="false"/>
+                <w:u w:val="none"/>
+                <w:sz w:val="22"/>
+                <w:szCs w:val="22"/>
+                <w:color w:val="000000"/>
+              </w:rPr>
+              <w:t xml:space="preserve">0.069</w:t>
             </w:r>
           </w:p>
         </w:tc>
@@ -13178,113 +13178,113 @@
                 <w:szCs w:val="22"/>
                 <w:color w:val="000000"/>
               </w:rPr>
-              <w:t xml:space="preserve">1.03</w:t>
-            </w:r>
-          </w:p>
-        </w:tc>
-        <w:tc>
-          <w:tcPr>
-            <w:tcBorders>
-              <w:bottom w:val="none" w:sz="0" w:space="0" w:color="000000"/>
-              <w:top w:val="none" w:sz="0" w:space="0" w:color="000000"/>
-              <w:left w:val="none" w:sz="0" w:space="0" w:color="000000"/>
-              <w:right w:val="none" w:sz="0" w:space="0" w:color="000000"/>
-            </w:tcBorders>
-            <w:shd w:val="clear" w:color="auto" w:fill="FFFFFF"/>
-            <w:tcMar>
-              <w:top w:w="0" w:type="dxa"/>
-              <w:bottom w:w="0" w:type="dxa"/>
-              <w:left w:w="0" w:type="dxa"/>
-              <w:right w:w="0" w:type="dxa"/>
-            </w:tcMar>
-            <w:vAlign w:val="top"/>
-          </w:tcPr>
-          <w:p>
-            <w:pPr>
-              <w:pStyle w:val="Normal"/>
-              <w:jc w:val="center"/>
-              <w:pBdr>
-                <w:bottom w:val="none" w:sz="0" w:space="0" w:color="000000"/>
-                <w:top w:val="none" w:sz="0" w:space="0" w:color="000000"/>
-                <w:left w:val="none" w:sz="0" w:space="0" w:color="000000"/>
-                <w:right w:val="none" w:sz="0" w:space="0" w:color="000000"/>
-              </w:pBdr>
-              <w:spacing w:after="100" w:before="100" w:line="240"/>
-              <w:ind w:left="100" w:right="100" w:firstLine="0" w:firstLineChars="0"/>
-              <w:rPr>
-                <w:rFonts w:ascii="Helvetica" w:hAnsi="Helvetica" w:eastAsia="Helvetica" w:cs="Helvetica"/>
-                <w:i w:val="false"/>
-                <w:b w:val="false"/>
-                <w:u w:val="none"/>
-                <w:sz w:val="22"/>
-                <w:szCs w:val="22"/>
-                <w:color w:val="000000"/>
-              </w:rPr>
-            </w:pPr>
-            <w:r>
-              <w:rPr>
-                <w:rFonts w:ascii="Helvetica" w:hAnsi="Helvetica" w:eastAsia="Helvetica" w:cs="Helvetica"/>
-                <w:i w:val="false"/>
-                <w:b w:val="false"/>
-                <w:u w:val="none"/>
-                <w:sz w:val="22"/>
-                <w:szCs w:val="22"/>
-                <w:color w:val="000000"/>
-              </w:rPr>
-              <w:t xml:space="preserve">0.77, 1.37</w:t>
-            </w:r>
-          </w:p>
-        </w:tc>
-        <w:tc>
-          <w:tcPr>
-            <w:tcBorders>
-              <w:bottom w:val="none" w:sz="0" w:space="0" w:color="000000"/>
-              <w:top w:val="none" w:sz="0" w:space="0" w:color="000000"/>
-              <w:left w:val="none" w:sz="0" w:space="0" w:color="000000"/>
-              <w:right w:val="none" w:sz="0" w:space="0" w:color="000000"/>
-            </w:tcBorders>
-            <w:shd w:val="clear" w:color="auto" w:fill="FFFFFF"/>
-            <w:tcMar>
-              <w:top w:w="0" w:type="dxa"/>
-              <w:bottom w:w="0" w:type="dxa"/>
-              <w:left w:w="0" w:type="dxa"/>
-              <w:right w:w="0" w:type="dxa"/>
-            </w:tcMar>
-            <w:vAlign w:val="top"/>
-          </w:tcPr>
-          <w:p>
-            <w:pPr>
-              <w:pStyle w:val="Normal"/>
-              <w:jc w:val="center"/>
-              <w:pBdr>
-                <w:bottom w:val="none" w:sz="0" w:space="0" w:color="000000"/>
-                <w:top w:val="none" w:sz="0" w:space="0" w:color="000000"/>
-                <w:left w:val="none" w:sz="0" w:space="0" w:color="000000"/>
-                <w:right w:val="none" w:sz="0" w:space="0" w:color="000000"/>
-              </w:pBdr>
-              <w:spacing w:after="100" w:before="100" w:line="240"/>
-              <w:ind w:left="100" w:right="100" w:firstLine="0" w:firstLineChars="0"/>
-              <w:rPr>
-                <w:rFonts w:ascii="Helvetica" w:hAnsi="Helvetica" w:eastAsia="Helvetica" w:cs="Helvetica"/>
-                <w:i w:val="false"/>
-                <w:b w:val="false"/>
-                <w:u w:val="none"/>
-                <w:sz w:val="22"/>
-                <w:szCs w:val="22"/>
-                <w:color w:val="000000"/>
-              </w:rPr>
-            </w:pPr>
-            <w:r>
-              <w:rPr>
-                <w:rFonts w:ascii="Helvetica" w:hAnsi="Helvetica" w:eastAsia="Helvetica" w:cs="Helvetica"/>
-                <w:i w:val="false"/>
-                <w:b w:val="false"/>
-                <w:u w:val="none"/>
-                <w:sz w:val="22"/>
-                <w:szCs w:val="22"/>
-                <w:color w:val="000000"/>
-              </w:rPr>
-              <w:t xml:space="preserve">0.860</w:t>
+              <w:t xml:space="preserve">1.04</w:t>
+            </w:r>
+          </w:p>
+        </w:tc>
+        <w:tc>
+          <w:tcPr>
+            <w:tcBorders>
+              <w:bottom w:val="none" w:sz="0" w:space="0" w:color="000000"/>
+              <w:top w:val="none" w:sz="0" w:space="0" w:color="000000"/>
+              <w:left w:val="none" w:sz="0" w:space="0" w:color="000000"/>
+              <w:right w:val="none" w:sz="0" w:space="0" w:color="000000"/>
+            </w:tcBorders>
+            <w:shd w:val="clear" w:color="auto" w:fill="FFFFFF"/>
+            <w:tcMar>
+              <w:top w:w="0" w:type="dxa"/>
+              <w:bottom w:w="0" w:type="dxa"/>
+              <w:left w:w="0" w:type="dxa"/>
+              <w:right w:w="0" w:type="dxa"/>
+            </w:tcMar>
+            <w:vAlign w:val="top"/>
+          </w:tcPr>
+          <w:p>
+            <w:pPr>
+              <w:pStyle w:val="Normal"/>
+              <w:jc w:val="center"/>
+              <w:pBdr>
+                <w:bottom w:val="none" w:sz="0" w:space="0" w:color="000000"/>
+                <w:top w:val="none" w:sz="0" w:space="0" w:color="000000"/>
+                <w:left w:val="none" w:sz="0" w:space="0" w:color="000000"/>
+                <w:right w:val="none" w:sz="0" w:space="0" w:color="000000"/>
+              </w:pBdr>
+              <w:spacing w:after="100" w:before="100" w:line="240"/>
+              <w:ind w:left="100" w:right="100" w:firstLine="0" w:firstLineChars="0"/>
+              <w:rPr>
+                <w:rFonts w:ascii="Helvetica" w:hAnsi="Helvetica" w:eastAsia="Helvetica" w:cs="Helvetica"/>
+                <w:i w:val="false"/>
+                <w:b w:val="false"/>
+                <w:u w:val="none"/>
+                <w:sz w:val="22"/>
+                <w:szCs w:val="22"/>
+                <w:color w:val="000000"/>
+              </w:rPr>
+            </w:pPr>
+            <w:r>
+              <w:rPr>
+                <w:rFonts w:ascii="Helvetica" w:hAnsi="Helvetica" w:eastAsia="Helvetica" w:cs="Helvetica"/>
+                <w:i w:val="false"/>
+                <w:b w:val="false"/>
+                <w:u w:val="none"/>
+                <w:sz w:val="22"/>
+                <w:szCs w:val="22"/>
+                <w:color w:val="000000"/>
+              </w:rPr>
+              <w:t xml:space="preserve">0.78, 1.38</w:t>
+            </w:r>
+          </w:p>
+        </w:tc>
+        <w:tc>
+          <w:tcPr>
+            <w:tcBorders>
+              <w:bottom w:val="none" w:sz="0" w:space="0" w:color="000000"/>
+              <w:top w:val="none" w:sz="0" w:space="0" w:color="000000"/>
+              <w:left w:val="none" w:sz="0" w:space="0" w:color="000000"/>
+              <w:right w:val="none" w:sz="0" w:space="0" w:color="000000"/>
+            </w:tcBorders>
+            <w:shd w:val="clear" w:color="auto" w:fill="FFFFFF"/>
+            <w:tcMar>
+              <w:top w:w="0" w:type="dxa"/>
+              <w:bottom w:w="0" w:type="dxa"/>
+              <w:left w:w="0" w:type="dxa"/>
+              <w:right w:w="0" w:type="dxa"/>
+            </w:tcMar>
+            <w:vAlign w:val="top"/>
+          </w:tcPr>
+          <w:p>
+            <w:pPr>
+              <w:pStyle w:val="Normal"/>
+              <w:jc w:val="center"/>
+              <w:pBdr>
+                <w:bottom w:val="none" w:sz="0" w:space="0" w:color="000000"/>
+                <w:top w:val="none" w:sz="0" w:space="0" w:color="000000"/>
+                <w:left w:val="none" w:sz="0" w:space="0" w:color="000000"/>
+                <w:right w:val="none" w:sz="0" w:space="0" w:color="000000"/>
+              </w:pBdr>
+              <w:spacing w:after="100" w:before="100" w:line="240"/>
+              <w:ind w:left="100" w:right="100" w:firstLine="0" w:firstLineChars="0"/>
+              <w:rPr>
+                <w:rFonts w:ascii="Helvetica" w:hAnsi="Helvetica" w:eastAsia="Helvetica" w:cs="Helvetica"/>
+                <w:i w:val="false"/>
+                <w:b w:val="false"/>
+                <w:u w:val="none"/>
+                <w:sz w:val="22"/>
+                <w:szCs w:val="22"/>
+                <w:color w:val="000000"/>
+              </w:rPr>
+            </w:pPr>
+            <w:r>
+              <w:rPr>
+                <w:rFonts w:ascii="Helvetica" w:hAnsi="Helvetica" w:eastAsia="Helvetica" w:cs="Helvetica"/>
+                <w:i w:val="false"/>
+                <w:b w:val="false"/>
+                <w:u w:val="none"/>
+                <w:sz w:val="22"/>
+                <w:szCs w:val="22"/>
+                <w:color w:val="000000"/>
+              </w:rPr>
+              <w:t xml:space="preserve">0.810</w:t>
             </w:r>
           </w:p>
         </w:tc>
@@ -13502,60 +13502,60 @@
                 <w:szCs w:val="22"/>
                 <w:color w:val="000000"/>
               </w:rPr>
-              <w:t xml:space="preserve">0.77, 1.14</w:t>
-            </w:r>
-          </w:p>
-        </w:tc>
-        <w:tc>
-          <w:tcPr>
-            <w:tcBorders>
-              <w:bottom w:val="none" w:sz="0" w:space="0" w:color="000000"/>
-              <w:top w:val="none" w:sz="0" w:space="0" w:color="000000"/>
-              <w:left w:val="none" w:sz="0" w:space="0" w:color="000000"/>
-              <w:right w:val="none" w:sz="0" w:space="0" w:color="000000"/>
-            </w:tcBorders>
-            <w:shd w:val="clear" w:color="auto" w:fill="FFFFFF"/>
-            <w:tcMar>
-              <w:top w:w="0" w:type="dxa"/>
-              <w:bottom w:w="0" w:type="dxa"/>
-              <w:left w:w="0" w:type="dxa"/>
-              <w:right w:w="0" w:type="dxa"/>
-            </w:tcMar>
-            <w:vAlign w:val="top"/>
-          </w:tcPr>
-          <w:p>
-            <w:pPr>
-              <w:pStyle w:val="Normal"/>
-              <w:jc w:val="center"/>
-              <w:pBdr>
-                <w:bottom w:val="none" w:sz="0" w:space="0" w:color="000000"/>
-                <w:top w:val="none" w:sz="0" w:space="0" w:color="000000"/>
-                <w:left w:val="none" w:sz="0" w:space="0" w:color="000000"/>
-                <w:right w:val="none" w:sz="0" w:space="0" w:color="000000"/>
-              </w:pBdr>
-              <w:spacing w:after="100" w:before="100" w:line="240"/>
-              <w:ind w:left="100" w:right="100" w:firstLine="0" w:firstLineChars="0"/>
-              <w:rPr>
-                <w:rFonts w:ascii="Helvetica" w:hAnsi="Helvetica" w:eastAsia="Helvetica" w:cs="Helvetica"/>
-                <w:i w:val="false"/>
-                <w:b w:val="false"/>
-                <w:u w:val="none"/>
-                <w:sz w:val="22"/>
-                <w:szCs w:val="22"/>
-                <w:color w:val="000000"/>
-              </w:rPr>
-            </w:pPr>
-            <w:r>
-              <w:rPr>
-                <w:rFonts w:ascii="Helvetica" w:hAnsi="Helvetica" w:eastAsia="Helvetica" w:cs="Helvetica"/>
-                <w:i w:val="false"/>
-                <w:b w:val="false"/>
-                <w:u w:val="none"/>
-                <w:sz w:val="22"/>
-                <w:szCs w:val="22"/>
-                <w:color w:val="000000"/>
-              </w:rPr>
-              <w:t xml:space="preserve">0.530</w:t>
+              <w:t xml:space="preserve">0.77, 1.15</w:t>
+            </w:r>
+          </w:p>
+        </w:tc>
+        <w:tc>
+          <w:tcPr>
+            <w:tcBorders>
+              <w:bottom w:val="none" w:sz="0" w:space="0" w:color="000000"/>
+              <w:top w:val="none" w:sz="0" w:space="0" w:color="000000"/>
+              <w:left w:val="none" w:sz="0" w:space="0" w:color="000000"/>
+              <w:right w:val="none" w:sz="0" w:space="0" w:color="000000"/>
+            </w:tcBorders>
+            <w:shd w:val="clear" w:color="auto" w:fill="FFFFFF"/>
+            <w:tcMar>
+              <w:top w:w="0" w:type="dxa"/>
+              <w:bottom w:w="0" w:type="dxa"/>
+              <w:left w:w="0" w:type="dxa"/>
+              <w:right w:w="0" w:type="dxa"/>
+            </w:tcMar>
+            <w:vAlign w:val="top"/>
+          </w:tcPr>
+          <w:p>
+            <w:pPr>
+              <w:pStyle w:val="Normal"/>
+              <w:jc w:val="center"/>
+              <w:pBdr>
+                <w:bottom w:val="none" w:sz="0" w:space="0" w:color="000000"/>
+                <w:top w:val="none" w:sz="0" w:space="0" w:color="000000"/>
+                <w:left w:val="none" w:sz="0" w:space="0" w:color="000000"/>
+                <w:right w:val="none" w:sz="0" w:space="0" w:color="000000"/>
+              </w:pBdr>
+              <w:spacing w:after="100" w:before="100" w:line="240"/>
+              <w:ind w:left="100" w:right="100" w:firstLine="0" w:firstLineChars="0"/>
+              <w:rPr>
+                <w:rFonts w:ascii="Helvetica" w:hAnsi="Helvetica" w:eastAsia="Helvetica" w:cs="Helvetica"/>
+                <w:i w:val="false"/>
+                <w:b w:val="false"/>
+                <w:u w:val="none"/>
+                <w:sz w:val="22"/>
+                <w:szCs w:val="22"/>
+                <w:color w:val="000000"/>
+              </w:rPr>
+            </w:pPr>
+            <w:r>
+              <w:rPr>
+                <w:rFonts w:ascii="Helvetica" w:hAnsi="Helvetica" w:eastAsia="Helvetica" w:cs="Helvetica"/>
+                <w:i w:val="false"/>
+                <w:b w:val="false"/>
+                <w:u w:val="none"/>
+                <w:sz w:val="22"/>
+                <w:szCs w:val="22"/>
+                <w:color w:val="000000"/>
+              </w:rPr>
+              <w:t xml:space="preserve">0.560</w:t>
             </w:r>
           </w:p>
         </w:tc>
@@ -13932,113 +13932,113 @@
                 <w:szCs w:val="22"/>
                 <w:color w:val="000000"/>
               </w:rPr>
-              <w:t xml:space="preserve">0.66</w:t>
-            </w:r>
-          </w:p>
-        </w:tc>
-        <w:tc>
-          <w:tcPr>
-            <w:tcBorders>
-              <w:bottom w:val="none" w:sz="0" w:space="0" w:color="000000"/>
-              <w:top w:val="none" w:sz="0" w:space="0" w:color="000000"/>
-              <w:left w:val="none" w:sz="0" w:space="0" w:color="000000"/>
-              <w:right w:val="none" w:sz="0" w:space="0" w:color="000000"/>
-            </w:tcBorders>
-            <w:shd w:val="clear" w:color="auto" w:fill="FFFFFF"/>
-            <w:tcMar>
-              <w:top w:w="0" w:type="dxa"/>
-              <w:bottom w:w="0" w:type="dxa"/>
-              <w:left w:w="0" w:type="dxa"/>
-              <w:right w:w="0" w:type="dxa"/>
-            </w:tcMar>
-            <w:vAlign w:val="top"/>
-          </w:tcPr>
-          <w:p>
-            <w:pPr>
-              <w:pStyle w:val="Normal"/>
-              <w:jc w:val="center"/>
-              <w:pBdr>
-                <w:bottom w:val="none" w:sz="0" w:space="0" w:color="000000"/>
-                <w:top w:val="none" w:sz="0" w:space="0" w:color="000000"/>
-                <w:left w:val="none" w:sz="0" w:space="0" w:color="000000"/>
-                <w:right w:val="none" w:sz="0" w:space="0" w:color="000000"/>
-              </w:pBdr>
-              <w:spacing w:after="100" w:before="100" w:line="240"/>
-              <w:ind w:left="100" w:right="100" w:firstLine="0" w:firstLineChars="0"/>
-              <w:rPr>
-                <w:rFonts w:ascii="Helvetica" w:hAnsi="Helvetica" w:eastAsia="Helvetica" w:cs="Helvetica"/>
-                <w:i w:val="false"/>
-                <w:b w:val="false"/>
-                <w:u w:val="none"/>
-                <w:sz w:val="22"/>
-                <w:szCs w:val="22"/>
-                <w:color w:val="000000"/>
-              </w:rPr>
-            </w:pPr>
-            <w:r>
-              <w:rPr>
-                <w:rFonts w:ascii="Helvetica" w:hAnsi="Helvetica" w:eastAsia="Helvetica" w:cs="Helvetica"/>
-                <w:i w:val="false"/>
-                <w:b w:val="false"/>
-                <w:u w:val="none"/>
-                <w:sz w:val="22"/>
-                <w:szCs w:val="22"/>
-                <w:color w:val="000000"/>
-              </w:rPr>
-              <w:t xml:space="preserve">0.50, 0.86</w:t>
-            </w:r>
-          </w:p>
-        </w:tc>
-        <w:tc>
-          <w:tcPr>
-            <w:tcBorders>
-              <w:bottom w:val="none" w:sz="0" w:space="0" w:color="000000"/>
-              <w:top w:val="none" w:sz="0" w:space="0" w:color="000000"/>
-              <w:left w:val="none" w:sz="0" w:space="0" w:color="000000"/>
-              <w:right w:val="none" w:sz="0" w:space="0" w:color="000000"/>
-            </w:tcBorders>
-            <w:shd w:val="clear" w:color="auto" w:fill="FFFFFF"/>
-            <w:tcMar>
-              <w:top w:w="0" w:type="dxa"/>
-              <w:bottom w:w="0" w:type="dxa"/>
-              <w:left w:w="0" w:type="dxa"/>
-              <w:right w:w="0" w:type="dxa"/>
-            </w:tcMar>
-            <w:vAlign w:val="top"/>
-          </w:tcPr>
-          <w:p>
-            <w:pPr>
-              <w:pStyle w:val="Normal"/>
-              <w:jc w:val="center"/>
-              <w:pBdr>
-                <w:bottom w:val="none" w:sz="0" w:space="0" w:color="000000"/>
-                <w:top w:val="none" w:sz="0" w:space="0" w:color="000000"/>
-                <w:left w:val="none" w:sz="0" w:space="0" w:color="000000"/>
-                <w:right w:val="none" w:sz="0" w:space="0" w:color="000000"/>
-              </w:pBdr>
-              <w:spacing w:after="100" w:before="100" w:line="240"/>
-              <w:ind w:left="100" w:right="100" w:firstLine="0" w:firstLineChars="0"/>
-              <w:rPr>
-                <w:rFonts w:ascii="Helvetica" w:hAnsi="Helvetica" w:eastAsia="Helvetica" w:cs="Helvetica"/>
-                <w:i w:val="false"/>
-                <w:b w:val="false"/>
-                <w:u w:val="none"/>
-                <w:sz w:val="22"/>
-                <w:szCs w:val="22"/>
-                <w:color w:val="000000"/>
-              </w:rPr>
-            </w:pPr>
-            <w:r>
-              <w:rPr>
-                <w:rFonts w:ascii="Helvetica" w:hAnsi="Helvetica" w:eastAsia="Helvetica" w:cs="Helvetica"/>
-                <w:i w:val="false"/>
-                <w:b w:val="false"/>
-                <w:u w:val="none"/>
-                <w:sz w:val="22"/>
-                <w:szCs w:val="22"/>
-                <w:color w:val="000000"/>
-              </w:rPr>
-              <w:t xml:space="preserve">0.002</w:t>
+              <w:t xml:space="preserve">0.67</w:t>
+            </w:r>
+          </w:p>
+        </w:tc>
+        <w:tc>
+          <w:tcPr>
+            <w:tcBorders>
+              <w:bottom w:val="none" w:sz="0" w:space="0" w:color="000000"/>
+              <w:top w:val="none" w:sz="0" w:space="0" w:color="000000"/>
+              <w:left w:val="none" w:sz="0" w:space="0" w:color="000000"/>
+              <w:right w:val="none" w:sz="0" w:space="0" w:color="000000"/>
+            </w:tcBorders>
+            <w:shd w:val="clear" w:color="auto" w:fill="FFFFFF"/>
+            <w:tcMar>
+              <w:top w:w="0" w:type="dxa"/>
+              <w:bottom w:w="0" w:type="dxa"/>
+              <w:left w:w="0" w:type="dxa"/>
+              <w:right w:w="0" w:type="dxa"/>
+            </w:tcMar>
+            <w:vAlign w:val="top"/>
+          </w:tcPr>
+          <w:p>
+            <w:pPr>
+              <w:pStyle w:val="Normal"/>
+              <w:jc w:val="center"/>
+              <w:pBdr>
+                <w:bottom w:val="none" w:sz="0" w:space="0" w:color="000000"/>
+                <w:top w:val="none" w:sz="0" w:space="0" w:color="000000"/>
+                <w:left w:val="none" w:sz="0" w:space="0" w:color="000000"/>
+                <w:right w:val="none" w:sz="0" w:space="0" w:color="000000"/>
+              </w:pBdr>
+              <w:spacing w:after="100" w:before="100" w:line="240"/>
+              <w:ind w:left="100" w:right="100" w:firstLine="0" w:firstLineChars="0"/>
+              <w:rPr>
+                <w:rFonts w:ascii="Helvetica" w:hAnsi="Helvetica" w:eastAsia="Helvetica" w:cs="Helvetica"/>
+                <w:i w:val="false"/>
+                <w:b w:val="false"/>
+                <w:u w:val="none"/>
+                <w:sz w:val="22"/>
+                <w:szCs w:val="22"/>
+                <w:color w:val="000000"/>
+              </w:rPr>
+            </w:pPr>
+            <w:r>
+              <w:rPr>
+                <w:rFonts w:ascii="Helvetica" w:hAnsi="Helvetica" w:eastAsia="Helvetica" w:cs="Helvetica"/>
+                <w:i w:val="false"/>
+                <w:b w:val="false"/>
+                <w:u w:val="none"/>
+                <w:sz w:val="22"/>
+                <w:szCs w:val="22"/>
+                <w:color w:val="000000"/>
+              </w:rPr>
+              <w:t xml:space="preserve">0.51, 0.87</w:t>
+            </w:r>
+          </w:p>
+        </w:tc>
+        <w:tc>
+          <w:tcPr>
+            <w:tcBorders>
+              <w:bottom w:val="none" w:sz="0" w:space="0" w:color="000000"/>
+              <w:top w:val="none" w:sz="0" w:space="0" w:color="000000"/>
+              <w:left w:val="none" w:sz="0" w:space="0" w:color="000000"/>
+              <w:right w:val="none" w:sz="0" w:space="0" w:color="000000"/>
+            </w:tcBorders>
+            <w:shd w:val="clear" w:color="auto" w:fill="FFFFFF"/>
+            <w:tcMar>
+              <w:top w:w="0" w:type="dxa"/>
+              <w:bottom w:w="0" w:type="dxa"/>
+              <w:left w:w="0" w:type="dxa"/>
+              <w:right w:w="0" w:type="dxa"/>
+            </w:tcMar>
+            <w:vAlign w:val="top"/>
+          </w:tcPr>
+          <w:p>
+            <w:pPr>
+              <w:pStyle w:val="Normal"/>
+              <w:jc w:val="center"/>
+              <w:pBdr>
+                <w:bottom w:val="none" w:sz="0" w:space="0" w:color="000000"/>
+                <w:top w:val="none" w:sz="0" w:space="0" w:color="000000"/>
+                <w:left w:val="none" w:sz="0" w:space="0" w:color="000000"/>
+                <w:right w:val="none" w:sz="0" w:space="0" w:color="000000"/>
+              </w:pBdr>
+              <w:spacing w:after="100" w:before="100" w:line="240"/>
+              <w:ind w:left="100" w:right="100" w:firstLine="0" w:firstLineChars="0"/>
+              <w:rPr>
+                <w:rFonts w:ascii="Helvetica" w:hAnsi="Helvetica" w:eastAsia="Helvetica" w:cs="Helvetica"/>
+                <w:i w:val="false"/>
+                <w:b w:val="false"/>
+                <w:u w:val="none"/>
+                <w:sz w:val="22"/>
+                <w:szCs w:val="22"/>
+                <w:color w:val="000000"/>
+              </w:rPr>
+            </w:pPr>
+            <w:r>
+              <w:rPr>
+                <w:rFonts w:ascii="Helvetica" w:hAnsi="Helvetica" w:eastAsia="Helvetica" w:cs="Helvetica"/>
+                <w:i w:val="false"/>
+                <w:b w:val="false"/>
+                <w:u w:val="none"/>
+                <w:sz w:val="22"/>
+                <w:szCs w:val="22"/>
+                <w:color w:val="000000"/>
+              </w:rPr>
+              <w:t xml:space="preserve">0.003</w:t>
             </w:r>
           </w:p>
         </w:tc>
@@ -14144,113 +14144,113 @@
                 <w:szCs w:val="22"/>
                 <w:color w:val="000000"/>
               </w:rPr>
-              <w:t xml:space="preserve">0.50</w:t>
-            </w:r>
-          </w:p>
-        </w:tc>
-        <w:tc>
-          <w:tcPr>
-            <w:tcBorders>
-              <w:bottom w:val="none" w:sz="0" w:space="0" w:color="000000"/>
-              <w:top w:val="none" w:sz="0" w:space="0" w:color="000000"/>
-              <w:left w:val="none" w:sz="0" w:space="0" w:color="000000"/>
-              <w:right w:val="none" w:sz="0" w:space="0" w:color="000000"/>
-            </w:tcBorders>
-            <w:shd w:val="clear" w:color="auto" w:fill="FFFFFF"/>
-            <w:tcMar>
-              <w:top w:w="0" w:type="dxa"/>
-              <w:bottom w:w="0" w:type="dxa"/>
-              <w:left w:w="0" w:type="dxa"/>
-              <w:right w:w="0" w:type="dxa"/>
-            </w:tcMar>
-            <w:vAlign w:val="top"/>
-          </w:tcPr>
-          <w:p>
-            <w:pPr>
-              <w:pStyle w:val="Normal"/>
-              <w:jc w:val="center"/>
-              <w:pBdr>
-                <w:bottom w:val="none" w:sz="0" w:space="0" w:color="000000"/>
-                <w:top w:val="none" w:sz="0" w:space="0" w:color="000000"/>
-                <w:left w:val="none" w:sz="0" w:space="0" w:color="000000"/>
-                <w:right w:val="none" w:sz="0" w:space="0" w:color="000000"/>
-              </w:pBdr>
-              <w:spacing w:after="100" w:before="100" w:line="240"/>
-              <w:ind w:left="100" w:right="100" w:firstLine="0" w:firstLineChars="0"/>
-              <w:rPr>
-                <w:rFonts w:ascii="Helvetica" w:hAnsi="Helvetica" w:eastAsia="Helvetica" w:cs="Helvetica"/>
-                <w:i w:val="false"/>
-                <w:b w:val="false"/>
-                <w:u w:val="none"/>
-                <w:sz w:val="22"/>
-                <w:szCs w:val="22"/>
-                <w:color w:val="000000"/>
-              </w:rPr>
-            </w:pPr>
-            <w:r>
-              <w:rPr>
-                <w:rFonts w:ascii="Helvetica" w:hAnsi="Helvetica" w:eastAsia="Helvetica" w:cs="Helvetica"/>
-                <w:i w:val="false"/>
-                <w:b w:val="false"/>
-                <w:u w:val="none"/>
-                <w:sz w:val="22"/>
-                <w:szCs w:val="22"/>
-                <w:color w:val="000000"/>
-              </w:rPr>
-              <w:t xml:space="preserve">0.32, 0.79</w:t>
-            </w:r>
-          </w:p>
-        </w:tc>
-        <w:tc>
-          <w:tcPr>
-            <w:tcBorders>
-              <w:bottom w:val="none" w:sz="0" w:space="0" w:color="000000"/>
-              <w:top w:val="none" w:sz="0" w:space="0" w:color="000000"/>
-              <w:left w:val="none" w:sz="0" w:space="0" w:color="000000"/>
-              <w:right w:val="none" w:sz="0" w:space="0" w:color="000000"/>
-            </w:tcBorders>
-            <w:shd w:val="clear" w:color="auto" w:fill="FFFFFF"/>
-            <w:tcMar>
-              <w:top w:w="0" w:type="dxa"/>
-              <w:bottom w:w="0" w:type="dxa"/>
-              <w:left w:w="0" w:type="dxa"/>
-              <w:right w:w="0" w:type="dxa"/>
-            </w:tcMar>
-            <w:vAlign w:val="top"/>
-          </w:tcPr>
-          <w:p>
-            <w:pPr>
-              <w:pStyle w:val="Normal"/>
-              <w:jc w:val="center"/>
-              <w:pBdr>
-                <w:bottom w:val="none" w:sz="0" w:space="0" w:color="000000"/>
-                <w:top w:val="none" w:sz="0" w:space="0" w:color="000000"/>
-                <w:left w:val="none" w:sz="0" w:space="0" w:color="000000"/>
-                <w:right w:val="none" w:sz="0" w:space="0" w:color="000000"/>
-              </w:pBdr>
-              <w:spacing w:after="100" w:before="100" w:line="240"/>
-              <w:ind w:left="100" w:right="100" w:firstLine="0" w:firstLineChars="0"/>
-              <w:rPr>
-                <w:rFonts w:ascii="Helvetica" w:hAnsi="Helvetica" w:eastAsia="Helvetica" w:cs="Helvetica"/>
-                <w:i w:val="false"/>
-                <w:b w:val="false"/>
-                <w:u w:val="none"/>
-                <w:sz w:val="22"/>
-                <w:szCs w:val="22"/>
-                <w:color w:val="000000"/>
-              </w:rPr>
-            </w:pPr>
-            <w:r>
-              <w:rPr>
-                <w:rFonts w:ascii="Helvetica" w:hAnsi="Helvetica" w:eastAsia="Helvetica" w:cs="Helvetica"/>
-                <w:i w:val="false"/>
-                <w:b w:val="false"/>
-                <w:u w:val="none"/>
-                <w:sz w:val="22"/>
-                <w:szCs w:val="22"/>
-                <w:color w:val="000000"/>
-              </w:rPr>
-              <w:t xml:space="preserve">0.003</w:t>
+              <w:t xml:space="preserve">0.52</w:t>
+            </w:r>
+          </w:p>
+        </w:tc>
+        <w:tc>
+          <w:tcPr>
+            <w:tcBorders>
+              <w:bottom w:val="none" w:sz="0" w:space="0" w:color="000000"/>
+              <w:top w:val="none" w:sz="0" w:space="0" w:color="000000"/>
+              <w:left w:val="none" w:sz="0" w:space="0" w:color="000000"/>
+              <w:right w:val="none" w:sz="0" w:space="0" w:color="000000"/>
+            </w:tcBorders>
+            <w:shd w:val="clear" w:color="auto" w:fill="FFFFFF"/>
+            <w:tcMar>
+              <w:top w:w="0" w:type="dxa"/>
+              <w:bottom w:w="0" w:type="dxa"/>
+              <w:left w:w="0" w:type="dxa"/>
+              <w:right w:w="0" w:type="dxa"/>
+            </w:tcMar>
+            <w:vAlign w:val="top"/>
+          </w:tcPr>
+          <w:p>
+            <w:pPr>
+              <w:pStyle w:val="Normal"/>
+              <w:jc w:val="center"/>
+              <w:pBdr>
+                <w:bottom w:val="none" w:sz="0" w:space="0" w:color="000000"/>
+                <w:top w:val="none" w:sz="0" w:space="0" w:color="000000"/>
+                <w:left w:val="none" w:sz="0" w:space="0" w:color="000000"/>
+                <w:right w:val="none" w:sz="0" w:space="0" w:color="000000"/>
+              </w:pBdr>
+              <w:spacing w:after="100" w:before="100" w:line="240"/>
+              <w:ind w:left="100" w:right="100" w:firstLine="0" w:firstLineChars="0"/>
+              <w:rPr>
+                <w:rFonts w:ascii="Helvetica" w:hAnsi="Helvetica" w:eastAsia="Helvetica" w:cs="Helvetica"/>
+                <w:i w:val="false"/>
+                <w:b w:val="false"/>
+                <w:u w:val="none"/>
+                <w:sz w:val="22"/>
+                <w:szCs w:val="22"/>
+                <w:color w:val="000000"/>
+              </w:rPr>
+            </w:pPr>
+            <w:r>
+              <w:rPr>
+                <w:rFonts w:ascii="Helvetica" w:hAnsi="Helvetica" w:eastAsia="Helvetica" w:cs="Helvetica"/>
+                <w:i w:val="false"/>
+                <w:b w:val="false"/>
+                <w:u w:val="none"/>
+                <w:sz w:val="22"/>
+                <w:szCs w:val="22"/>
+                <w:color w:val="000000"/>
+              </w:rPr>
+              <w:t xml:space="preserve">0.33, 0.82</w:t>
+            </w:r>
+          </w:p>
+        </w:tc>
+        <w:tc>
+          <w:tcPr>
+            <w:tcBorders>
+              <w:bottom w:val="none" w:sz="0" w:space="0" w:color="000000"/>
+              <w:top w:val="none" w:sz="0" w:space="0" w:color="000000"/>
+              <w:left w:val="none" w:sz="0" w:space="0" w:color="000000"/>
+              <w:right w:val="none" w:sz="0" w:space="0" w:color="000000"/>
+            </w:tcBorders>
+            <w:shd w:val="clear" w:color="auto" w:fill="FFFFFF"/>
+            <w:tcMar>
+              <w:top w:w="0" w:type="dxa"/>
+              <w:bottom w:w="0" w:type="dxa"/>
+              <w:left w:w="0" w:type="dxa"/>
+              <w:right w:w="0" w:type="dxa"/>
+            </w:tcMar>
+            <w:vAlign w:val="top"/>
+          </w:tcPr>
+          <w:p>
+            <w:pPr>
+              <w:pStyle w:val="Normal"/>
+              <w:jc w:val="center"/>
+              <w:pBdr>
+                <w:bottom w:val="none" w:sz="0" w:space="0" w:color="000000"/>
+                <w:top w:val="none" w:sz="0" w:space="0" w:color="000000"/>
+                <w:left w:val="none" w:sz="0" w:space="0" w:color="000000"/>
+                <w:right w:val="none" w:sz="0" w:space="0" w:color="000000"/>
+              </w:pBdr>
+              <w:spacing w:after="100" w:before="100" w:line="240"/>
+              <w:ind w:left="100" w:right="100" w:firstLine="0" w:firstLineChars="0"/>
+              <w:rPr>
+                <w:rFonts w:ascii="Helvetica" w:hAnsi="Helvetica" w:eastAsia="Helvetica" w:cs="Helvetica"/>
+                <w:i w:val="false"/>
+                <w:b w:val="false"/>
+                <w:u w:val="none"/>
+                <w:sz w:val="22"/>
+                <w:szCs w:val="22"/>
+                <w:color w:val="000000"/>
+              </w:rPr>
+            </w:pPr>
+            <w:r>
+              <w:rPr>
+                <w:rFonts w:ascii="Helvetica" w:hAnsi="Helvetica" w:eastAsia="Helvetica" w:cs="Helvetica"/>
+                <w:i w:val="false"/>
+                <w:b w:val="false"/>
+                <w:u w:val="none"/>
+                <w:sz w:val="22"/>
+                <w:szCs w:val="22"/>
+                <w:color w:val="000000"/>
+              </w:rPr>
+              <w:t xml:space="preserve">0.005</w:t>
             </w:r>
           </w:p>
         </w:tc>
@@ -14415,7 +14415,7 @@
                 <w:szCs w:val="22"/>
                 <w:color w:val="000000"/>
               </w:rPr>
-              <w:t xml:space="preserve">1.52</w:t>
+              <w:t xml:space="preserve">1.53</w:t>
             </w:r>
           </w:p>
         </w:tc>
@@ -14627,113 +14627,113 @@
                 <w:szCs w:val="22"/>
                 <w:color w:val="000000"/>
               </w:rPr>
-              <w:t xml:space="preserve">0.63</w:t>
-            </w:r>
-          </w:p>
-        </w:tc>
-        <w:tc>
-          <w:tcPr>
-            <w:tcBorders>
-              <w:bottom w:val="none" w:sz="0" w:space="0" w:color="000000"/>
-              <w:top w:val="none" w:sz="0" w:space="0" w:color="000000"/>
-              <w:left w:val="none" w:sz="0" w:space="0" w:color="000000"/>
-              <w:right w:val="none" w:sz="0" w:space="0" w:color="000000"/>
-            </w:tcBorders>
-            <w:shd w:val="clear" w:color="auto" w:fill="FFFFFF"/>
-            <w:tcMar>
-              <w:top w:w="0" w:type="dxa"/>
-              <w:bottom w:w="0" w:type="dxa"/>
-              <w:left w:w="0" w:type="dxa"/>
-              <w:right w:w="0" w:type="dxa"/>
-            </w:tcMar>
-            <w:vAlign w:val="top"/>
-          </w:tcPr>
-          <w:p>
-            <w:pPr>
-              <w:pStyle w:val="Normal"/>
-              <w:jc w:val="center"/>
-              <w:pBdr>
-                <w:bottom w:val="none" w:sz="0" w:space="0" w:color="000000"/>
-                <w:top w:val="none" w:sz="0" w:space="0" w:color="000000"/>
-                <w:left w:val="none" w:sz="0" w:space="0" w:color="000000"/>
-                <w:right w:val="none" w:sz="0" w:space="0" w:color="000000"/>
-              </w:pBdr>
-              <w:spacing w:after="100" w:before="100" w:line="240"/>
-              <w:ind w:left="100" w:right="100" w:firstLine="0" w:firstLineChars="0"/>
-              <w:rPr>
-                <w:rFonts w:ascii="Helvetica" w:hAnsi="Helvetica" w:eastAsia="Helvetica" w:cs="Helvetica"/>
-                <w:i w:val="false"/>
-                <w:b w:val="false"/>
-                <w:u w:val="none"/>
-                <w:sz w:val="22"/>
-                <w:szCs w:val="22"/>
-                <w:color w:val="000000"/>
-              </w:rPr>
-            </w:pPr>
-            <w:r>
-              <w:rPr>
-                <w:rFonts w:ascii="Helvetica" w:hAnsi="Helvetica" w:eastAsia="Helvetica" w:cs="Helvetica"/>
-                <w:i w:val="false"/>
-                <w:b w:val="false"/>
-                <w:u w:val="none"/>
-                <w:sz w:val="22"/>
-                <w:szCs w:val="22"/>
-                <w:color w:val="000000"/>
-              </w:rPr>
-              <w:t xml:space="preserve">0.41, 0.96</w:t>
-            </w:r>
-          </w:p>
-        </w:tc>
-        <w:tc>
-          <w:tcPr>
-            <w:tcBorders>
-              <w:bottom w:val="none" w:sz="0" w:space="0" w:color="000000"/>
-              <w:top w:val="none" w:sz="0" w:space="0" w:color="000000"/>
-              <w:left w:val="none" w:sz="0" w:space="0" w:color="000000"/>
-              <w:right w:val="none" w:sz="0" w:space="0" w:color="000000"/>
-            </w:tcBorders>
-            <w:shd w:val="clear" w:color="auto" w:fill="FFFFFF"/>
-            <w:tcMar>
-              <w:top w:w="0" w:type="dxa"/>
-              <w:bottom w:w="0" w:type="dxa"/>
-              <w:left w:w="0" w:type="dxa"/>
-              <w:right w:w="0" w:type="dxa"/>
-            </w:tcMar>
-            <w:vAlign w:val="top"/>
-          </w:tcPr>
-          <w:p>
-            <w:pPr>
-              <w:pStyle w:val="Normal"/>
-              <w:jc w:val="center"/>
-              <w:pBdr>
-                <w:bottom w:val="none" w:sz="0" w:space="0" w:color="000000"/>
-                <w:top w:val="none" w:sz="0" w:space="0" w:color="000000"/>
-                <w:left w:val="none" w:sz="0" w:space="0" w:color="000000"/>
-                <w:right w:val="none" w:sz="0" w:space="0" w:color="000000"/>
-              </w:pBdr>
-              <w:spacing w:after="100" w:before="100" w:line="240"/>
-              <w:ind w:left="100" w:right="100" w:firstLine="0" w:firstLineChars="0"/>
-              <w:rPr>
-                <w:rFonts w:ascii="Helvetica" w:hAnsi="Helvetica" w:eastAsia="Helvetica" w:cs="Helvetica"/>
-                <w:i w:val="false"/>
-                <w:b w:val="false"/>
-                <w:u w:val="none"/>
-                <w:sz w:val="22"/>
-                <w:szCs w:val="22"/>
-                <w:color w:val="000000"/>
-              </w:rPr>
-            </w:pPr>
-            <w:r>
-              <w:rPr>
-                <w:rFonts w:ascii="Helvetica" w:hAnsi="Helvetica" w:eastAsia="Helvetica" w:cs="Helvetica"/>
-                <w:i w:val="false"/>
-                <w:b w:val="false"/>
-                <w:u w:val="none"/>
-                <w:sz w:val="22"/>
-                <w:szCs w:val="22"/>
-                <w:color w:val="000000"/>
-              </w:rPr>
-              <w:t xml:space="preserve">0.032</w:t>
+              <w:t xml:space="preserve">0.62</w:t>
+            </w:r>
+          </w:p>
+        </w:tc>
+        <w:tc>
+          <w:tcPr>
+            <w:tcBorders>
+              <w:bottom w:val="none" w:sz="0" w:space="0" w:color="000000"/>
+              <w:top w:val="none" w:sz="0" w:space="0" w:color="000000"/>
+              <w:left w:val="none" w:sz="0" w:space="0" w:color="000000"/>
+              <w:right w:val="none" w:sz="0" w:space="0" w:color="000000"/>
+            </w:tcBorders>
+            <w:shd w:val="clear" w:color="auto" w:fill="FFFFFF"/>
+            <w:tcMar>
+              <w:top w:w="0" w:type="dxa"/>
+              <w:bottom w:w="0" w:type="dxa"/>
+              <w:left w:w="0" w:type="dxa"/>
+              <w:right w:w="0" w:type="dxa"/>
+            </w:tcMar>
+            <w:vAlign w:val="top"/>
+          </w:tcPr>
+          <w:p>
+            <w:pPr>
+              <w:pStyle w:val="Normal"/>
+              <w:jc w:val="center"/>
+              <w:pBdr>
+                <w:bottom w:val="none" w:sz="0" w:space="0" w:color="000000"/>
+                <w:top w:val="none" w:sz="0" w:space="0" w:color="000000"/>
+                <w:left w:val="none" w:sz="0" w:space="0" w:color="000000"/>
+                <w:right w:val="none" w:sz="0" w:space="0" w:color="000000"/>
+              </w:pBdr>
+              <w:spacing w:after="100" w:before="100" w:line="240"/>
+              <w:ind w:left="100" w:right="100" w:firstLine="0" w:firstLineChars="0"/>
+              <w:rPr>
+                <w:rFonts w:ascii="Helvetica" w:hAnsi="Helvetica" w:eastAsia="Helvetica" w:cs="Helvetica"/>
+                <w:i w:val="false"/>
+                <w:b w:val="false"/>
+                <w:u w:val="none"/>
+                <w:sz w:val="22"/>
+                <w:szCs w:val="22"/>
+                <w:color w:val="000000"/>
+              </w:rPr>
+            </w:pPr>
+            <w:r>
+              <w:rPr>
+                <w:rFonts w:ascii="Helvetica" w:hAnsi="Helvetica" w:eastAsia="Helvetica" w:cs="Helvetica"/>
+                <w:i w:val="false"/>
+                <w:b w:val="false"/>
+                <w:u w:val="none"/>
+                <w:sz w:val="22"/>
+                <w:szCs w:val="22"/>
+                <w:color w:val="000000"/>
+              </w:rPr>
+              <w:t xml:space="preserve">0.41, 0.95</w:t>
+            </w:r>
+          </w:p>
+        </w:tc>
+        <w:tc>
+          <w:tcPr>
+            <w:tcBorders>
+              <w:bottom w:val="none" w:sz="0" w:space="0" w:color="000000"/>
+              <w:top w:val="none" w:sz="0" w:space="0" w:color="000000"/>
+              <w:left w:val="none" w:sz="0" w:space="0" w:color="000000"/>
+              <w:right w:val="none" w:sz="0" w:space="0" w:color="000000"/>
+            </w:tcBorders>
+            <w:shd w:val="clear" w:color="auto" w:fill="FFFFFF"/>
+            <w:tcMar>
+              <w:top w:w="0" w:type="dxa"/>
+              <w:bottom w:w="0" w:type="dxa"/>
+              <w:left w:w="0" w:type="dxa"/>
+              <w:right w:w="0" w:type="dxa"/>
+            </w:tcMar>
+            <w:vAlign w:val="top"/>
+          </w:tcPr>
+          <w:p>
+            <w:pPr>
+              <w:pStyle w:val="Normal"/>
+              <w:jc w:val="center"/>
+              <w:pBdr>
+                <w:bottom w:val="none" w:sz="0" w:space="0" w:color="000000"/>
+                <w:top w:val="none" w:sz="0" w:space="0" w:color="000000"/>
+                <w:left w:val="none" w:sz="0" w:space="0" w:color="000000"/>
+                <w:right w:val="none" w:sz="0" w:space="0" w:color="000000"/>
+              </w:pBdr>
+              <w:spacing w:after="100" w:before="100" w:line="240"/>
+              <w:ind w:left="100" w:right="100" w:firstLine="0" w:firstLineChars="0"/>
+              <w:rPr>
+                <w:rFonts w:ascii="Helvetica" w:hAnsi="Helvetica" w:eastAsia="Helvetica" w:cs="Helvetica"/>
+                <w:i w:val="false"/>
+                <w:b w:val="false"/>
+                <w:u w:val="none"/>
+                <w:sz w:val="22"/>
+                <w:szCs w:val="22"/>
+                <w:color w:val="000000"/>
+              </w:rPr>
+            </w:pPr>
+            <w:r>
+              <w:rPr>
+                <w:rFonts w:ascii="Helvetica" w:hAnsi="Helvetica" w:eastAsia="Helvetica" w:cs="Helvetica"/>
+                <w:i w:val="false"/>
+                <w:b w:val="false"/>
+                <w:u w:val="none"/>
+                <w:sz w:val="22"/>
+                <w:szCs w:val="22"/>
+                <w:color w:val="000000"/>
+              </w:rPr>
+              <w:t xml:space="preserve">0.030</w:t>
             </w:r>
           </w:p>
         </w:tc>
@@ -14898,7 +14898,7 @@
                 <w:szCs w:val="22"/>
                 <w:color w:val="000000"/>
               </w:rPr>
-              <w:t xml:space="preserve">1.10</w:t>
+              <w:t xml:space="preserve">1.09</w:t>
             </w:r>
           </w:p>
         </w:tc>
@@ -15004,7 +15004,7 @@
                 <w:szCs w:val="22"/>
                 <w:color w:val="000000"/>
               </w:rPr>
-              <w:t xml:space="preserve">0.420</w:t>
+              <w:t xml:space="preserve">0.440</w:t>
             </w:r>
           </w:p>
         </w:tc>
@@ -15110,113 +15110,113 @@
                 <w:szCs w:val="22"/>
                 <w:color w:val="000000"/>
               </w:rPr>
-              <w:t xml:space="preserve">1.22</w:t>
-            </w:r>
-          </w:p>
-        </w:tc>
-        <w:tc>
-          <w:tcPr>
-            <w:tcBorders>
-              <w:bottom w:val="none" w:sz="0" w:space="0" w:color="000000"/>
-              <w:top w:val="none" w:sz="0" w:space="0" w:color="000000"/>
-              <w:left w:val="none" w:sz="0" w:space="0" w:color="000000"/>
-              <w:right w:val="none" w:sz="0" w:space="0" w:color="000000"/>
-            </w:tcBorders>
-            <w:shd w:val="clear" w:color="auto" w:fill="FFFFFF"/>
-            <w:tcMar>
-              <w:top w:w="0" w:type="dxa"/>
-              <w:bottom w:w="0" w:type="dxa"/>
-              <w:left w:w="0" w:type="dxa"/>
-              <w:right w:w="0" w:type="dxa"/>
-            </w:tcMar>
-            <w:vAlign w:val="top"/>
-          </w:tcPr>
-          <w:p>
-            <w:pPr>
-              <w:pStyle w:val="Normal"/>
-              <w:jc w:val="center"/>
-              <w:pBdr>
-                <w:bottom w:val="none" w:sz="0" w:space="0" w:color="000000"/>
-                <w:top w:val="none" w:sz="0" w:space="0" w:color="000000"/>
-                <w:left w:val="none" w:sz="0" w:space="0" w:color="000000"/>
-                <w:right w:val="none" w:sz="0" w:space="0" w:color="000000"/>
-              </w:pBdr>
-              <w:spacing w:after="100" w:before="100" w:line="240"/>
-              <w:ind w:left="100" w:right="100" w:firstLine="0" w:firstLineChars="0"/>
-              <w:rPr>
-                <w:rFonts w:ascii="Helvetica" w:hAnsi="Helvetica" w:eastAsia="Helvetica" w:cs="Helvetica"/>
-                <w:i w:val="false"/>
-                <w:b w:val="false"/>
-                <w:u w:val="none"/>
-                <w:sz w:val="22"/>
-                <w:szCs w:val="22"/>
-                <w:color w:val="000000"/>
-              </w:rPr>
-            </w:pPr>
-            <w:r>
-              <w:rPr>
-                <w:rFonts w:ascii="Helvetica" w:hAnsi="Helvetica" w:eastAsia="Helvetica" w:cs="Helvetica"/>
-                <w:i w:val="false"/>
-                <w:b w:val="false"/>
-                <w:u w:val="none"/>
-                <w:sz w:val="22"/>
-                <w:szCs w:val="22"/>
-                <w:color w:val="000000"/>
-              </w:rPr>
-              <w:t xml:space="preserve">0.89, 1.66</w:t>
-            </w:r>
-          </w:p>
-        </w:tc>
-        <w:tc>
-          <w:tcPr>
-            <w:tcBorders>
-              <w:bottom w:val="none" w:sz="0" w:space="0" w:color="000000"/>
-              <w:top w:val="none" w:sz="0" w:space="0" w:color="000000"/>
-              <w:left w:val="none" w:sz="0" w:space="0" w:color="000000"/>
-              <w:right w:val="none" w:sz="0" w:space="0" w:color="000000"/>
-            </w:tcBorders>
-            <w:shd w:val="clear" w:color="auto" w:fill="FFFFFF"/>
-            <w:tcMar>
-              <w:top w:w="0" w:type="dxa"/>
-              <w:bottom w:w="0" w:type="dxa"/>
-              <w:left w:w="0" w:type="dxa"/>
-              <w:right w:w="0" w:type="dxa"/>
-            </w:tcMar>
-            <w:vAlign w:val="top"/>
-          </w:tcPr>
-          <w:p>
-            <w:pPr>
-              <w:pStyle w:val="Normal"/>
-              <w:jc w:val="center"/>
-              <w:pBdr>
-                <w:bottom w:val="none" w:sz="0" w:space="0" w:color="000000"/>
-                <w:top w:val="none" w:sz="0" w:space="0" w:color="000000"/>
-                <w:left w:val="none" w:sz="0" w:space="0" w:color="000000"/>
-                <w:right w:val="none" w:sz="0" w:space="0" w:color="000000"/>
-              </w:pBdr>
-              <w:spacing w:after="100" w:before="100" w:line="240"/>
-              <w:ind w:left="100" w:right="100" w:firstLine="0" w:firstLineChars="0"/>
-              <w:rPr>
-                <w:rFonts w:ascii="Helvetica" w:hAnsi="Helvetica" w:eastAsia="Helvetica" w:cs="Helvetica"/>
-                <w:i w:val="false"/>
-                <w:b w:val="false"/>
-                <w:u w:val="none"/>
-                <w:sz w:val="22"/>
-                <w:szCs w:val="22"/>
-                <w:color w:val="000000"/>
-              </w:rPr>
-            </w:pPr>
-            <w:r>
-              <w:rPr>
-                <w:rFonts w:ascii="Helvetica" w:hAnsi="Helvetica" w:eastAsia="Helvetica" w:cs="Helvetica"/>
-                <w:i w:val="false"/>
-                <w:b w:val="false"/>
-                <w:u w:val="none"/>
-                <w:sz w:val="22"/>
-                <w:szCs w:val="22"/>
-                <w:color w:val="000000"/>
-              </w:rPr>
-              <w:t xml:space="preserve">0.220</w:t>
+              <w:t xml:space="preserve">1.21</w:t>
+            </w:r>
+          </w:p>
+        </w:tc>
+        <w:tc>
+          <w:tcPr>
+            <w:tcBorders>
+              <w:bottom w:val="none" w:sz="0" w:space="0" w:color="000000"/>
+              <w:top w:val="none" w:sz="0" w:space="0" w:color="000000"/>
+              <w:left w:val="none" w:sz="0" w:space="0" w:color="000000"/>
+              <w:right w:val="none" w:sz="0" w:space="0" w:color="000000"/>
+            </w:tcBorders>
+            <w:shd w:val="clear" w:color="auto" w:fill="FFFFFF"/>
+            <w:tcMar>
+              <w:top w:w="0" w:type="dxa"/>
+              <w:bottom w:w="0" w:type="dxa"/>
+              <w:left w:w="0" w:type="dxa"/>
+              <w:right w:w="0" w:type="dxa"/>
+            </w:tcMar>
+            <w:vAlign w:val="top"/>
+          </w:tcPr>
+          <w:p>
+            <w:pPr>
+              <w:pStyle w:val="Normal"/>
+              <w:jc w:val="center"/>
+              <w:pBdr>
+                <w:bottom w:val="none" w:sz="0" w:space="0" w:color="000000"/>
+                <w:top w:val="none" w:sz="0" w:space="0" w:color="000000"/>
+                <w:left w:val="none" w:sz="0" w:space="0" w:color="000000"/>
+                <w:right w:val="none" w:sz="0" w:space="0" w:color="000000"/>
+              </w:pBdr>
+              <w:spacing w:after="100" w:before="100" w:line="240"/>
+              <w:ind w:left="100" w:right="100" w:firstLine="0" w:firstLineChars="0"/>
+              <w:rPr>
+                <w:rFonts w:ascii="Helvetica" w:hAnsi="Helvetica" w:eastAsia="Helvetica" w:cs="Helvetica"/>
+                <w:i w:val="false"/>
+                <w:b w:val="false"/>
+                <w:u w:val="none"/>
+                <w:sz w:val="22"/>
+                <w:szCs w:val="22"/>
+                <w:color w:val="000000"/>
+              </w:rPr>
+            </w:pPr>
+            <w:r>
+              <w:rPr>
+                <w:rFonts w:ascii="Helvetica" w:hAnsi="Helvetica" w:eastAsia="Helvetica" w:cs="Helvetica"/>
+                <w:i w:val="false"/>
+                <w:b w:val="false"/>
+                <w:u w:val="none"/>
+                <w:sz w:val="22"/>
+                <w:szCs w:val="22"/>
+                <w:color w:val="000000"/>
+              </w:rPr>
+              <w:t xml:space="preserve">0.88, 1.65</w:t>
+            </w:r>
+          </w:p>
+        </w:tc>
+        <w:tc>
+          <w:tcPr>
+            <w:tcBorders>
+              <w:bottom w:val="none" w:sz="0" w:space="0" w:color="000000"/>
+              <w:top w:val="none" w:sz="0" w:space="0" w:color="000000"/>
+              <w:left w:val="none" w:sz="0" w:space="0" w:color="000000"/>
+              <w:right w:val="none" w:sz="0" w:space="0" w:color="000000"/>
+            </w:tcBorders>
+            <w:shd w:val="clear" w:color="auto" w:fill="FFFFFF"/>
+            <w:tcMar>
+              <w:top w:w="0" w:type="dxa"/>
+              <w:bottom w:w="0" w:type="dxa"/>
+              <w:left w:w="0" w:type="dxa"/>
+              <w:right w:w="0" w:type="dxa"/>
+            </w:tcMar>
+            <w:vAlign w:val="top"/>
+          </w:tcPr>
+          <w:p>
+            <w:pPr>
+              <w:pStyle w:val="Normal"/>
+              <w:jc w:val="center"/>
+              <w:pBdr>
+                <w:bottom w:val="none" w:sz="0" w:space="0" w:color="000000"/>
+                <w:top w:val="none" w:sz="0" w:space="0" w:color="000000"/>
+                <w:left w:val="none" w:sz="0" w:space="0" w:color="000000"/>
+                <w:right w:val="none" w:sz="0" w:space="0" w:color="000000"/>
+              </w:pBdr>
+              <w:spacing w:after="100" w:before="100" w:line="240"/>
+              <w:ind w:left="100" w:right="100" w:firstLine="0" w:firstLineChars="0"/>
+              <w:rPr>
+                <w:rFonts w:ascii="Helvetica" w:hAnsi="Helvetica" w:eastAsia="Helvetica" w:cs="Helvetica"/>
+                <w:i w:val="false"/>
+                <w:b w:val="false"/>
+                <w:u w:val="none"/>
+                <w:sz w:val="22"/>
+                <w:szCs w:val="22"/>
+                <w:color w:val="000000"/>
+              </w:rPr>
+            </w:pPr>
+            <w:r>
+              <w:rPr>
+                <w:rFonts w:ascii="Helvetica" w:hAnsi="Helvetica" w:eastAsia="Helvetica" w:cs="Helvetica"/>
+                <w:i w:val="false"/>
+                <w:b w:val="false"/>
+                <w:u w:val="none"/>
+                <w:sz w:val="22"/>
+                <w:szCs w:val="22"/>
+                <w:color w:val="000000"/>
+              </w:rPr>
+              <w:t xml:space="preserve">0.240</w:t>
             </w:r>
           </w:p>
         </w:tc>
@@ -15487,7 +15487,7 @@
                 <w:szCs w:val="22"/>
                 <w:color w:val="000000"/>
               </w:rPr>
-              <w:t xml:space="preserve">0.012</w:t>
+              <w:t xml:space="preserve">0.013</w:t>
             </w:r>
           </w:p>
         </w:tc>
@@ -15699,7 +15699,7 @@
                 <w:szCs w:val="22"/>
                 <w:color w:val="000000"/>
               </w:rPr>
-              <w:t xml:space="preserve">0.120</w:t>
+              <w:t xml:space="preserve">0.140</w:t>
             </w:r>
           </w:p>
         </w:tc>
@@ -16453,7 +16453,7 @@
                 <w:szCs w:val="22"/>
                 <w:color w:val="000000"/>
               </w:rPr>
-              <w:t xml:space="preserve">0.130</w:t>
+              <w:t xml:space="preserve">0.120</w:t>
             </w:r>
           </w:p>
         </w:tc>
@@ -16830,113 +16830,113 @@
                 <w:szCs w:val="22"/>
                 <w:color w:val="000000"/>
               </w:rPr>
-              <w:t xml:space="preserve">0.97</w:t>
-            </w:r>
-          </w:p>
-        </w:tc>
-        <w:tc>
-          <w:tcPr>
-            <w:tcBorders>
-              <w:bottom w:val="none" w:sz="0" w:space="0" w:color="000000"/>
-              <w:top w:val="none" w:sz="0" w:space="0" w:color="000000"/>
-              <w:left w:val="none" w:sz="0" w:space="0" w:color="000000"/>
-              <w:right w:val="none" w:sz="0" w:space="0" w:color="000000"/>
-            </w:tcBorders>
-            <w:shd w:val="clear" w:color="auto" w:fill="FFFFFF"/>
-            <w:tcMar>
-              <w:top w:w="0" w:type="dxa"/>
-              <w:bottom w:w="0" w:type="dxa"/>
-              <w:left w:w="0" w:type="dxa"/>
-              <w:right w:w="0" w:type="dxa"/>
-            </w:tcMar>
-            <w:vAlign w:val="top"/>
-          </w:tcPr>
-          <w:p>
-            <w:pPr>
-              <w:pStyle w:val="Normal"/>
-              <w:jc w:val="center"/>
-              <w:pBdr>
-                <w:bottom w:val="none" w:sz="0" w:space="0" w:color="000000"/>
-                <w:top w:val="none" w:sz="0" w:space="0" w:color="000000"/>
-                <w:left w:val="none" w:sz="0" w:space="0" w:color="000000"/>
-                <w:right w:val="none" w:sz="0" w:space="0" w:color="000000"/>
-              </w:pBdr>
-              <w:spacing w:after="100" w:before="100" w:line="240"/>
-              <w:ind w:left="100" w:right="100" w:firstLine="0" w:firstLineChars="0"/>
-              <w:rPr>
-                <w:rFonts w:ascii="Helvetica" w:hAnsi="Helvetica" w:eastAsia="Helvetica" w:cs="Helvetica"/>
-                <w:i w:val="false"/>
-                <w:b w:val="false"/>
-                <w:u w:val="none"/>
-                <w:sz w:val="22"/>
-                <w:szCs w:val="22"/>
-                <w:color w:val="000000"/>
-              </w:rPr>
-            </w:pPr>
-            <w:r>
-              <w:rPr>
-                <w:rFonts w:ascii="Helvetica" w:hAnsi="Helvetica" w:eastAsia="Helvetica" w:cs="Helvetica"/>
-                <w:i w:val="false"/>
-                <w:b w:val="false"/>
-                <w:u w:val="none"/>
-                <w:sz w:val="22"/>
-                <w:szCs w:val="22"/>
-                <w:color w:val="000000"/>
-              </w:rPr>
-              <w:t xml:space="preserve">0.75, 1.26</w:t>
-            </w:r>
-          </w:p>
-        </w:tc>
-        <w:tc>
-          <w:tcPr>
-            <w:tcBorders>
-              <w:bottom w:val="none" w:sz="0" w:space="0" w:color="000000"/>
-              <w:top w:val="none" w:sz="0" w:space="0" w:color="000000"/>
-              <w:left w:val="none" w:sz="0" w:space="0" w:color="000000"/>
-              <w:right w:val="none" w:sz="0" w:space="0" w:color="000000"/>
-            </w:tcBorders>
-            <w:shd w:val="clear" w:color="auto" w:fill="FFFFFF"/>
-            <w:tcMar>
-              <w:top w:w="0" w:type="dxa"/>
-              <w:bottom w:w="0" w:type="dxa"/>
-              <w:left w:w="0" w:type="dxa"/>
-              <w:right w:w="0" w:type="dxa"/>
-            </w:tcMar>
-            <w:vAlign w:val="top"/>
-          </w:tcPr>
-          <w:p>
-            <w:pPr>
-              <w:pStyle w:val="Normal"/>
-              <w:jc w:val="center"/>
-              <w:pBdr>
-                <w:bottom w:val="none" w:sz="0" w:space="0" w:color="000000"/>
-                <w:top w:val="none" w:sz="0" w:space="0" w:color="000000"/>
-                <w:left w:val="none" w:sz="0" w:space="0" w:color="000000"/>
-                <w:right w:val="none" w:sz="0" w:space="0" w:color="000000"/>
-              </w:pBdr>
-              <w:spacing w:after="100" w:before="100" w:line="240"/>
-              <w:ind w:left="100" w:right="100" w:firstLine="0" w:firstLineChars="0"/>
-              <w:rPr>
-                <w:rFonts w:ascii="Helvetica" w:hAnsi="Helvetica" w:eastAsia="Helvetica" w:cs="Helvetica"/>
-                <w:i w:val="false"/>
-                <w:b w:val="false"/>
-                <w:u w:val="none"/>
-                <w:sz w:val="22"/>
-                <w:szCs w:val="22"/>
-                <w:color w:val="000000"/>
-              </w:rPr>
-            </w:pPr>
-            <w:r>
-              <w:rPr>
-                <w:rFonts w:ascii="Helvetica" w:hAnsi="Helvetica" w:eastAsia="Helvetica" w:cs="Helvetica"/>
-                <w:i w:val="false"/>
-                <w:b w:val="false"/>
-                <w:u w:val="none"/>
-                <w:sz w:val="22"/>
-                <w:szCs w:val="22"/>
-                <w:color w:val="000000"/>
-              </w:rPr>
-              <w:t xml:space="preserve">0.840</w:t>
+              <w:t xml:space="preserve">0.98</w:t>
+            </w:r>
+          </w:p>
+        </w:tc>
+        <w:tc>
+          <w:tcPr>
+            <w:tcBorders>
+              <w:bottom w:val="none" w:sz="0" w:space="0" w:color="000000"/>
+              <w:top w:val="none" w:sz="0" w:space="0" w:color="000000"/>
+              <w:left w:val="none" w:sz="0" w:space="0" w:color="000000"/>
+              <w:right w:val="none" w:sz="0" w:space="0" w:color="000000"/>
+            </w:tcBorders>
+            <w:shd w:val="clear" w:color="auto" w:fill="FFFFFF"/>
+            <w:tcMar>
+              <w:top w:w="0" w:type="dxa"/>
+              <w:bottom w:w="0" w:type="dxa"/>
+              <w:left w:w="0" w:type="dxa"/>
+              <w:right w:w="0" w:type="dxa"/>
+            </w:tcMar>
+            <w:vAlign w:val="top"/>
+          </w:tcPr>
+          <w:p>
+            <w:pPr>
+              <w:pStyle w:val="Normal"/>
+              <w:jc w:val="center"/>
+              <w:pBdr>
+                <w:bottom w:val="none" w:sz="0" w:space="0" w:color="000000"/>
+                <w:top w:val="none" w:sz="0" w:space="0" w:color="000000"/>
+                <w:left w:val="none" w:sz="0" w:space="0" w:color="000000"/>
+                <w:right w:val="none" w:sz="0" w:space="0" w:color="000000"/>
+              </w:pBdr>
+              <w:spacing w:after="100" w:before="100" w:line="240"/>
+              <w:ind w:left="100" w:right="100" w:firstLine="0" w:firstLineChars="0"/>
+              <w:rPr>
+                <w:rFonts w:ascii="Helvetica" w:hAnsi="Helvetica" w:eastAsia="Helvetica" w:cs="Helvetica"/>
+                <w:i w:val="false"/>
+                <w:b w:val="false"/>
+                <w:u w:val="none"/>
+                <w:sz w:val="22"/>
+                <w:szCs w:val="22"/>
+                <w:color w:val="000000"/>
+              </w:rPr>
+            </w:pPr>
+            <w:r>
+              <w:rPr>
+                <w:rFonts w:ascii="Helvetica" w:hAnsi="Helvetica" w:eastAsia="Helvetica" w:cs="Helvetica"/>
+                <w:i w:val="false"/>
+                <w:b w:val="false"/>
+                <w:u w:val="none"/>
+                <w:sz w:val="22"/>
+                <w:szCs w:val="22"/>
+                <w:color w:val="000000"/>
+              </w:rPr>
+              <w:t xml:space="preserve">0.76, 1.26</w:t>
+            </w:r>
+          </w:p>
+        </w:tc>
+        <w:tc>
+          <w:tcPr>
+            <w:tcBorders>
+              <w:bottom w:val="none" w:sz="0" w:space="0" w:color="000000"/>
+              <w:top w:val="none" w:sz="0" w:space="0" w:color="000000"/>
+              <w:left w:val="none" w:sz="0" w:space="0" w:color="000000"/>
+              <w:right w:val="none" w:sz="0" w:space="0" w:color="000000"/>
+            </w:tcBorders>
+            <w:shd w:val="clear" w:color="auto" w:fill="FFFFFF"/>
+            <w:tcMar>
+              <w:top w:w="0" w:type="dxa"/>
+              <w:bottom w:w="0" w:type="dxa"/>
+              <w:left w:w="0" w:type="dxa"/>
+              <w:right w:w="0" w:type="dxa"/>
+            </w:tcMar>
+            <w:vAlign w:val="top"/>
+          </w:tcPr>
+          <w:p>
+            <w:pPr>
+              <w:pStyle w:val="Normal"/>
+              <w:jc w:val="center"/>
+              <w:pBdr>
+                <w:bottom w:val="none" w:sz="0" w:space="0" w:color="000000"/>
+                <w:top w:val="none" w:sz="0" w:space="0" w:color="000000"/>
+                <w:left w:val="none" w:sz="0" w:space="0" w:color="000000"/>
+                <w:right w:val="none" w:sz="0" w:space="0" w:color="000000"/>
+              </w:pBdr>
+              <w:spacing w:after="100" w:before="100" w:line="240"/>
+              <w:ind w:left="100" w:right="100" w:firstLine="0" w:firstLineChars="0"/>
+              <w:rPr>
+                <w:rFonts w:ascii="Helvetica" w:hAnsi="Helvetica" w:eastAsia="Helvetica" w:cs="Helvetica"/>
+                <w:i w:val="false"/>
+                <w:b w:val="false"/>
+                <w:u w:val="none"/>
+                <w:sz w:val="22"/>
+                <w:szCs w:val="22"/>
+                <w:color w:val="000000"/>
+              </w:rPr>
+            </w:pPr>
+            <w:r>
+              <w:rPr>
+                <w:rFonts w:ascii="Helvetica" w:hAnsi="Helvetica" w:eastAsia="Helvetica" w:cs="Helvetica"/>
+                <w:i w:val="false"/>
+                <w:b w:val="false"/>
+                <w:u w:val="none"/>
+                <w:sz w:val="22"/>
+                <w:szCs w:val="22"/>
+                <w:color w:val="000000"/>
+              </w:rPr>
+              <w:t xml:space="preserve">0.860</w:t>
             </w:r>
           </w:p>
         </w:tc>
@@ -17419,7 +17419,7 @@
                 <w:szCs w:val="22"/>
                 <w:color w:val="000000"/>
               </w:rPr>
-              <w:t xml:space="preserve">0.004</w:t>
+              <w:t xml:space="preserve">0.003</w:t>
             </w:r>
           </w:p>
         </w:tc>
@@ -17796,7 +17796,7 @@
                 <w:szCs w:val="22"/>
                 <w:color w:val="000000"/>
               </w:rPr>
-              <w:t xml:space="preserve">0.56</w:t>
+              <w:t xml:space="preserve">0.55</w:t>
             </w:r>
           </w:p>
         </w:tc>
